--- a/Class_Information/Module-8/BlueTeam_Mod8_TestPlan.docx
+++ b/Class_Information/Module-8/BlueTeam_Mod8_TestPlan.docx
@@ -1,6 +1,6 @@
 
 <file path=word/document.xml><?xml version="1.0" encoding="utf-8"?>
-<w:document xmlns:wpc="http://schemas.microsoft.com/office/word/2010/wordprocessingCanvas" xmlns:cx="http://schemas.microsoft.com/office/drawing/2014/chartex" xmlns:cx1="http://schemas.microsoft.com/office/drawing/2015/9/8/chartex" xmlns:cx2="http://schemas.microsoft.com/office/drawing/2015/10/21/chartex" xmlns:cx3="http://schemas.microsoft.com/office/drawing/2016/5/9/chartex" xmlns:cx4="http://schemas.microsoft.com/office/drawing/2016/5/10/chartex" xmlns:cx5="http://schemas.microsoft.com/office/drawing/2016/5/11/chartex" xmlns:cx6="http://schemas.microsoft.com/office/drawing/2016/5/12/chartex" xmlns:cx7="http://schemas.microsoft.com/office/drawing/2016/5/13/chartex" xmlns:cx8="http://schemas.microsoft.com/office/drawing/2016/5/14/chartex" xmlns:mc="http://schemas.openxmlformats.org/markup-compatibility/2006" xmlns:aink="http://schemas.microsoft.com/office/drawing/2016/ink" xmlns:am3d="http://schemas.microsoft.com/office/drawing/2017/model3d" xmlns:o="urn:schemas-microsoft-com:office:office" xmlns:r="http://schemas.openxmlformats.org/officeDocument/2006/relationships" xmlns:m="http://schemas.openxmlformats.org/officeDocument/2006/math" xmlns:v="urn:schemas-microsoft-com:vml" xmlns:wp14="http://schemas.microsoft.com/office/word/2010/wordprocessingDrawing" xmlns:wp="http://schemas.openxmlformats.org/drawingml/2006/wordprocessingDrawing" xmlns:w10="urn:schemas-microsoft-com:office:word" xmlns:w="http://schemas.openxmlformats.org/wordprocessingml/2006/main" xmlns:w14="http://schemas.microsoft.com/office/word/2010/wordml" xmlns:w15="http://schemas.microsoft.com/office/word/2012/wordml" xmlns:w16cex="http://schemas.microsoft.com/office/word/2018/wordml/cex" xmlns:w16cid="http://schemas.microsoft.com/office/word/2016/wordml/cid" xmlns:w16="http://schemas.microsoft.com/office/word/2018/wordml" xmlns:w16sdtdh="http://schemas.microsoft.com/office/word/2020/wordml/sdtdatahash" xmlns:w16se="http://schemas.microsoft.com/office/word/2015/wordml/symex" xmlns:wpg="http://schemas.microsoft.com/office/word/2010/wordprocessingGroup" xmlns:wpi="http://schemas.microsoft.com/office/word/2010/wordprocessingInk" xmlns:wne="http://schemas.microsoft.com/office/word/2006/wordml" xmlns:wps="http://schemas.microsoft.com/office/word/2010/wordprocessingShape" mc:Ignorable="w14 w15 w16se w16cid w16 w16cex w16sdtdh wp14">
+<w:document xmlns:wpc="http://schemas.microsoft.com/office/word/2010/wordprocessingCanvas" xmlns:cx="http://schemas.microsoft.com/office/drawing/2014/chartex" xmlns:cx1="http://schemas.microsoft.com/office/drawing/2015/9/8/chartex" xmlns:cx2="http://schemas.microsoft.com/office/drawing/2015/10/21/chartex" xmlns:cx3="http://schemas.microsoft.com/office/drawing/2016/5/9/chartex" xmlns:cx4="http://schemas.microsoft.com/office/drawing/2016/5/10/chartex" xmlns:cx5="http://schemas.microsoft.com/office/drawing/2016/5/11/chartex" xmlns:cx6="http://schemas.microsoft.com/office/drawing/2016/5/12/chartex" xmlns:cx7="http://schemas.microsoft.com/office/drawing/2016/5/13/chartex" xmlns:cx8="http://schemas.microsoft.com/office/drawing/2016/5/14/chartex" xmlns:mc="http://schemas.openxmlformats.org/markup-compatibility/2006" xmlns:aink="http://schemas.microsoft.com/office/drawing/2016/ink" xmlns:am3d="http://schemas.microsoft.com/office/drawing/2017/model3d" xmlns:o="urn:schemas-microsoft-com:office:office" xmlns:oel="http://schemas.microsoft.com/office/2019/extlst" xmlns:r="http://schemas.openxmlformats.org/officeDocument/2006/relationships" xmlns:m="http://schemas.openxmlformats.org/officeDocument/2006/math" xmlns:v="urn:schemas-microsoft-com:vml" xmlns:wp14="http://schemas.microsoft.com/office/word/2010/wordprocessingDrawing" xmlns:wp="http://schemas.openxmlformats.org/drawingml/2006/wordprocessingDrawing" xmlns:w10="urn:schemas-microsoft-com:office:word" xmlns:w="http://schemas.openxmlformats.org/wordprocessingml/2006/main" xmlns:w14="http://schemas.microsoft.com/office/word/2010/wordml" xmlns:w15="http://schemas.microsoft.com/office/word/2012/wordml" xmlns:w16cex="http://schemas.microsoft.com/office/word/2018/wordml/cex" xmlns:w16cid="http://schemas.microsoft.com/office/word/2016/wordml/cid" xmlns:w16="http://schemas.microsoft.com/office/word/2018/wordml" xmlns:w16du="http://schemas.microsoft.com/office/word/2023/wordml/word16du" xmlns:w16sdtdh="http://schemas.microsoft.com/office/word/2020/wordml/sdtdatahash" xmlns:w16sdtfl="http://schemas.microsoft.com/office/word/2024/wordml/sdtformatlock" xmlns:w16se="http://schemas.microsoft.com/office/word/2015/wordml/symex" xmlns:wpg="http://schemas.microsoft.com/office/word/2010/wordprocessingGroup" xmlns:wpi="http://schemas.microsoft.com/office/word/2010/wordprocessingInk" xmlns:wne="http://schemas.microsoft.com/office/word/2006/wordml" xmlns:wps="http://schemas.microsoft.com/office/word/2010/wordprocessingShape" mc:Ignorable="w14 w15 w16se w16cid w16 w16cex w16sdtdh w16sdtfl w16du wp14">
   <w:body>
     <w:tbl>
       <w:tblPr>
@@ -297,7 +297,7 @@
           <w:sz w:val="24"/>
           <w:szCs w:val="24"/>
         </w:rPr>
-        <w:t xml:space="preserve">Look Up Reservation</w:t>
+        <w:t>Look Up Reservation</w:t>
       </w:r>
     </w:p>
     <w:p>
@@ -317,7 +317,7 @@
           <w:sz w:val="24"/>
           <w:szCs w:val="24"/>
         </w:rPr>
-        <w:t xml:space="preserve">Front End Developer:</w:t>
+        <w:t>Front End Developer:</w:t>
       </w:r>
       <w:r>
         <w:rPr>
@@ -345,7 +345,7 @@
           <w:sz w:val="24"/>
           <w:szCs w:val="24"/>
         </w:rPr>
-        <w:t xml:space="preserve">Back End Developer:</w:t>
+        <w:t>Back End Developer:</w:t>
       </w:r>
       <w:r>
         <w:rPr>
@@ -383,7 +383,7 @@
           <w:sz w:val="24"/>
           <w:szCs w:val="24"/>
         </w:rPr>
-        <w:t xml:space="preserve">Front End Developer Tester:</w:t>
+        <w:t>Front End Developer Tester:</w:t>
       </w:r>
       <w:r>
         <w:rPr>
@@ -411,7 +411,7 @@
           <w:sz w:val="24"/>
           <w:szCs w:val="24"/>
         </w:rPr>
-        <w:t xml:space="preserve">Back End Developer Tester:</w:t>
+        <w:t>Back End Developer Tester:</w:t>
       </w:r>
       <w:r>
         <w:rPr>
@@ -449,7 +449,7 @@
           <w:sz w:val="24"/>
           <w:szCs w:val="24"/>
         </w:rPr>
-        <w:t xml:space="preserve">Front End Peer Tester:</w:t>
+        <w:t>Front End Peer Tester:</w:t>
       </w:r>
       <w:r>
         <w:rPr>
@@ -477,7 +477,7 @@
           <w:sz w:val="24"/>
           <w:szCs w:val="24"/>
         </w:rPr>
-        <w:t xml:space="preserve">Back End Peer Tester:</w:t>
+        <w:t>Back End Peer Tester:</w:t>
       </w:r>
       <w:r>
         <w:rPr>
@@ -515,7 +515,7 @@
           <w:sz w:val="24"/>
           <w:szCs w:val="24"/>
         </w:rPr>
-        <w:t xml:space="preserve">Edit User Profile</w:t>
+        <w:t>Edit User Profile</w:t>
       </w:r>
     </w:p>
     <w:p>
@@ -535,7 +535,7 @@
           <w:sz w:val="24"/>
           <w:szCs w:val="24"/>
         </w:rPr>
-        <w:t xml:space="preserve">Front End Developer:</w:t>
+        <w:t>Front End Developer:</w:t>
       </w:r>
       <w:r>
         <w:rPr>
@@ -563,7 +563,7 @@
           <w:sz w:val="24"/>
           <w:szCs w:val="24"/>
         </w:rPr>
-        <w:t xml:space="preserve">Back End Developer:</w:t>
+        <w:t>Back End Developer:</w:t>
       </w:r>
       <w:r>
         <w:rPr>
@@ -601,7 +601,7 @@
           <w:sz w:val="24"/>
           <w:szCs w:val="24"/>
         </w:rPr>
-        <w:t xml:space="preserve">Front End Developer Tester:</w:t>
+        <w:t>Front End Developer Tester:</w:t>
       </w:r>
       <w:r>
         <w:rPr>
@@ -629,7 +629,7 @@
           <w:sz w:val="24"/>
           <w:szCs w:val="24"/>
         </w:rPr>
-        <w:t xml:space="preserve">Back End Developer Tester:</w:t>
+        <w:t>Back End Developer Tester:</w:t>
       </w:r>
       <w:r>
         <w:rPr>
@@ -667,7 +667,7 @@
           <w:sz w:val="24"/>
           <w:szCs w:val="24"/>
         </w:rPr>
-        <w:t xml:space="preserve">Front End Peer Tester:</w:t>
+        <w:t>Front End Peer Tester:</w:t>
       </w:r>
       <w:r>
         <w:rPr>
@@ -695,7 +695,7 @@
           <w:sz w:val="24"/>
           <w:szCs w:val="24"/>
         </w:rPr>
-        <w:t xml:space="preserve">Back End Peer Tester:</w:t>
+        <w:t>Back End Peer Tester:</w:t>
       </w:r>
       <w:r>
         <w:rPr>
@@ -755,7 +755,7 @@
     <w:sdt>
       <w:sdtPr>
         <w:rPr>
-          <w:rFonts w:asciiTheme="minorHAnsi" w:eastAsiaTheme="minorHAnsi" w:hAnsiTheme="minorHAnsi" w:cstheme="minorBidi"/>
+          <w:rFonts w:ascii="Arial" w:eastAsiaTheme="minorHAnsi" w:hAnsi="Arial" w:cs="Arial"/>
           <w:color w:val="auto"/>
           <w:sz w:val="22"/>
           <w:szCs w:val="22"/>
@@ -786,6 +786,7 @@
           </w:pPr>
           <w:r>
             <w:rPr>
+              <w:rFonts w:ascii="Arial" w:hAnsi="Arial" w:cs="Arial"/>
               <w:b/>
               <w:bCs/>
             </w:rPr>
@@ -799,7 +800,7 @@
               <w:tab w:val="right" w:leader="dot" w:pos="12950"/>
             </w:tabs>
             <w:rPr>
-              <w:rFonts w:eastAsiaTheme="minorEastAsia"/>
+              <w:rFonts w:ascii="Arial" w:eastAsiaTheme="minorEastAsia" w:hAnsi="Arial" w:cs="Arial"/>
               <w:noProof/>
             </w:rPr>
           </w:pPr>
@@ -808,7 +809,17 @@
               <w:rFonts w:ascii="Arial" w:hAnsi="Arial" w:cs="Arial"/>
             </w:rPr>
             <w:fldChar w:fldCharType="begin"/>
+          </w:r>
+          <w:r>
+            <w:rPr>
+              <w:rFonts w:ascii="Arial" w:hAnsi="Arial" w:cs="Arial"/>
+            </w:rPr>
             <w:instrText xml:space="preserve"> TOC \o "1-3" \h \z \u </w:instrText>
+          </w:r>
+          <w:r>
+            <w:rPr>
+              <w:rFonts w:ascii="Arial" w:hAnsi="Arial" w:cs="Arial"/>
+            </w:rPr>
             <w:fldChar w:fldCharType="separate"/>
           </w:r>
           <w:hyperlink w:anchor="_TocTest1" w:history="1">
@@ -824,14 +835,57 @@
             </w:r>
             <w:r>
               <w:rPr>
+                <w:rFonts w:ascii="Arial" w:hAnsi="Arial" w:cs="Arial"/>
                 <w:noProof/>
                 <w:webHidden/>
               </w:rPr>
               <w:tab/>
+            </w:r>
+            <w:r>
+              <w:rPr>
+                <w:rFonts w:ascii="Arial" w:hAnsi="Arial" w:cs="Arial"/>
+                <w:noProof/>
+                <w:webHidden/>
+              </w:rPr>
               <w:fldChar w:fldCharType="begin"/>
+            </w:r>
+            <w:r>
+              <w:rPr>
+                <w:rFonts w:ascii="Arial" w:hAnsi="Arial" w:cs="Arial"/>
+                <w:noProof/>
+                <w:webHidden/>
+              </w:rPr>
               <w:instrText xml:space="preserve"> PAGEREF _TocTest1 \h </w:instrText>
+            </w:r>
+            <w:r>
+              <w:rPr>
+                <w:rFonts w:ascii="Arial" w:hAnsi="Arial" w:cs="Arial"/>
+                <w:noProof/>
+                <w:webHidden/>
+              </w:rPr>
+            </w:r>
+            <w:r>
+              <w:rPr>
+                <w:rFonts w:ascii="Arial" w:hAnsi="Arial" w:cs="Arial"/>
+                <w:noProof/>
+                <w:webHidden/>
+              </w:rPr>
               <w:fldChar w:fldCharType="separate"/>
-              <w:t>2</w:t>
+            </w:r>
+            <w:r>
+              <w:rPr>
+                <w:rFonts w:ascii="Arial" w:hAnsi="Arial" w:cs="Arial"/>
+                <w:noProof/>
+                <w:webHidden/>
+              </w:rPr>
+              <w:t>3</w:t>
+            </w:r>
+            <w:r>
+              <w:rPr>
+                <w:rFonts w:ascii="Arial" w:hAnsi="Arial" w:cs="Arial"/>
+                <w:noProof/>
+                <w:webHidden/>
+              </w:rPr>
               <w:fldChar w:fldCharType="end"/>
             </w:r>
           </w:hyperlink>
@@ -843,7 +897,7 @@
               <w:tab w:val="right" w:leader="dot" w:pos="12950"/>
             </w:tabs>
             <w:rPr>
-              <w:rFonts w:eastAsiaTheme="minorEastAsia"/>
+              <w:rFonts w:ascii="Arial" w:eastAsiaTheme="minorEastAsia" w:hAnsi="Arial" w:cs="Arial"/>
               <w:noProof/>
             </w:rPr>
           </w:pPr>
@@ -860,14 +914,57 @@
             </w:r>
             <w:r>
               <w:rPr>
+                <w:rFonts w:ascii="Arial" w:hAnsi="Arial" w:cs="Arial"/>
                 <w:noProof/>
                 <w:webHidden/>
               </w:rPr>
               <w:tab/>
+            </w:r>
+            <w:r>
+              <w:rPr>
+                <w:rFonts w:ascii="Arial" w:hAnsi="Arial" w:cs="Arial"/>
+                <w:noProof/>
+                <w:webHidden/>
+              </w:rPr>
               <w:fldChar w:fldCharType="begin"/>
+            </w:r>
+            <w:r>
+              <w:rPr>
+                <w:rFonts w:ascii="Arial" w:hAnsi="Arial" w:cs="Arial"/>
+                <w:noProof/>
+                <w:webHidden/>
+              </w:rPr>
               <w:instrText xml:space="preserve"> PAGEREF _TocTest2 \h </w:instrText>
+            </w:r>
+            <w:r>
+              <w:rPr>
+                <w:rFonts w:ascii="Arial" w:hAnsi="Arial" w:cs="Arial"/>
+                <w:noProof/>
+                <w:webHidden/>
+              </w:rPr>
+            </w:r>
+            <w:r>
+              <w:rPr>
+                <w:rFonts w:ascii="Arial" w:hAnsi="Arial" w:cs="Arial"/>
+                <w:noProof/>
+                <w:webHidden/>
+              </w:rPr>
               <w:fldChar w:fldCharType="separate"/>
-              <w:t>2</w:t>
+            </w:r>
+            <w:r>
+              <w:rPr>
+                <w:rFonts w:ascii="Arial" w:hAnsi="Arial" w:cs="Arial"/>
+                <w:noProof/>
+                <w:webHidden/>
+              </w:rPr>
+              <w:t>5</w:t>
+            </w:r>
+            <w:r>
+              <w:rPr>
+                <w:rFonts w:ascii="Arial" w:hAnsi="Arial" w:cs="Arial"/>
+                <w:noProof/>
+                <w:webHidden/>
+              </w:rPr>
               <w:fldChar w:fldCharType="end"/>
             </w:r>
           </w:hyperlink>
@@ -879,7 +976,7 @@
               <w:tab w:val="right" w:leader="dot" w:pos="12950"/>
             </w:tabs>
             <w:rPr>
-              <w:rFonts w:eastAsiaTheme="minorEastAsia"/>
+              <w:rFonts w:ascii="Arial" w:eastAsiaTheme="minorEastAsia" w:hAnsi="Arial" w:cs="Arial"/>
               <w:noProof/>
             </w:rPr>
           </w:pPr>
@@ -896,14 +993,57 @@
             </w:r>
             <w:r>
               <w:rPr>
+                <w:rFonts w:ascii="Arial" w:hAnsi="Arial" w:cs="Arial"/>
                 <w:noProof/>
                 <w:webHidden/>
               </w:rPr>
               <w:tab/>
+            </w:r>
+            <w:r>
+              <w:rPr>
+                <w:rFonts w:ascii="Arial" w:hAnsi="Arial" w:cs="Arial"/>
+                <w:noProof/>
+                <w:webHidden/>
+              </w:rPr>
               <w:fldChar w:fldCharType="begin"/>
+            </w:r>
+            <w:r>
+              <w:rPr>
+                <w:rFonts w:ascii="Arial" w:hAnsi="Arial" w:cs="Arial"/>
+                <w:noProof/>
+                <w:webHidden/>
+              </w:rPr>
               <w:instrText xml:space="preserve"> PAGEREF _TocTest3 \h </w:instrText>
+            </w:r>
+            <w:r>
+              <w:rPr>
+                <w:rFonts w:ascii="Arial" w:hAnsi="Arial" w:cs="Arial"/>
+                <w:noProof/>
+                <w:webHidden/>
+              </w:rPr>
+            </w:r>
+            <w:r>
+              <w:rPr>
+                <w:rFonts w:ascii="Arial" w:hAnsi="Arial" w:cs="Arial"/>
+                <w:noProof/>
+                <w:webHidden/>
+              </w:rPr>
               <w:fldChar w:fldCharType="separate"/>
-              <w:t>2</w:t>
+            </w:r>
+            <w:r>
+              <w:rPr>
+                <w:rFonts w:ascii="Arial" w:hAnsi="Arial" w:cs="Arial"/>
+                <w:noProof/>
+                <w:webHidden/>
+              </w:rPr>
+              <w:t>7</w:t>
+            </w:r>
+            <w:r>
+              <w:rPr>
+                <w:rFonts w:ascii="Arial" w:hAnsi="Arial" w:cs="Arial"/>
+                <w:noProof/>
+                <w:webHidden/>
+              </w:rPr>
               <w:fldChar w:fldCharType="end"/>
             </w:r>
           </w:hyperlink>
@@ -915,7 +1055,7 @@
               <w:tab w:val="right" w:leader="dot" w:pos="12950"/>
             </w:tabs>
             <w:rPr>
-              <w:rFonts w:eastAsiaTheme="minorEastAsia"/>
+              <w:rFonts w:ascii="Arial" w:eastAsiaTheme="minorEastAsia" w:hAnsi="Arial" w:cs="Arial"/>
               <w:noProof/>
             </w:rPr>
           </w:pPr>
@@ -932,14 +1072,57 @@
             </w:r>
             <w:r>
               <w:rPr>
+                <w:rFonts w:ascii="Arial" w:hAnsi="Arial" w:cs="Arial"/>
                 <w:noProof/>
                 <w:webHidden/>
               </w:rPr>
               <w:tab/>
+            </w:r>
+            <w:r>
+              <w:rPr>
+                <w:rFonts w:ascii="Arial" w:hAnsi="Arial" w:cs="Arial"/>
+                <w:noProof/>
+                <w:webHidden/>
+              </w:rPr>
               <w:fldChar w:fldCharType="begin"/>
+            </w:r>
+            <w:r>
+              <w:rPr>
+                <w:rFonts w:ascii="Arial" w:hAnsi="Arial" w:cs="Arial"/>
+                <w:noProof/>
+                <w:webHidden/>
+              </w:rPr>
               <w:instrText xml:space="preserve"> PAGEREF _TocTest4 \h </w:instrText>
+            </w:r>
+            <w:r>
+              <w:rPr>
+                <w:rFonts w:ascii="Arial" w:hAnsi="Arial" w:cs="Arial"/>
+                <w:noProof/>
+                <w:webHidden/>
+              </w:rPr>
+            </w:r>
+            <w:r>
+              <w:rPr>
+                <w:rFonts w:ascii="Arial" w:hAnsi="Arial" w:cs="Arial"/>
+                <w:noProof/>
+                <w:webHidden/>
+              </w:rPr>
               <w:fldChar w:fldCharType="separate"/>
-              <w:t>2</w:t>
+            </w:r>
+            <w:r>
+              <w:rPr>
+                <w:rFonts w:ascii="Arial" w:hAnsi="Arial" w:cs="Arial"/>
+                <w:noProof/>
+                <w:webHidden/>
+              </w:rPr>
+              <w:t>8</w:t>
+            </w:r>
+            <w:r>
+              <w:rPr>
+                <w:rFonts w:ascii="Arial" w:hAnsi="Arial" w:cs="Arial"/>
+                <w:noProof/>
+                <w:webHidden/>
+              </w:rPr>
               <w:fldChar w:fldCharType="end"/>
             </w:r>
           </w:hyperlink>
@@ -951,7 +1134,7 @@
               <w:tab w:val="right" w:leader="dot" w:pos="12950"/>
             </w:tabs>
             <w:rPr>
-              <w:rFonts w:eastAsiaTheme="minorEastAsia"/>
+              <w:rFonts w:ascii="Arial" w:eastAsiaTheme="minorEastAsia" w:hAnsi="Arial" w:cs="Arial"/>
               <w:noProof/>
             </w:rPr>
           </w:pPr>
@@ -968,14 +1151,57 @@
             </w:r>
             <w:r>
               <w:rPr>
+                <w:rFonts w:ascii="Arial" w:hAnsi="Arial" w:cs="Arial"/>
                 <w:noProof/>
                 <w:webHidden/>
               </w:rPr>
               <w:tab/>
+            </w:r>
+            <w:r>
+              <w:rPr>
+                <w:rFonts w:ascii="Arial" w:hAnsi="Arial" w:cs="Arial"/>
+                <w:noProof/>
+                <w:webHidden/>
+              </w:rPr>
               <w:fldChar w:fldCharType="begin"/>
+            </w:r>
+            <w:r>
+              <w:rPr>
+                <w:rFonts w:ascii="Arial" w:hAnsi="Arial" w:cs="Arial"/>
+                <w:noProof/>
+                <w:webHidden/>
+              </w:rPr>
               <w:instrText xml:space="preserve"> PAGEREF _TocTest5 \h </w:instrText>
+            </w:r>
+            <w:r>
+              <w:rPr>
+                <w:rFonts w:ascii="Arial" w:hAnsi="Arial" w:cs="Arial"/>
+                <w:noProof/>
+                <w:webHidden/>
+              </w:rPr>
+            </w:r>
+            <w:r>
+              <w:rPr>
+                <w:rFonts w:ascii="Arial" w:hAnsi="Arial" w:cs="Arial"/>
+                <w:noProof/>
+                <w:webHidden/>
+              </w:rPr>
               <w:fldChar w:fldCharType="separate"/>
-              <w:t>2</w:t>
+            </w:r>
+            <w:r>
+              <w:rPr>
+                <w:rFonts w:ascii="Arial" w:hAnsi="Arial" w:cs="Arial"/>
+                <w:noProof/>
+                <w:webHidden/>
+              </w:rPr>
+              <w:t>10</w:t>
+            </w:r>
+            <w:r>
+              <w:rPr>
+                <w:rFonts w:ascii="Arial" w:hAnsi="Arial" w:cs="Arial"/>
+                <w:noProof/>
+                <w:webHidden/>
+              </w:rPr>
               <w:fldChar w:fldCharType="end"/>
             </w:r>
           </w:hyperlink>
@@ -987,7 +1213,7 @@
               <w:tab w:val="right" w:leader="dot" w:pos="12950"/>
             </w:tabs>
             <w:rPr>
-              <w:rFonts w:eastAsiaTheme="minorEastAsia"/>
+              <w:rFonts w:ascii="Arial" w:eastAsiaTheme="minorEastAsia" w:hAnsi="Arial" w:cs="Arial"/>
               <w:noProof/>
             </w:rPr>
           </w:pPr>
@@ -1004,19 +1230,68 @@
             </w:r>
             <w:r>
               <w:rPr>
+                <w:rFonts w:ascii="Arial" w:hAnsi="Arial" w:cs="Arial"/>
                 <w:noProof/>
                 <w:webHidden/>
               </w:rPr>
               <w:tab/>
+            </w:r>
+            <w:r>
+              <w:rPr>
+                <w:rFonts w:ascii="Arial" w:hAnsi="Arial" w:cs="Arial"/>
+                <w:noProof/>
+                <w:webHidden/>
+              </w:rPr>
               <w:fldChar w:fldCharType="begin"/>
+            </w:r>
+            <w:r>
+              <w:rPr>
+                <w:rFonts w:ascii="Arial" w:hAnsi="Arial" w:cs="Arial"/>
+                <w:noProof/>
+                <w:webHidden/>
+              </w:rPr>
               <w:instrText xml:space="preserve"> PAGEREF _TocTest6 \h </w:instrText>
+            </w:r>
+            <w:r>
+              <w:rPr>
+                <w:rFonts w:ascii="Arial" w:hAnsi="Arial" w:cs="Arial"/>
+                <w:noProof/>
+                <w:webHidden/>
+              </w:rPr>
+            </w:r>
+            <w:r>
+              <w:rPr>
+                <w:rFonts w:ascii="Arial" w:hAnsi="Arial" w:cs="Arial"/>
+                <w:noProof/>
+                <w:webHidden/>
+              </w:rPr>
               <w:fldChar w:fldCharType="separate"/>
-              <w:t>2</w:t>
+            </w:r>
+            <w:r>
+              <w:rPr>
+                <w:rFonts w:ascii="Arial" w:hAnsi="Arial" w:cs="Arial"/>
+                <w:noProof/>
+                <w:webHidden/>
+              </w:rPr>
+              <w:t>11</w:t>
+            </w:r>
+            <w:r>
+              <w:rPr>
+                <w:rFonts w:ascii="Arial" w:hAnsi="Arial" w:cs="Arial"/>
+                <w:noProof/>
+                <w:webHidden/>
+              </w:rPr>
               <w:fldChar w:fldCharType="end"/>
             </w:r>
           </w:hyperlink>
         </w:p>
         <w:p>
+          <w:pPr>
+            <w:rPr>
+              <w:rFonts w:ascii="Arial" w:hAnsi="Arial" w:cs="Arial"/>
+              <w:noProof/>
+            </w:rPr>
+          </w:pPr>
           <w:r>
             <w:rPr>
               <w:rFonts w:ascii="Arial" w:hAnsi="Arial" w:cs="Arial"/>
@@ -1026,6 +1301,37 @@
             </w:rPr>
             <w:fldChar w:fldCharType="end"/>
           </w:r>
+          <w:r>
+            <w:rPr>
+              <w:rFonts w:ascii="Arial" w:hAnsi="Arial" w:cs="Arial"/>
+              <w:b/>
+              <w:bCs/>
+              <w:noProof/>
+            </w:rPr>
+            <w:t>Test 9: Customer Can Filter Reservation Results</w:t>
+          </w:r>
+          <w:r>
+            <w:rPr>
+              <w:rFonts w:ascii="Arial" w:hAnsi="Arial" w:cs="Arial"/>
+              <w:noProof/>
+            </w:rPr>
+            <w:t>……………………………………………………………………………………</w:t>
+          </w:r>
+          <w:r>
+            <w:rPr>
+              <w:rFonts w:ascii="Arial" w:hAnsi="Arial" w:cs="Arial"/>
+              <w:noProof/>
+            </w:rPr>
+            <w:tab/>
+            <w:t>12</w:t>
+          </w:r>
+        </w:p>
+        <w:p>
+          <w:pPr>
+            <w:rPr>
+              <w:rFonts w:ascii="Arial" w:hAnsi="Arial" w:cs="Arial"/>
+            </w:rPr>
+          </w:pPr>
         </w:p>
       </w:sdtContent>
     </w:sdt>
@@ -1072,7 +1378,6 @@
           <w:sz w:val="24"/>
           <w:szCs w:val="24"/>
         </w:rPr>
-        <w:lastRenderedPageBreak/>
         <w:t xml:space="preserve">For each test, the </w:t>
       </w:r>
       <w:r>
@@ -1137,7 +1442,7 @@
           <w:sz w:val="24"/>
           <w:szCs w:val="24"/>
         </w:rPr>
-        <w:t xml:space="preserve">Shared test account across Tests 1-4 (Edit User Profile):</w:t>
+        <w:t>Shared test account across Tests 1-4 (Edit User Profile):</w:t>
       </w:r>
     </w:p>
     <w:p>
@@ -1155,7 +1460,7 @@
           <w:sz w:val="24"/>
           <w:szCs w:val="24"/>
         </w:rPr>
-        <w:t xml:space="preserve">All four of Robert's tests below run against one continuous test customer rather than the shared Elena Marsh demo account, so nothing here disturbs the account other testers rely on. Run them in order — 1, then 2, then 3, then 4 — since each one starts from the state the previous one left behind (the email changes in Test 1, three fields change in Test 2, the password changes in Test 3, and it changes again in Test 4). Starting test data, before Test 1's first step:</w:t>
+        <w:t>All four of Robert's tests below run against one continuous test customer rather than the shared Elena Marsh demo account, so nothing here disturbs the account other testers rely on. Run them in order — 1, then 2, then 3, then 4 — since each one starts from the state the previous one left behind (the email changes in Test 1, three fields change in Test 2, the password changes in Test 3, and it changes again in Test 4). Starting test data, before Test 1's first step:</w:t>
       </w:r>
     </w:p>
     <w:p>
@@ -1173,7 +1478,7 @@
           <w:sz w:val="24"/>
           <w:szCs w:val="24"/>
         </w:rPr>
-        <w:t xml:space="preserve">First name: QA · Last name: EditTest</w:t>
+        <w:t>First name: QA · Last name: EditTest</w:t>
       </w:r>
     </w:p>
     <w:p>
@@ -1191,7 +1496,7 @@
           <w:sz w:val="24"/>
           <w:szCs w:val="24"/>
         </w:rPr>
-        <w:t xml:space="preserve">Email: qa.edittest@example.com</w:t>
+        <w:t>Email: qa.edittest@example.com</w:t>
       </w:r>
     </w:p>
     <w:p>
@@ -1209,7 +1514,7 @@
           <w:sz w:val="24"/>
           <w:szCs w:val="24"/>
         </w:rPr>
-        <w:t xml:space="preserve">Password: TestPass1!</w:t>
+        <w:t>Password: TestPass1!</w:t>
       </w:r>
     </w:p>
     <w:p>
@@ -1227,7 +1532,7 @@
           <w:sz w:val="24"/>
           <w:szCs w:val="24"/>
         </w:rPr>
-        <w:t xml:space="preserve">Phone country code: 1 · Phone: 3605550199</w:t>
+        <w:t>Phone country code: 1 · Phone: 3605550199</w:t>
       </w:r>
     </w:p>
     <w:p>
@@ -1245,7 +1550,7 @@
           <w:sz w:val="24"/>
           <w:szCs w:val="24"/>
         </w:rPr>
-        <w:t xml:space="preserve">Street address: 100 Test Way · Address line 2: (blank)</w:t>
+        <w:t>Street address: 100 Test Way · Address line 2: (blank)</w:t>
       </w:r>
     </w:p>
     <w:p>
@@ -1263,7 +1568,7 @@
           <w:sz w:val="24"/>
           <w:szCs w:val="24"/>
         </w:rPr>
-        <w:t xml:space="preserve">City: Anacortes · State: WA · ZIP: 98221 · Country: US</w:t>
+        <w:t>City: Anacortes · State: WA · ZIP: 98221 · Country: US</w:t>
       </w:r>
     </w:p>
     <w:p>
@@ -1314,6 +1619,7 @@
                 <w:sz w:val="24"/>
                 <w:szCs w:val="24"/>
               </w:rPr>
+              <w:lastRenderedPageBreak/>
               <w:t>Test 1</w:t>
             </w:r>
           </w:p>
@@ -1326,14 +1632,13 @@
           <w:p>
             <w:pPr>
               <w:pStyle w:val="Heading1"/>
-              <w:outlineLvl w:val="0"/>
-              <w:rPr>
-                <w:rFonts w:ascii="Arial" w:hAnsi="Arial" w:cs="Arial"/>
-                <w:b/>
-                <w:bCs/>
-              </w:rPr>
-            </w:pPr>
-            <w:bookmarkStart w:id="100" w:name="_TocTest1"/>
+              <w:rPr>
+                <w:rFonts w:ascii="Arial" w:hAnsi="Arial" w:cs="Arial"/>
+                <w:b/>
+                <w:bCs/>
+              </w:rPr>
+            </w:pPr>
+            <w:bookmarkStart w:id="0" w:name="_TocTest1"/>
             <w:r>
               <w:rPr>
                 <w:rFonts w:ascii="Arial" w:hAnsi="Arial" w:cs="Arial"/>
@@ -1343,7 +1648,7 @@
               </w:rPr>
               <w:t>Edit User Profile: Email Change Invalidates the Old Login</w:t>
             </w:r>
-            <w:bookmarkEnd w:id="100"/>
+            <w:bookmarkEnd w:id="0"/>
           </w:p>
         </w:tc>
       </w:tr>
@@ -1422,28 +1727,28 @@
                 <w:sz w:val="20"/>
                 <w:szCs w:val="20"/>
               </w:rPr>
-              <w:t xml:space="preserve">Developer: Robert Breutzmann</w:t>
-            </w:r>
-          </w:p>
-          <w:p>
-            <w:pPr>
-              <w:rPr>
-                <w:rFonts w:ascii="Arial" w:hAnsi="Arial" w:cs="Arial"/>
-                <w:b/>
-                <w:bCs/>
-                <w:sz w:val="20"/>
-                <w:szCs w:val="20"/>
-              </w:rPr>
-            </w:pPr>
-            <w:r>
-              <w:rPr>
-                <w:rFonts w:ascii="Arial" w:hAnsi="Arial" w:cs="Arial"/>
-                <w:b/>
-                <w:bCs/>
-                <w:sz w:val="20"/>
-                <w:szCs w:val="20"/>
-              </w:rPr>
-              <w:t xml:space="preserve">Date tested: 2026/09/16</w:t>
+              <w:t>Developer: Robert Breutzmann</w:t>
+            </w:r>
+          </w:p>
+          <w:p>
+            <w:pPr>
+              <w:rPr>
+                <w:rFonts w:ascii="Arial" w:hAnsi="Arial" w:cs="Arial"/>
+                <w:b/>
+                <w:bCs/>
+                <w:sz w:val="20"/>
+                <w:szCs w:val="20"/>
+              </w:rPr>
+            </w:pPr>
+            <w:r>
+              <w:rPr>
+                <w:rFonts w:ascii="Arial" w:hAnsi="Arial" w:cs="Arial"/>
+                <w:b/>
+                <w:bCs/>
+                <w:sz w:val="20"/>
+                <w:szCs w:val="20"/>
+              </w:rPr>
+              <w:t>Date tested: 2026/09/16</w:t>
             </w:r>
           </w:p>
         </w:tc>
@@ -1470,28 +1775,28 @@
                 <w:sz w:val="20"/>
                 <w:szCs w:val="20"/>
               </w:rPr>
-              <w:t xml:space="preserve">Peer tester: Carolina Rodriguez</w:t>
-            </w:r>
-          </w:p>
-          <w:p>
-            <w:pPr>
-              <w:rPr>
-                <w:rFonts w:ascii="Arial" w:hAnsi="Arial" w:cs="Arial"/>
-                <w:b/>
-                <w:bCs/>
-                <w:sz w:val="20"/>
-                <w:szCs w:val="20"/>
-              </w:rPr>
-            </w:pPr>
-            <w:r>
-              <w:rPr>
-                <w:rFonts w:ascii="Arial" w:hAnsi="Arial" w:cs="Arial"/>
-                <w:b/>
-                <w:bCs/>
-                <w:sz w:val="20"/>
-                <w:szCs w:val="20"/>
-              </w:rPr>
-              <w:t xml:space="preserve">Date tested: &lt;yyyy/mm/dd&gt;</w:t>
+              <w:t>Peer tester: Carolina Rodriguez</w:t>
+            </w:r>
+          </w:p>
+          <w:p>
+            <w:pPr>
+              <w:rPr>
+                <w:rFonts w:ascii="Arial" w:hAnsi="Arial" w:cs="Arial"/>
+                <w:b/>
+                <w:bCs/>
+                <w:sz w:val="20"/>
+                <w:szCs w:val="20"/>
+              </w:rPr>
+            </w:pPr>
+            <w:r>
+              <w:rPr>
+                <w:rFonts w:ascii="Arial" w:hAnsi="Arial" w:cs="Arial"/>
+                <w:b/>
+                <w:bCs/>
+                <w:sz w:val="20"/>
+                <w:szCs w:val="20"/>
+              </w:rPr>
+              <w:t>Date tested: &lt;yyyy/mm/dd&gt;</w:t>
             </w:r>
           </w:p>
         </w:tc>
@@ -1681,7 +1986,7 @@
                 <w:sz w:val="20"/>
                 <w:szCs w:val="20"/>
               </w:rPr>
-              <w:t xml:space="preserve">1</w:t>
+              <w:t>1</w:t>
             </w:r>
           </w:p>
         </w:tc>
@@ -1706,7 +2011,7 @@
                 <w:sz w:val="20"/>
                 <w:szCs w:val="20"/>
               </w:rPr>
-              <w:t xml:space="preserve">Register a new customer at /register using the test data above (email qa.edittest@example.com, password TestPass1!).</w:t>
+              <w:t>Register a new customer at /register using the test data above (email qa.edittest@example.com, password TestPass1!).</w:t>
             </w:r>
           </w:p>
         </w:tc>
@@ -1731,7 +2036,7 @@
                 <w:sz w:val="20"/>
                 <w:szCs w:val="20"/>
               </w:rPr>
-              <w:t xml:space="preserve">Account is created and the page confirms success (registered notice / redirect to sign in).</w:t>
+              <w:t>Account is created and the page confirms success (registered notice / redirect to sign in).</w:t>
             </w:r>
           </w:p>
         </w:tc>
@@ -1756,7 +2061,7 @@
                 <w:sz w:val="20"/>
                 <w:szCs w:val="20"/>
               </w:rPr>
-              <w:t xml:space="preserve">Pass</w:t>
+              <w:t>Pass</w:t>
             </w:r>
           </w:p>
         </w:tc>
@@ -1781,7 +2086,7 @@
                 <w:sz w:val="20"/>
                 <w:szCs w:val="20"/>
               </w:rPr>
-              <w:t xml:space="preserve">&lt;pass/fail&gt;</w:t>
+              <w:t>&lt;pass/fail&gt;</w:t>
             </w:r>
           </w:p>
         </w:tc>
@@ -1809,7 +2114,7 @@
                 <w:sz w:val="20"/>
                 <w:szCs w:val="20"/>
               </w:rPr>
-              <w:t xml:space="preserve">2</w:t>
+              <w:t>2</w:t>
             </w:r>
           </w:p>
         </w:tc>
@@ -1834,7 +2139,7 @@
                 <w:sz w:val="20"/>
                 <w:szCs w:val="20"/>
               </w:rPr>
-              <w:t xml:space="preserve">Sign in with qa.edittest@example.com / TestPass1!.</w:t>
+              <w:t>Sign in with qa.edittest@example.com / TestPass1!.</w:t>
             </w:r>
           </w:p>
         </w:tc>
@@ -1859,7 +2164,7 @@
                 <w:sz w:val="20"/>
                 <w:szCs w:val="20"/>
               </w:rPr>
-              <w:t xml:space="preserve">Login succeeds; header greeting reads "Welcome, QA E."</w:t>
+              <w:t>Login succeeds; header greeting reads "Welcome, QA E."</w:t>
             </w:r>
           </w:p>
         </w:tc>
@@ -1884,7 +2189,7 @@
                 <w:sz w:val="20"/>
                 <w:szCs w:val="20"/>
               </w:rPr>
-              <w:t xml:space="preserve">Pass</w:t>
+              <w:t>Pass</w:t>
             </w:r>
           </w:p>
         </w:tc>
@@ -1909,7 +2214,7 @@
                 <w:sz w:val="20"/>
                 <w:szCs w:val="20"/>
               </w:rPr>
-              <w:t xml:space="preserve">&lt;pass/fail&gt;</w:t>
+              <w:t>&lt;pass/fail&gt;</w:t>
             </w:r>
           </w:p>
         </w:tc>
@@ -1937,7 +2242,7 @@
                 <w:sz w:val="20"/>
                 <w:szCs w:val="20"/>
               </w:rPr>
-              <w:t xml:space="preserve">3</w:t>
+              <w:t>3</w:t>
             </w:r>
           </w:p>
         </w:tc>
@@ -1962,7 +2267,7 @@
                 <w:sz w:val="20"/>
                 <w:szCs w:val="20"/>
               </w:rPr>
-              <w:t xml:space="preserve">Click the header greeting to open Edit User Info. Change only the Email field to qa.edittest.updated@example.com, leave every other field as-is, click Save changes, confirm on the inline "Save these changes?" panel, then click Yes, save.</w:t>
+              <w:t>Click the header greeting to open Edit User Info. Change only the Email field to qa.edittest.updated@example.com, leave every other field as-is, click Save changes, confirm on the inline "Save these changes?" panel, then click Yes, save.</w:t>
             </w:r>
           </w:p>
         </w:tc>
@@ -1987,7 +2292,7 @@
                 <w:sz w:val="20"/>
                 <w:szCs w:val="20"/>
               </w:rPr>
-              <w:t xml:space="preserve">Page redirects to /editProfile?notice=profileUpdated; a "Profile updated" toast appears; the "Saved. Here's what changed" summary lists exactly one row: Email, qa.edittest@example.com → qa.edittest.updated@example.com.</w:t>
+              <w:t>Page redirects to /editProfile?notice=profileUpdated; a "Profile updated" toast appears; the "Saved. Here's what changed" summary lists exactly one row: Email, qa.edittest@example.com → qa.edittest.updated@example.com.</w:t>
             </w:r>
           </w:p>
         </w:tc>
@@ -2012,7 +2317,7 @@
                 <w:sz w:val="20"/>
                 <w:szCs w:val="20"/>
               </w:rPr>
-              <w:t xml:space="preserve">Pass</w:t>
+              <w:t>Pass</w:t>
             </w:r>
           </w:p>
         </w:tc>
@@ -2037,7 +2342,7 @@
                 <w:sz w:val="20"/>
                 <w:szCs w:val="20"/>
               </w:rPr>
-              <w:t xml:space="preserve">&lt;pass/fail&gt;</w:t>
+              <w:t>&lt;pass/fail&gt;</w:t>
             </w:r>
           </w:p>
         </w:tc>
@@ -2065,7 +2370,7 @@
                 <w:sz w:val="20"/>
                 <w:szCs w:val="20"/>
               </w:rPr>
-              <w:t xml:space="preserve">4</w:t>
+              <w:t>4</w:t>
             </w:r>
           </w:p>
         </w:tc>
@@ -2090,7 +2395,7 @@
                 <w:sz w:val="20"/>
                 <w:szCs w:val="20"/>
               </w:rPr>
-              <w:t xml:space="preserve">Log out via the header's Log Out button.</w:t>
+              <w:t>Log out via the header's Log Out button.</w:t>
             </w:r>
           </w:p>
         </w:tc>
@@ -2115,7 +2420,7 @@
                 <w:sz w:val="20"/>
                 <w:szCs w:val="20"/>
               </w:rPr>
-              <w:t xml:space="preserve">Redirected to the landing page; header shows Sign In again.</w:t>
+              <w:t>Redirected to the landing page; header shows Sign In again.</w:t>
             </w:r>
           </w:p>
         </w:tc>
@@ -2140,7 +2445,7 @@
                 <w:sz w:val="20"/>
                 <w:szCs w:val="20"/>
               </w:rPr>
-              <w:t xml:space="preserve">Pass</w:t>
+              <w:t>Pass</w:t>
             </w:r>
           </w:p>
         </w:tc>
@@ -2165,7 +2470,7 @@
                 <w:sz w:val="20"/>
                 <w:szCs w:val="20"/>
               </w:rPr>
-              <w:t xml:space="preserve">&lt;pass/fail&gt;</w:t>
+              <w:t>&lt;pass/fail&gt;</w:t>
             </w:r>
           </w:p>
         </w:tc>
@@ -2193,7 +2498,8 @@
                 <w:sz w:val="20"/>
                 <w:szCs w:val="20"/>
               </w:rPr>
-              <w:t xml:space="preserve">5</w:t>
+              <w:lastRenderedPageBreak/>
+              <w:t>5</w:t>
             </w:r>
           </w:p>
         </w:tc>
@@ -2218,7 +2524,7 @@
                 <w:sz w:val="20"/>
                 <w:szCs w:val="20"/>
               </w:rPr>
-              <w:t xml:space="preserve">Attempt to sign in with the old email qa.edittest@example.com and password TestPass1!.</w:t>
+              <w:t>Attempt to sign in with the old email qa.edittest@example.com and password TestPass1!.</w:t>
             </w:r>
           </w:p>
         </w:tc>
@@ -2243,7 +2549,7 @@
                 <w:sz w:val="20"/>
                 <w:szCs w:val="20"/>
               </w:rPr>
-              <w:t xml:space="preserve">Login fails with the generic "email or password is incorrect" message (the same anti-enumeration message used for any bad credential, not an account-not-found message).</w:t>
+              <w:t>Login fails with the generic "email or password is incorrect" message (the same anti-enumeration message used for any bad credential, not an account-not-found message).</w:t>
             </w:r>
           </w:p>
         </w:tc>
@@ -2268,7 +2574,7 @@
                 <w:sz w:val="20"/>
                 <w:szCs w:val="20"/>
               </w:rPr>
-              <w:t xml:space="preserve">Pass</w:t>
+              <w:t>Pass</w:t>
             </w:r>
           </w:p>
         </w:tc>
@@ -2293,7 +2599,7 @@
                 <w:sz w:val="20"/>
                 <w:szCs w:val="20"/>
               </w:rPr>
-              <w:t xml:space="preserve">&lt;pass/fail&gt;</w:t>
+              <w:t>&lt;pass/fail&gt;</w:t>
             </w:r>
           </w:p>
         </w:tc>
@@ -2321,7 +2627,7 @@
                 <w:sz w:val="20"/>
                 <w:szCs w:val="20"/>
               </w:rPr>
-              <w:t xml:space="preserve">6</w:t>
+              <w:t>6</w:t>
             </w:r>
           </w:p>
         </w:tc>
@@ -2346,7 +2652,7 @@
                 <w:sz w:val="20"/>
                 <w:szCs w:val="20"/>
               </w:rPr>
-              <w:t xml:space="preserve">Sign in with the new email qa.edittest.updated@example.com and password TestPass1!.</w:t>
+              <w:t>Sign in with the new email qa.edittest.updated@example.com and password TestPass1!.</w:t>
             </w:r>
           </w:p>
         </w:tc>
@@ -2371,7 +2677,7 @@
                 <w:sz w:val="20"/>
                 <w:szCs w:val="20"/>
               </w:rPr>
-              <w:t xml:space="preserve">Login succeeds; header greeting reads "Welcome, QA E." again.</w:t>
+              <w:t>Login succeeds; header greeting reads "Welcome, QA E." again.</w:t>
             </w:r>
           </w:p>
         </w:tc>
@@ -2396,7 +2702,7 @@
                 <w:sz w:val="20"/>
                 <w:szCs w:val="20"/>
               </w:rPr>
-              <w:t xml:space="preserve">Pass</w:t>
+              <w:t>Pass</w:t>
             </w:r>
           </w:p>
         </w:tc>
@@ -2421,7 +2727,7 @@
                 <w:sz w:val="20"/>
                 <w:szCs w:val="20"/>
               </w:rPr>
-              <w:t xml:space="preserve">&lt;pass/fail&gt;</w:t>
+              <w:t>&lt;pass/fail&gt;</w:t>
             </w:r>
           </w:p>
         </w:tc>
@@ -2479,47 +2785,47 @@
                 <w:sz w:val="20"/>
                 <w:szCs w:val="20"/>
               </w:rPr>
-              <w:t xml:space="preserve">Robert: I added a toggle for password visibility so you can see what you are typing.</w:t>
-            </w:r>
-          </w:p>
-          <w:p>
-            <w:pPr>
-              <w:spacing w:before="80" w:after="80"/>
-              <w:rPr>
-                <w:rFonts w:ascii="Arial" w:hAnsi="Arial" w:cs="Arial"/>
-                <w:color w:val="C00000"/>
-                <w:sz w:val="20"/>
-                <w:szCs w:val="20"/>
-              </w:rPr>
-            </w:pPr>
-            <w:r>
-              <w:rPr>
-                <w:rFonts w:ascii="Arial" w:hAnsi="Arial" w:cs="Arial"/>
-                <w:color w:val="C00000"/>
-                <w:sz w:val="20"/>
-                <w:szCs w:val="20"/>
-              </w:rPr>
-              <w:t xml:space="preserve">Robert: Something I noticed that is unrelated to this test is that when you create an account, you are not automatically logged in. Some sites do this where when you create an account you are logged in and directed to where you had attempted to reach. In the case of this test, that's back on the landing page. Worth looking at the registration contract to see if creating an account should log you in as that account automatically.</w:t>
-            </w:r>
-          </w:p>
-          <w:p>
-            <w:pPr>
-              <w:spacing w:before="80" w:after="80"/>
-              <w:rPr>
-                <w:rFonts w:ascii="Arial" w:hAnsi="Arial" w:cs="Arial"/>
-                <w:color w:val="C00000"/>
-                <w:sz w:val="20"/>
-                <w:szCs w:val="20"/>
-              </w:rPr>
-            </w:pPr>
-            <w:r>
-              <w:rPr>
-                <w:rFonts w:ascii="Arial" w:hAnsi="Arial" w:cs="Arial"/>
-                <w:color w:val="C00000"/>
-                <w:sz w:val="20"/>
-                <w:szCs w:val="20"/>
-              </w:rPr>
-              <w:t xml:space="preserve">Carolina (peer): &lt;filled in by the peer tester&gt;</w:t>
+              <w:t>Robert: I added a toggle for password visibility so you can see what you are typing.</w:t>
+            </w:r>
+          </w:p>
+          <w:p>
+            <w:pPr>
+              <w:spacing w:before="80" w:after="80"/>
+              <w:rPr>
+                <w:rFonts w:ascii="Arial" w:hAnsi="Arial" w:cs="Arial"/>
+                <w:color w:val="C00000"/>
+                <w:sz w:val="20"/>
+                <w:szCs w:val="20"/>
+              </w:rPr>
+            </w:pPr>
+            <w:r>
+              <w:rPr>
+                <w:rFonts w:ascii="Arial" w:hAnsi="Arial" w:cs="Arial"/>
+                <w:color w:val="C00000"/>
+                <w:sz w:val="20"/>
+                <w:szCs w:val="20"/>
+              </w:rPr>
+              <w:t>Robert: Something I noticed that is unrelated to this test is that when you create an account, you are not automatically logged in. Some sites do this where when you create an account you are logged in and directed to where you had attempted to reach. In the case of this test, that's back on the landing page. Worth looking at the registration contract to see if creating an account should log you in as that account automatically.</w:t>
+            </w:r>
+          </w:p>
+          <w:p>
+            <w:pPr>
+              <w:spacing w:before="80" w:after="80"/>
+              <w:rPr>
+                <w:rFonts w:ascii="Arial" w:hAnsi="Arial" w:cs="Arial"/>
+                <w:color w:val="C00000"/>
+                <w:sz w:val="20"/>
+                <w:szCs w:val="20"/>
+              </w:rPr>
+            </w:pPr>
+            <w:r>
+              <w:rPr>
+                <w:rFonts w:ascii="Arial" w:hAnsi="Arial" w:cs="Arial"/>
+                <w:color w:val="C00000"/>
+                <w:sz w:val="20"/>
+                <w:szCs w:val="20"/>
+              </w:rPr>
+              <w:t>Carolina (peer): &lt;filled in by the peer tester&gt;</w:t>
             </w:r>
           </w:p>
         </w:tc>
@@ -2573,6 +2879,7 @@
                 <w:sz w:val="24"/>
                 <w:szCs w:val="24"/>
               </w:rPr>
+              <w:lastRenderedPageBreak/>
               <w:t>Test 2</w:t>
             </w:r>
           </w:p>
@@ -2585,14 +2892,13 @@
           <w:p>
             <w:pPr>
               <w:pStyle w:val="Heading1"/>
-              <w:outlineLvl w:val="0"/>
-              <w:rPr>
-                <w:rFonts w:ascii="Arial" w:hAnsi="Arial" w:cs="Arial"/>
-                <w:b/>
-                <w:bCs/>
-              </w:rPr>
-            </w:pPr>
-            <w:bookmarkStart w:id="101" w:name="_TocTest2"/>
+              <w:rPr>
+                <w:rFonts w:ascii="Arial" w:hAnsi="Arial" w:cs="Arial"/>
+                <w:b/>
+                <w:bCs/>
+              </w:rPr>
+            </w:pPr>
+            <w:bookmarkStart w:id="1" w:name="_TocTest2"/>
             <w:r>
               <w:rPr>
                 <w:rFonts w:ascii="Arial" w:hAnsi="Arial" w:cs="Arial"/>
@@ -2602,7 +2908,7 @@
               </w:rPr>
               <w:t>Edit User Profile: Partial Save Writes Only the Changed Columns</w:t>
             </w:r>
-            <w:bookmarkEnd w:id="101"/>
+            <w:bookmarkEnd w:id="1"/>
           </w:p>
         </w:tc>
       </w:tr>
@@ -2681,28 +2987,28 @@
                 <w:sz w:val="20"/>
                 <w:szCs w:val="20"/>
               </w:rPr>
-              <w:t xml:space="preserve">Developer: Robert Breutzmann</w:t>
-            </w:r>
-          </w:p>
-          <w:p>
-            <w:pPr>
-              <w:rPr>
-                <w:rFonts w:ascii="Arial" w:hAnsi="Arial" w:cs="Arial"/>
-                <w:b/>
-                <w:bCs/>
-                <w:sz w:val="20"/>
-                <w:szCs w:val="20"/>
-              </w:rPr>
-            </w:pPr>
-            <w:r>
-              <w:rPr>
-                <w:rFonts w:ascii="Arial" w:hAnsi="Arial" w:cs="Arial"/>
-                <w:b/>
-                <w:bCs/>
-                <w:sz w:val="20"/>
-                <w:szCs w:val="20"/>
-              </w:rPr>
-              <w:t xml:space="preserve">Date tested: 2026/09/16</w:t>
+              <w:t>Developer: Robert Breutzmann</w:t>
+            </w:r>
+          </w:p>
+          <w:p>
+            <w:pPr>
+              <w:rPr>
+                <w:rFonts w:ascii="Arial" w:hAnsi="Arial" w:cs="Arial"/>
+                <w:b/>
+                <w:bCs/>
+                <w:sz w:val="20"/>
+                <w:szCs w:val="20"/>
+              </w:rPr>
+            </w:pPr>
+            <w:r>
+              <w:rPr>
+                <w:rFonts w:ascii="Arial" w:hAnsi="Arial" w:cs="Arial"/>
+                <w:b/>
+                <w:bCs/>
+                <w:sz w:val="20"/>
+                <w:szCs w:val="20"/>
+              </w:rPr>
+              <w:t>Date tested: 2026/09/16</w:t>
             </w:r>
           </w:p>
         </w:tc>
@@ -2729,28 +3035,28 @@
                 <w:sz w:val="20"/>
                 <w:szCs w:val="20"/>
               </w:rPr>
-              <w:t xml:space="preserve">Peer tester: Carolina Rodriguez</w:t>
-            </w:r>
-          </w:p>
-          <w:p>
-            <w:pPr>
-              <w:rPr>
-                <w:rFonts w:ascii="Arial" w:hAnsi="Arial" w:cs="Arial"/>
-                <w:b/>
-                <w:bCs/>
-                <w:sz w:val="20"/>
-                <w:szCs w:val="20"/>
-              </w:rPr>
-            </w:pPr>
-            <w:r>
-              <w:rPr>
-                <w:rFonts w:ascii="Arial" w:hAnsi="Arial" w:cs="Arial"/>
-                <w:b/>
-                <w:bCs/>
-                <w:sz w:val="20"/>
-                <w:szCs w:val="20"/>
-              </w:rPr>
-              <w:t xml:space="preserve">Date tested: &lt;yyyy/mm/dd&gt;</w:t>
+              <w:t>Peer tester: Carolina Rodriguez</w:t>
+            </w:r>
+          </w:p>
+          <w:p>
+            <w:pPr>
+              <w:rPr>
+                <w:rFonts w:ascii="Arial" w:hAnsi="Arial" w:cs="Arial"/>
+                <w:b/>
+                <w:bCs/>
+                <w:sz w:val="20"/>
+                <w:szCs w:val="20"/>
+              </w:rPr>
+            </w:pPr>
+            <w:r>
+              <w:rPr>
+                <w:rFonts w:ascii="Arial" w:hAnsi="Arial" w:cs="Arial"/>
+                <w:b/>
+                <w:bCs/>
+                <w:sz w:val="20"/>
+                <w:szCs w:val="20"/>
+              </w:rPr>
+              <w:t>Date tested: &lt;yyyy/mm/dd&gt;</w:t>
             </w:r>
           </w:p>
         </w:tc>
@@ -2940,7 +3246,7 @@
                 <w:sz w:val="20"/>
                 <w:szCs w:val="20"/>
               </w:rPr>
-              <w:t xml:space="preserve">1</w:t>
+              <w:t>1</w:t>
             </w:r>
           </w:p>
         </w:tc>
@@ -2965,27 +3271,27 @@
                 <w:sz w:val="20"/>
                 <w:szCs w:val="20"/>
               </w:rPr>
-              <w:t xml:space="preserve">Signed in as qa.edittest.updated@example.com (continuing from Test 1), run the "Before" query below against the database.</w:t>
-            </w:r>
-          </w:p>
-          <w:p>
-            <w:pPr>
-              <w:spacing w:before="80" w:after="80"/>
-              <w:rPr>
-                <w:rFonts w:ascii="Arial" w:hAnsi="Arial" w:cs="Arial"/>
-                <w:color w:val="C00000"/>
-                <w:sz w:val="20"/>
-                <w:szCs w:val="20"/>
-              </w:rPr>
-            </w:pPr>
-            <w:r>
-              <w:rPr>
-                <w:rFonts w:ascii="Arial" w:hAnsi="Arial" w:cs="Arial"/>
-                <w:color w:val="C00000"/>
-                <w:sz w:val="20"/>
-                <w:szCs w:val="20"/>
-              </w:rPr>
-              <w:t xml:space="preserve">SELECT customerID, firstName, lastName, email, phone, phoneCountryCode,</w:t>
+              <w:t>Signed in as qa.edittest.updated@example.com (continuing from Test 1), run the "Before" query below against the database.</w:t>
+            </w:r>
+          </w:p>
+          <w:p>
+            <w:pPr>
+              <w:spacing w:before="80" w:after="80"/>
+              <w:rPr>
+                <w:rFonts w:ascii="Arial" w:hAnsi="Arial" w:cs="Arial"/>
+                <w:color w:val="C00000"/>
+                <w:sz w:val="20"/>
+                <w:szCs w:val="20"/>
+              </w:rPr>
+            </w:pPr>
+            <w:r>
+              <w:rPr>
+                <w:rFonts w:ascii="Arial" w:hAnsi="Arial" w:cs="Arial"/>
+                <w:color w:val="C00000"/>
+                <w:sz w:val="20"/>
+                <w:szCs w:val="20"/>
+              </w:rPr>
+              <w:t>SELECT customerID, firstName, lastName, email, phone, phoneCountryCode,</w:t>
             </w:r>
           </w:p>
           <w:p>
@@ -3045,27 +3351,27 @@
                 <w:sz w:val="20"/>
                 <w:szCs w:val="20"/>
               </w:rPr>
-              <w:t xml:space="preserve">FROM Customer</w:t>
-            </w:r>
-          </w:p>
-          <w:p>
-            <w:pPr>
-              <w:spacing w:before="80" w:after="80"/>
-              <w:rPr>
-                <w:rFonts w:ascii="Arial" w:hAnsi="Arial" w:cs="Arial"/>
-                <w:color w:val="C00000"/>
-                <w:sz w:val="20"/>
-                <w:szCs w:val="20"/>
-              </w:rPr>
-            </w:pPr>
-            <w:r>
-              <w:rPr>
-                <w:rFonts w:ascii="Arial" w:hAnsi="Arial" w:cs="Arial"/>
-                <w:color w:val="C00000"/>
-                <w:sz w:val="20"/>
-                <w:szCs w:val="20"/>
-              </w:rPr>
-              <w:t xml:space="preserve">WHERE email = 'qa.edittest.updated@example.com';</w:t>
+              <w:t>FROM Customer</w:t>
+            </w:r>
+          </w:p>
+          <w:p>
+            <w:pPr>
+              <w:spacing w:before="80" w:after="80"/>
+              <w:rPr>
+                <w:rFonts w:ascii="Arial" w:hAnsi="Arial" w:cs="Arial"/>
+                <w:color w:val="C00000"/>
+                <w:sz w:val="20"/>
+                <w:szCs w:val="20"/>
+              </w:rPr>
+            </w:pPr>
+            <w:r>
+              <w:rPr>
+                <w:rFonts w:ascii="Arial" w:hAnsi="Arial" w:cs="Arial"/>
+                <w:color w:val="C00000"/>
+                <w:sz w:val="20"/>
+                <w:szCs w:val="20"/>
+              </w:rPr>
+              <w:t>WHERE email = 'qa.edittest.updated@example.com';</w:t>
             </w:r>
           </w:p>
         </w:tc>
@@ -3090,7 +3396,7 @@
                 <w:sz w:val="20"/>
                 <w:szCs w:val="20"/>
               </w:rPr>
-              <w:t xml:space="preserve">Query returns exactly one row for this customer; record every column's value.</w:t>
+              <w:t>Query returns exactly one row for this customer; record every column's value.</w:t>
             </w:r>
           </w:p>
         </w:tc>
@@ -3115,7 +3421,7 @@
                 <w:sz w:val="20"/>
                 <w:szCs w:val="20"/>
               </w:rPr>
-              <w:t xml:space="preserve">Pass</w:t>
+              <w:t>Pass</w:t>
             </w:r>
           </w:p>
         </w:tc>
@@ -3140,7 +3446,7 @@
                 <w:sz w:val="20"/>
                 <w:szCs w:val="20"/>
               </w:rPr>
-              <w:t xml:space="preserve">&lt;pass/fail&gt;</w:t>
+              <w:t>&lt;pass/fail&gt;</w:t>
             </w:r>
           </w:p>
         </w:tc>
@@ -3168,7 +3474,7 @@
                 <w:sz w:val="20"/>
                 <w:szCs w:val="20"/>
               </w:rPr>
-              <w:t xml:space="preserve">2</w:t>
+              <w:t>2</w:t>
             </w:r>
           </w:p>
         </w:tc>
@@ -3193,7 +3499,17 @@
                 <w:sz w:val="20"/>
                 <w:szCs w:val="20"/>
               </w:rPr>
-              <w:t xml:space="preserve">On Edit User Info, change exactly three fields — Last name to EditTestVerified, City to Mount Vernon, ZIP code to 98273 — and leave every other field untouched. Click Save changes, review the confirmation panel, then click Yes, save.</w:t>
+              <w:t xml:space="preserve">On Edit User Info, change exactly three fields — Last name to </w:t>
+            </w:r>
+            <w:r>
+              <w:rPr>
+                <w:rFonts w:ascii="Arial" w:hAnsi="Arial" w:cs="Arial"/>
+                <w:color w:val="C00000"/>
+                <w:sz w:val="20"/>
+                <w:szCs w:val="20"/>
+              </w:rPr>
+              <w:lastRenderedPageBreak/>
+              <w:t>EditTestVerified, City to Mount Vernon, ZIP code to 98273 — and leave every other field untouched. Click Save changes, review the confirmation panel, then click Yes, save.</w:t>
             </w:r>
           </w:p>
         </w:tc>
@@ -3218,7 +3534,18 @@
                 <w:sz w:val="20"/>
                 <w:szCs w:val="20"/>
               </w:rPr>
-              <w:t xml:space="preserve">The confirmation panel (and, after saving, the "Saved. Here's what changed" summary) lists exactly three rows: Last name, City, ZIP code — no others.</w:t>
+              <w:lastRenderedPageBreak/>
+              <w:t xml:space="preserve">The confirmation panel (and, after saving, the "Saved. Here's what changed" </w:t>
+            </w:r>
+            <w:r>
+              <w:rPr>
+                <w:rFonts w:ascii="Arial" w:hAnsi="Arial" w:cs="Arial"/>
+                <w:color w:val="C00000"/>
+                <w:sz w:val="20"/>
+                <w:szCs w:val="20"/>
+              </w:rPr>
+              <w:lastRenderedPageBreak/>
+              <w:t>summary) lists exactly three rows: Last name, City, ZIP code — no others.</w:t>
             </w:r>
           </w:p>
         </w:tc>
@@ -3243,7 +3570,8 @@
                 <w:sz w:val="20"/>
                 <w:szCs w:val="20"/>
               </w:rPr>
-              <w:t xml:space="preserve">Pass</w:t>
+              <w:lastRenderedPageBreak/>
+              <w:t>Pass</w:t>
             </w:r>
           </w:p>
         </w:tc>
@@ -3268,7 +3596,7 @@
                 <w:sz w:val="20"/>
                 <w:szCs w:val="20"/>
               </w:rPr>
-              <w:t xml:space="preserve">&lt;pass/fail&gt;</w:t>
+              <w:t>&lt;pass/fail&gt;</w:t>
             </w:r>
           </w:p>
         </w:tc>
@@ -3296,7 +3624,7 @@
                 <w:sz w:val="20"/>
                 <w:szCs w:val="20"/>
               </w:rPr>
-              <w:t xml:space="preserve">3</w:t>
+              <w:t>3</w:t>
             </w:r>
           </w:p>
         </w:tc>
@@ -3321,27 +3649,27 @@
                 <w:sz w:val="20"/>
                 <w:szCs w:val="20"/>
               </w:rPr>
-              <w:t xml:space="preserve">Run the "After" query below against the database.</w:t>
-            </w:r>
-          </w:p>
-          <w:p>
-            <w:pPr>
-              <w:spacing w:before="80" w:after="80"/>
-              <w:rPr>
-                <w:rFonts w:ascii="Arial" w:hAnsi="Arial" w:cs="Arial"/>
-                <w:color w:val="C00000"/>
-                <w:sz w:val="20"/>
-                <w:szCs w:val="20"/>
-              </w:rPr>
-            </w:pPr>
-            <w:r>
-              <w:rPr>
-                <w:rFonts w:ascii="Arial" w:hAnsi="Arial" w:cs="Arial"/>
-                <w:color w:val="C00000"/>
-                <w:sz w:val="20"/>
-                <w:szCs w:val="20"/>
-              </w:rPr>
-              <w:t xml:space="preserve">SELECT customerID, firstName, lastName, email, phone, phoneCountryCode,</w:t>
+              <w:t>Run the "After" query below against the database.</w:t>
+            </w:r>
+          </w:p>
+          <w:p>
+            <w:pPr>
+              <w:spacing w:before="80" w:after="80"/>
+              <w:rPr>
+                <w:rFonts w:ascii="Arial" w:hAnsi="Arial" w:cs="Arial"/>
+                <w:color w:val="C00000"/>
+                <w:sz w:val="20"/>
+                <w:szCs w:val="20"/>
+              </w:rPr>
+            </w:pPr>
+            <w:r>
+              <w:rPr>
+                <w:rFonts w:ascii="Arial" w:hAnsi="Arial" w:cs="Arial"/>
+                <w:color w:val="C00000"/>
+                <w:sz w:val="20"/>
+                <w:szCs w:val="20"/>
+              </w:rPr>
+              <w:t>SELECT customerID, firstName, lastName, email, phone, phoneCountryCode,</w:t>
             </w:r>
           </w:p>
           <w:p>
@@ -3401,27 +3729,27 @@
                 <w:sz w:val="20"/>
                 <w:szCs w:val="20"/>
               </w:rPr>
-              <w:t xml:space="preserve">FROM Customer</w:t>
-            </w:r>
-          </w:p>
-          <w:p>
-            <w:pPr>
-              <w:spacing w:before="80" w:after="80"/>
-              <w:rPr>
-                <w:rFonts w:ascii="Arial" w:hAnsi="Arial" w:cs="Arial"/>
-                <w:color w:val="C00000"/>
-                <w:sz w:val="20"/>
-                <w:szCs w:val="20"/>
-              </w:rPr>
-            </w:pPr>
-            <w:r>
-              <w:rPr>
-                <w:rFonts w:ascii="Arial" w:hAnsi="Arial" w:cs="Arial"/>
-                <w:color w:val="C00000"/>
-                <w:sz w:val="20"/>
-                <w:szCs w:val="20"/>
-              </w:rPr>
-              <w:t xml:space="preserve">WHERE email = 'qa.edittest.updated@example.com';</w:t>
+              <w:t>FROM Customer</w:t>
+            </w:r>
+          </w:p>
+          <w:p>
+            <w:pPr>
+              <w:spacing w:before="80" w:after="80"/>
+              <w:rPr>
+                <w:rFonts w:ascii="Arial" w:hAnsi="Arial" w:cs="Arial"/>
+                <w:color w:val="C00000"/>
+                <w:sz w:val="20"/>
+                <w:szCs w:val="20"/>
+              </w:rPr>
+            </w:pPr>
+            <w:r>
+              <w:rPr>
+                <w:rFonts w:ascii="Arial" w:hAnsi="Arial" w:cs="Arial"/>
+                <w:color w:val="C00000"/>
+                <w:sz w:val="20"/>
+                <w:szCs w:val="20"/>
+              </w:rPr>
+              <w:t>WHERE email = 'qa.edittest.updated@example.com';</w:t>
             </w:r>
           </w:p>
         </w:tc>
@@ -3446,7 +3774,7 @@
                 <w:sz w:val="20"/>
                 <w:szCs w:val="20"/>
               </w:rPr>
-              <w:t xml:space="preserve">Query returns exactly one row for this customer.</w:t>
+              <w:t>Query returns exactly one row for this customer.</w:t>
             </w:r>
           </w:p>
         </w:tc>
@@ -3471,7 +3799,7 @@
                 <w:sz w:val="20"/>
                 <w:szCs w:val="20"/>
               </w:rPr>
-              <w:t xml:space="preserve">Pass</w:t>
+              <w:t>Pass</w:t>
             </w:r>
           </w:p>
         </w:tc>
@@ -3496,7 +3824,7 @@
                 <w:sz w:val="20"/>
                 <w:szCs w:val="20"/>
               </w:rPr>
-              <w:t xml:space="preserve">&lt;pass/fail&gt;</w:t>
+              <w:t>&lt;pass/fail&gt;</w:t>
             </w:r>
           </w:p>
         </w:tc>
@@ -3524,7 +3852,7 @@
                 <w:sz w:val="20"/>
                 <w:szCs w:val="20"/>
               </w:rPr>
-              <w:t xml:space="preserve">4</w:t>
+              <w:t>4</w:t>
             </w:r>
           </w:p>
         </w:tc>
@@ -3549,7 +3877,7 @@
                 <w:sz w:val="20"/>
                 <w:szCs w:val="20"/>
               </w:rPr>
-              <w:t xml:space="preserve">Diff the "Before" and "After" rows column by column.</w:t>
+              <w:t>Diff the "Before" and "After" rows column by column.</w:t>
             </w:r>
           </w:p>
         </w:tc>
@@ -3574,7 +3902,7 @@
                 <w:sz w:val="20"/>
                 <w:szCs w:val="20"/>
               </w:rPr>
-              <w:t xml:space="preserve">lastName = EditTestVerified, city = Mount Vernon, zipCode = 98273. Every other column — firstName, email, phone, phoneCountryCode, streetAddress, streetAddress2, state, country, passwordHash, dateJoined, failedLoginAttempts, accountLocked — is identical to the "Before" row.</w:t>
+              <w:t>lastName = EditTestVerified, city = Mount Vernon, zipCode = 98273. Every other column — firstName, email, phone, phoneCountryCode, streetAddress, streetAddress2, state, country, passwordHash, dateJoined, failedLoginAttempts, accountLocked — is identical to the "Before" row.</w:t>
             </w:r>
           </w:p>
         </w:tc>
@@ -3599,7 +3927,7 @@
                 <w:sz w:val="20"/>
                 <w:szCs w:val="20"/>
               </w:rPr>
-              <w:t xml:space="preserve">Pass</w:t>
+              <w:t>Pass</w:t>
             </w:r>
           </w:p>
         </w:tc>
@@ -3624,7 +3952,7 @@
                 <w:sz w:val="20"/>
                 <w:szCs w:val="20"/>
               </w:rPr>
-              <w:t xml:space="preserve">&lt;pass/fail&gt;</w:t>
+              <w:t>&lt;pass/fail&gt;</w:t>
             </w:r>
           </w:p>
         </w:tc>
@@ -3682,27 +4010,27 @@
                 <w:sz w:val="20"/>
                 <w:szCs w:val="20"/>
               </w:rPr>
-              <w:t xml:space="preserve">Robert: The test successfully updated as expected. I ran into no issues with the process.</w:t>
-            </w:r>
-          </w:p>
-          <w:p>
-            <w:pPr>
-              <w:spacing w:before="80" w:after="80"/>
-              <w:rPr>
-                <w:rFonts w:ascii="Arial" w:hAnsi="Arial" w:cs="Arial"/>
-                <w:color w:val="C00000"/>
-                <w:sz w:val="20"/>
-                <w:szCs w:val="20"/>
-              </w:rPr>
-            </w:pPr>
-            <w:r>
-              <w:rPr>
-                <w:rFonts w:ascii="Arial" w:hAnsi="Arial" w:cs="Arial"/>
-                <w:color w:val="C00000"/>
-                <w:sz w:val="20"/>
-                <w:szCs w:val="20"/>
-              </w:rPr>
-              <w:t xml:space="preserve">Carolina (peer): &lt;filled in by the peer tester&gt;</w:t>
+              <w:t>Robert: The test successfully updated as expected. I ran into no issues with the process.</w:t>
+            </w:r>
+          </w:p>
+          <w:p>
+            <w:pPr>
+              <w:spacing w:before="80" w:after="80"/>
+              <w:rPr>
+                <w:rFonts w:ascii="Arial" w:hAnsi="Arial" w:cs="Arial"/>
+                <w:color w:val="C00000"/>
+                <w:sz w:val="20"/>
+                <w:szCs w:val="20"/>
+              </w:rPr>
+            </w:pPr>
+            <w:r>
+              <w:rPr>
+                <w:rFonts w:ascii="Arial" w:hAnsi="Arial" w:cs="Arial"/>
+                <w:color w:val="C00000"/>
+                <w:sz w:val="20"/>
+                <w:szCs w:val="20"/>
+              </w:rPr>
+              <w:t>Carolina (peer): &lt;filled in by the peer tester&gt;</w:t>
             </w:r>
           </w:p>
         </w:tc>
@@ -3756,6 +4084,7 @@
                 <w:sz w:val="24"/>
                 <w:szCs w:val="24"/>
               </w:rPr>
+              <w:lastRenderedPageBreak/>
               <w:t>Test 3</w:t>
             </w:r>
           </w:p>
@@ -3768,14 +4097,13 @@
           <w:p>
             <w:pPr>
               <w:pStyle w:val="Heading1"/>
-              <w:outlineLvl w:val="0"/>
-              <w:rPr>
-                <w:rFonts w:ascii="Arial" w:hAnsi="Arial" w:cs="Arial"/>
-                <w:b/>
-                <w:bCs/>
-              </w:rPr>
-            </w:pPr>
-            <w:bookmarkStart w:id="102" w:name="_TocTest3"/>
+              <w:rPr>
+                <w:rFonts w:ascii="Arial" w:hAnsi="Arial" w:cs="Arial"/>
+                <w:b/>
+                <w:bCs/>
+              </w:rPr>
+            </w:pPr>
+            <w:bookmarkStart w:id="2" w:name="_TocTest3"/>
             <w:r>
               <w:rPr>
                 <w:rFonts w:ascii="Arial" w:hAnsi="Arial" w:cs="Arial"/>
@@ -3785,7 +4113,7 @@
               </w:rPr>
               <w:t>Edit User Profile: Change Password Retires the Old One Immediately</w:t>
             </w:r>
-            <w:bookmarkEnd w:id="102"/>
+            <w:bookmarkEnd w:id="2"/>
           </w:p>
         </w:tc>
       </w:tr>
@@ -3864,28 +4192,28 @@
                 <w:sz w:val="20"/>
                 <w:szCs w:val="20"/>
               </w:rPr>
-              <w:t xml:space="preserve">Developer: Robert Breutzmann</w:t>
-            </w:r>
-          </w:p>
-          <w:p>
-            <w:pPr>
-              <w:rPr>
-                <w:rFonts w:ascii="Arial" w:hAnsi="Arial" w:cs="Arial"/>
-                <w:b/>
-                <w:bCs/>
-                <w:sz w:val="20"/>
-                <w:szCs w:val="20"/>
-              </w:rPr>
-            </w:pPr>
-            <w:r>
-              <w:rPr>
-                <w:rFonts w:ascii="Arial" w:hAnsi="Arial" w:cs="Arial"/>
-                <w:b/>
-                <w:bCs/>
-                <w:sz w:val="20"/>
-                <w:szCs w:val="20"/>
-              </w:rPr>
-              <w:t xml:space="preserve">Date tested: 2026/9/16</w:t>
+              <w:t>Developer: Robert Breutzmann</w:t>
+            </w:r>
+          </w:p>
+          <w:p>
+            <w:pPr>
+              <w:rPr>
+                <w:rFonts w:ascii="Arial" w:hAnsi="Arial" w:cs="Arial"/>
+                <w:b/>
+                <w:bCs/>
+                <w:sz w:val="20"/>
+                <w:szCs w:val="20"/>
+              </w:rPr>
+            </w:pPr>
+            <w:r>
+              <w:rPr>
+                <w:rFonts w:ascii="Arial" w:hAnsi="Arial" w:cs="Arial"/>
+                <w:b/>
+                <w:bCs/>
+                <w:sz w:val="20"/>
+                <w:szCs w:val="20"/>
+              </w:rPr>
+              <w:t>Date tested: 2026/9/16</w:t>
             </w:r>
           </w:p>
         </w:tc>
@@ -3912,28 +4240,28 @@
                 <w:sz w:val="20"/>
                 <w:szCs w:val="20"/>
               </w:rPr>
-              <w:t xml:space="preserve">Peer tester: Carolina Rodriguez</w:t>
-            </w:r>
-          </w:p>
-          <w:p>
-            <w:pPr>
-              <w:rPr>
-                <w:rFonts w:ascii="Arial" w:hAnsi="Arial" w:cs="Arial"/>
-                <w:b/>
-                <w:bCs/>
-                <w:sz w:val="20"/>
-                <w:szCs w:val="20"/>
-              </w:rPr>
-            </w:pPr>
-            <w:r>
-              <w:rPr>
-                <w:rFonts w:ascii="Arial" w:hAnsi="Arial" w:cs="Arial"/>
-                <w:b/>
-                <w:bCs/>
-                <w:sz w:val="20"/>
-                <w:szCs w:val="20"/>
-              </w:rPr>
-              <w:t xml:space="preserve">Date tested: &lt;yyyy/mm/dd&gt;</w:t>
+              <w:t>Peer tester: Carolina Rodriguez</w:t>
+            </w:r>
+          </w:p>
+          <w:p>
+            <w:pPr>
+              <w:rPr>
+                <w:rFonts w:ascii="Arial" w:hAnsi="Arial" w:cs="Arial"/>
+                <w:b/>
+                <w:bCs/>
+                <w:sz w:val="20"/>
+                <w:szCs w:val="20"/>
+              </w:rPr>
+            </w:pPr>
+            <w:r>
+              <w:rPr>
+                <w:rFonts w:ascii="Arial" w:hAnsi="Arial" w:cs="Arial"/>
+                <w:b/>
+                <w:bCs/>
+                <w:sz w:val="20"/>
+                <w:szCs w:val="20"/>
+              </w:rPr>
+              <w:t>Date tested: &lt;yyyy/mm/dd&gt;</w:t>
             </w:r>
           </w:p>
         </w:tc>
@@ -4123,7 +4451,7 @@
                 <w:sz w:val="20"/>
                 <w:szCs w:val="20"/>
               </w:rPr>
-              <w:t xml:space="preserve">1</w:t>
+              <w:t>1</w:t>
             </w:r>
           </w:p>
         </w:tc>
@@ -4148,7 +4476,7 @@
                 <w:sz w:val="20"/>
                 <w:szCs w:val="20"/>
               </w:rPr>
-              <w:t xml:space="preserve">Signed in as qa.edittest.updated@example.com / TestPass1! (continuing from Test 2), open Edit User Info and click Change password.</w:t>
+              <w:t>Signed in as qa.edittest.updated@example.com / TestPass1! (continuing from Test 2), open Edit User Info and click Change password.</w:t>
             </w:r>
           </w:p>
         </w:tc>
@@ -4173,7 +4501,7 @@
                 <w:sz w:val="20"/>
                 <w:szCs w:val="20"/>
               </w:rPr>
-              <w:t xml:space="preserve">The Change Password modal opens with Current password, New password, and Confirm new password fields, plus the live password rules checklist.</w:t>
+              <w:t>The Change Password modal opens with Current password, New password, and Confirm new password fields, plus the live password rules checklist.</w:t>
             </w:r>
           </w:p>
         </w:tc>
@@ -4198,7 +4526,7 @@
                 <w:sz w:val="20"/>
                 <w:szCs w:val="20"/>
               </w:rPr>
-              <w:t xml:space="preserve">Pass</w:t>
+              <w:t>Pass</w:t>
             </w:r>
           </w:p>
         </w:tc>
@@ -4223,7 +4551,7 @@
                 <w:sz w:val="20"/>
                 <w:szCs w:val="20"/>
               </w:rPr>
-              <w:t xml:space="preserve">&lt;pass/fail&gt;</w:t>
+              <w:t>&lt;pass/fail&gt;</w:t>
             </w:r>
           </w:p>
         </w:tc>
@@ -4251,7 +4579,7 @@
                 <w:sz w:val="20"/>
                 <w:szCs w:val="20"/>
               </w:rPr>
-              <w:t xml:space="preserve">2</w:t>
+              <w:t>2</w:t>
             </w:r>
           </w:p>
         </w:tc>
@@ -4276,7 +4604,7 @@
                 <w:sz w:val="20"/>
                 <w:szCs w:val="20"/>
               </w:rPr>
-              <w:t xml:space="preserve">Enter Current password TestPass1!, New password TestPass2!, Confirm new password TestPass2!, and click Update password.</w:t>
+              <w:t>Enter Current password TestPass1!, New password TestPass2!, Confirm new password TestPass2!, and click Update password.</w:t>
             </w:r>
           </w:p>
         </w:tc>
@@ -4301,7 +4629,7 @@
                 <w:sz w:val="20"/>
                 <w:szCs w:val="20"/>
               </w:rPr>
-              <w:t xml:space="preserve">The modal closes with no page navigation; a "Password updated" toast appears.</w:t>
+              <w:t>The modal closes with no page navigation; a "Password updated" toast appears.</w:t>
             </w:r>
           </w:p>
         </w:tc>
@@ -4326,7 +4654,7 @@
                 <w:sz w:val="20"/>
                 <w:szCs w:val="20"/>
               </w:rPr>
-              <w:t xml:space="preserve">Pass</w:t>
+              <w:t>Pass</w:t>
             </w:r>
           </w:p>
         </w:tc>
@@ -4351,7 +4679,7 @@
                 <w:sz w:val="20"/>
                 <w:szCs w:val="20"/>
               </w:rPr>
-              <w:t xml:space="preserve">&lt;pass/fail&gt;</w:t>
+              <w:t>&lt;pass/fail&gt;</w:t>
             </w:r>
           </w:p>
         </w:tc>
@@ -4379,7 +4707,7 @@
                 <w:sz w:val="20"/>
                 <w:szCs w:val="20"/>
               </w:rPr>
-              <w:t xml:space="preserve">3</w:t>
+              <w:t>3</w:t>
             </w:r>
           </w:p>
         </w:tc>
@@ -4404,7 +4732,7 @@
                 <w:sz w:val="20"/>
                 <w:szCs w:val="20"/>
               </w:rPr>
-              <w:t xml:space="preserve">Log out via the header's Log Out button.</w:t>
+              <w:t>Log out via the header's Log Out button.</w:t>
             </w:r>
           </w:p>
         </w:tc>
@@ -4429,7 +4757,7 @@
                 <w:sz w:val="20"/>
                 <w:szCs w:val="20"/>
               </w:rPr>
-              <w:t xml:space="preserve">Redirected to the landing page; header shows Sign In again.</w:t>
+              <w:t>Redirected to the landing page; header shows Sign In again.</w:t>
             </w:r>
           </w:p>
         </w:tc>
@@ -4454,7 +4782,7 @@
                 <w:sz w:val="20"/>
                 <w:szCs w:val="20"/>
               </w:rPr>
-              <w:t xml:space="preserve">Pass</w:t>
+              <w:t>Pass</w:t>
             </w:r>
           </w:p>
         </w:tc>
@@ -4479,7 +4807,7 @@
                 <w:sz w:val="20"/>
                 <w:szCs w:val="20"/>
               </w:rPr>
-              <w:t xml:space="preserve">&lt;pass/fail&gt;</w:t>
+              <w:t>&lt;pass/fail&gt;</w:t>
             </w:r>
           </w:p>
         </w:tc>
@@ -4507,7 +4835,7 @@
                 <w:sz w:val="20"/>
                 <w:szCs w:val="20"/>
               </w:rPr>
-              <w:t xml:space="preserve">4</w:t>
+              <w:t>4</w:t>
             </w:r>
           </w:p>
         </w:tc>
@@ -4532,7 +4860,7 @@
                 <w:sz w:val="20"/>
                 <w:szCs w:val="20"/>
               </w:rPr>
-              <w:t xml:space="preserve">Attempt to sign in with qa.edittest.updated@example.com and the old password TestPass1!.</w:t>
+              <w:t>Attempt to sign in with qa.edittest.updated@example.com and the old password TestPass1!.</w:t>
             </w:r>
           </w:p>
         </w:tc>
@@ -4557,7 +4885,7 @@
                 <w:sz w:val="20"/>
                 <w:szCs w:val="20"/>
               </w:rPr>
-              <w:t xml:space="preserve">Login fails with the generic incorrect-credentials message.</w:t>
+              <w:t>Login fails with the generic incorrect-credentials message.</w:t>
             </w:r>
           </w:p>
         </w:tc>
@@ -4582,7 +4910,7 @@
                 <w:sz w:val="20"/>
                 <w:szCs w:val="20"/>
               </w:rPr>
-              <w:t xml:space="preserve">Pass</w:t>
+              <w:t>Pass</w:t>
             </w:r>
           </w:p>
         </w:tc>
@@ -4607,7 +4935,7 @@
                 <w:sz w:val="20"/>
                 <w:szCs w:val="20"/>
               </w:rPr>
-              <w:t xml:space="preserve">&lt;pass/fail&gt;</w:t>
+              <w:t>&lt;pass/fail&gt;</w:t>
             </w:r>
           </w:p>
         </w:tc>
@@ -4635,7 +4963,7 @@
                 <w:sz w:val="20"/>
                 <w:szCs w:val="20"/>
               </w:rPr>
-              <w:t xml:space="preserve">5</w:t>
+              <w:t>5</w:t>
             </w:r>
           </w:p>
         </w:tc>
@@ -4660,7 +4988,7 @@
                 <w:sz w:val="20"/>
                 <w:szCs w:val="20"/>
               </w:rPr>
-              <w:t xml:space="preserve">Sign in with qa.edittest.updated@example.com and the new password TestPass2!.</w:t>
+              <w:t>Sign in with qa.edittest.updated@example.com and the new password TestPass2!.</w:t>
             </w:r>
           </w:p>
         </w:tc>
@@ -4685,7 +5013,7 @@
                 <w:sz w:val="20"/>
                 <w:szCs w:val="20"/>
               </w:rPr>
-              <w:t xml:space="preserve">Login succeeds; header greeting reads "Welcome, QA E."</w:t>
+              <w:t>Login succeeds; header greeting reads "Welcome, QA E."</w:t>
             </w:r>
           </w:p>
         </w:tc>
@@ -4710,7 +5038,7 @@
                 <w:sz w:val="20"/>
                 <w:szCs w:val="20"/>
               </w:rPr>
-              <w:t xml:space="preserve">Pass</w:t>
+              <w:t>Pass</w:t>
             </w:r>
           </w:p>
         </w:tc>
@@ -4735,7 +5063,7 @@
                 <w:sz w:val="20"/>
                 <w:szCs w:val="20"/>
               </w:rPr>
-              <w:t xml:space="preserve">&lt;pass/fail&gt;</w:t>
+              <w:t>&lt;pass/fail&gt;</w:t>
             </w:r>
           </w:p>
         </w:tc>
@@ -4767,6 +5095,7 @@
                 <w:sz w:val="20"/>
                 <w:szCs w:val="20"/>
               </w:rPr>
+              <w:lastRenderedPageBreak/>
               <w:t>Comments</w:t>
             </w:r>
           </w:p>
@@ -4793,27 +5122,27 @@
                 <w:sz w:val="20"/>
                 <w:szCs w:val="20"/>
               </w:rPr>
-              <w:t xml:space="preserve">Robert: I ran into no issues with this test. Everything functioned as expected and no unexpected issues came up. Same note from above about the password error and username error presenting the same results.</w:t>
-            </w:r>
-          </w:p>
-          <w:p>
-            <w:pPr>
-              <w:spacing w:before="80" w:after="80"/>
-              <w:rPr>
-                <w:rFonts w:ascii="Arial" w:hAnsi="Arial" w:cs="Arial"/>
-                <w:color w:val="C00000"/>
-                <w:sz w:val="20"/>
-                <w:szCs w:val="20"/>
-              </w:rPr>
-            </w:pPr>
-            <w:r>
-              <w:rPr>
-                <w:rFonts w:ascii="Arial" w:hAnsi="Arial" w:cs="Arial"/>
-                <w:color w:val="C00000"/>
-                <w:sz w:val="20"/>
-                <w:szCs w:val="20"/>
-              </w:rPr>
-              <w:t xml:space="preserve">Carolina (peer): &lt;filled in by the peer tester&gt;</w:t>
+              <w:t>Robert: I ran into no issues with this test. Everything functioned as expected and no unexpected issues came up. Same note from above about the password error and username error presenting the same results.</w:t>
+            </w:r>
+          </w:p>
+          <w:p>
+            <w:pPr>
+              <w:spacing w:before="80" w:after="80"/>
+              <w:rPr>
+                <w:rFonts w:ascii="Arial" w:hAnsi="Arial" w:cs="Arial"/>
+                <w:color w:val="C00000"/>
+                <w:sz w:val="20"/>
+                <w:szCs w:val="20"/>
+              </w:rPr>
+            </w:pPr>
+            <w:r>
+              <w:rPr>
+                <w:rFonts w:ascii="Arial" w:hAnsi="Arial" w:cs="Arial"/>
+                <w:color w:val="C00000"/>
+                <w:sz w:val="20"/>
+                <w:szCs w:val="20"/>
+              </w:rPr>
+              <w:t>Carolina (peer): &lt;filled in by the peer tester&gt;</w:t>
             </w:r>
           </w:p>
         </w:tc>
@@ -4879,14 +5208,13 @@
           <w:p>
             <w:pPr>
               <w:pStyle w:val="Heading1"/>
-              <w:outlineLvl w:val="0"/>
-              <w:rPr>
-                <w:rFonts w:ascii="Arial" w:hAnsi="Arial" w:cs="Arial"/>
-                <w:b/>
-                <w:bCs/>
-              </w:rPr>
-            </w:pPr>
-            <w:bookmarkStart w:id="103" w:name="_TocTest4"/>
+              <w:rPr>
+                <w:rFonts w:ascii="Arial" w:hAnsi="Arial" w:cs="Arial"/>
+                <w:b/>
+                <w:bCs/>
+              </w:rPr>
+            </w:pPr>
+            <w:bookmarkStart w:id="3" w:name="_TocTest4"/>
             <w:r>
               <w:rPr>
                 <w:rFonts w:ascii="Arial" w:hAnsi="Arial" w:cs="Arial"/>
@@ -4896,7 +5224,7 @@
               </w:rPr>
               <w:t>Edit User Profile: Lockout Reset Clears the Lock and Replaces the Password</w:t>
             </w:r>
-            <w:bookmarkEnd w:id="103"/>
+            <w:bookmarkEnd w:id="3"/>
           </w:p>
         </w:tc>
       </w:tr>
@@ -4975,28 +5303,28 @@
                 <w:sz w:val="20"/>
                 <w:szCs w:val="20"/>
               </w:rPr>
-              <w:t xml:space="preserve">Developer: Robert Breutzmann</w:t>
-            </w:r>
-          </w:p>
-          <w:p>
-            <w:pPr>
-              <w:rPr>
-                <w:rFonts w:ascii="Arial" w:hAnsi="Arial" w:cs="Arial"/>
-                <w:b/>
-                <w:bCs/>
-                <w:sz w:val="20"/>
-                <w:szCs w:val="20"/>
-              </w:rPr>
-            </w:pPr>
-            <w:r>
-              <w:rPr>
-                <w:rFonts w:ascii="Arial" w:hAnsi="Arial" w:cs="Arial"/>
-                <w:b/>
-                <w:bCs/>
-                <w:sz w:val="20"/>
-                <w:szCs w:val="20"/>
-              </w:rPr>
-              <w:t xml:space="preserve">Date tested: 2026/9/16</w:t>
+              <w:t>Developer: Robert Breutzmann</w:t>
+            </w:r>
+          </w:p>
+          <w:p>
+            <w:pPr>
+              <w:rPr>
+                <w:rFonts w:ascii="Arial" w:hAnsi="Arial" w:cs="Arial"/>
+                <w:b/>
+                <w:bCs/>
+                <w:sz w:val="20"/>
+                <w:szCs w:val="20"/>
+              </w:rPr>
+            </w:pPr>
+            <w:r>
+              <w:rPr>
+                <w:rFonts w:ascii="Arial" w:hAnsi="Arial" w:cs="Arial"/>
+                <w:b/>
+                <w:bCs/>
+                <w:sz w:val="20"/>
+                <w:szCs w:val="20"/>
+              </w:rPr>
+              <w:t>Date tested: 2026/9/16</w:t>
             </w:r>
           </w:p>
         </w:tc>
@@ -5023,28 +5351,28 @@
                 <w:sz w:val="20"/>
                 <w:szCs w:val="20"/>
               </w:rPr>
-              <w:t xml:space="preserve">Peer tester: Carolina Rodriguez</w:t>
-            </w:r>
-          </w:p>
-          <w:p>
-            <w:pPr>
-              <w:rPr>
-                <w:rFonts w:ascii="Arial" w:hAnsi="Arial" w:cs="Arial"/>
-                <w:b/>
-                <w:bCs/>
-                <w:sz w:val="20"/>
-                <w:szCs w:val="20"/>
-              </w:rPr>
-            </w:pPr>
-            <w:r>
-              <w:rPr>
-                <w:rFonts w:ascii="Arial" w:hAnsi="Arial" w:cs="Arial"/>
-                <w:b/>
-                <w:bCs/>
-                <w:sz w:val="20"/>
-                <w:szCs w:val="20"/>
-              </w:rPr>
-              <w:t xml:space="preserve">Date tested: &lt;yyyy/mm/dd&gt;</w:t>
+              <w:t>Peer tester: Carolina Rodriguez</w:t>
+            </w:r>
+          </w:p>
+          <w:p>
+            <w:pPr>
+              <w:rPr>
+                <w:rFonts w:ascii="Arial" w:hAnsi="Arial" w:cs="Arial"/>
+                <w:b/>
+                <w:bCs/>
+                <w:sz w:val="20"/>
+                <w:szCs w:val="20"/>
+              </w:rPr>
+            </w:pPr>
+            <w:r>
+              <w:rPr>
+                <w:rFonts w:ascii="Arial" w:hAnsi="Arial" w:cs="Arial"/>
+                <w:b/>
+                <w:bCs/>
+                <w:sz w:val="20"/>
+                <w:szCs w:val="20"/>
+              </w:rPr>
+              <w:t>Date tested: &lt;yyyy/mm/dd&gt;</w:t>
             </w:r>
           </w:p>
         </w:tc>
@@ -5234,7 +5562,7 @@
                 <w:sz w:val="20"/>
                 <w:szCs w:val="20"/>
               </w:rPr>
-              <w:t xml:space="preserve">1</w:t>
+              <w:t>1</w:t>
             </w:r>
           </w:p>
         </w:tc>
@@ -5259,7 +5587,7 @@
                 <w:sz w:val="20"/>
                 <w:szCs w:val="20"/>
               </w:rPr>
-              <w:t xml:space="preserve">Attempt to sign in as qa.edittest.updated@example.com with an incorrect password three times in a row (e.g. wrong1, wrong2, wrong3).</w:t>
+              <w:t>Attempt to sign in as qa.edittest.updated@example.com with an incorrect password three times in a row (e.g. wrong1, wrong2, wrong3).</w:t>
             </w:r>
           </w:p>
         </w:tc>
@@ -5284,7 +5612,7 @@
                 <w:sz w:val="20"/>
                 <w:szCs w:val="20"/>
               </w:rPr>
-              <w:t xml:space="preserve">The first two attempts show the generic incorrect-credentials message. After the third, the login modal switches to its locked-out state: the sign-in form is replaced with a message and a Reset your password button.</w:t>
+              <w:t>The first two attempts show the generic incorrect-credentials message. After the third, the login modal switches to its locked-out state: the sign-in form is replaced with a message and a Reset your password button.</w:t>
             </w:r>
           </w:p>
         </w:tc>
@@ -5309,7 +5637,7 @@
                 <w:sz w:val="20"/>
                 <w:szCs w:val="20"/>
               </w:rPr>
-              <w:t xml:space="preserve">Pass</w:t>
+              <w:t>Pass</w:t>
             </w:r>
           </w:p>
         </w:tc>
@@ -5334,7 +5662,7 @@
                 <w:sz w:val="20"/>
                 <w:szCs w:val="20"/>
               </w:rPr>
-              <w:t xml:space="preserve">&lt;pass/fail&gt;</w:t>
+              <w:t>&lt;pass/fail&gt;</w:t>
             </w:r>
           </w:p>
         </w:tc>
@@ -5362,7 +5690,7 @@
                 <w:sz w:val="20"/>
                 <w:szCs w:val="20"/>
               </w:rPr>
-              <w:t xml:space="preserve">2</w:t>
+              <w:t>2</w:t>
             </w:r>
           </w:p>
         </w:tc>
@@ -5387,7 +5715,7 @@
                 <w:sz w:val="20"/>
                 <w:szCs w:val="20"/>
               </w:rPr>
-              <w:t xml:space="preserve">Click Reset your password.</w:t>
+              <w:t>Click Reset your password.</w:t>
             </w:r>
           </w:p>
         </w:tc>
@@ -5412,7 +5740,7 @@
                 <w:sz w:val="20"/>
                 <w:szCs w:val="20"/>
               </w:rPr>
-              <w:t xml:space="preserve">The Forgot Password modal opens, with the Email field pre-filled with qa.edittest.updated@example.com.</w:t>
+              <w:t>The Forgot Password modal opens, with the Email field pre-filled with qa.edittest.updated@example.com.</w:t>
             </w:r>
           </w:p>
         </w:tc>
@@ -5437,7 +5765,7 @@
                 <w:sz w:val="20"/>
                 <w:szCs w:val="20"/>
               </w:rPr>
-              <w:t xml:space="preserve">Pass</w:t>
+              <w:t>Pass</w:t>
             </w:r>
           </w:p>
         </w:tc>
@@ -5462,7 +5790,7 @@
                 <w:sz w:val="20"/>
                 <w:szCs w:val="20"/>
               </w:rPr>
-              <w:t xml:space="preserve">&lt;pass/fail&gt;</w:t>
+              <w:t>&lt;pass/fail&gt;</w:t>
             </w:r>
           </w:p>
         </w:tc>
@@ -5490,7 +5818,7 @@
                 <w:sz w:val="20"/>
                 <w:szCs w:val="20"/>
               </w:rPr>
-              <w:t xml:space="preserve">3</w:t>
+              <w:t>3</w:t>
             </w:r>
           </w:p>
         </w:tc>
@@ -5515,7 +5843,7 @@
                 <w:sz w:val="20"/>
                 <w:szCs w:val="20"/>
               </w:rPr>
-              <w:t xml:space="preserve">Enter Verification code 12345 (the site's fixed demo code), New password TestPass3!, Confirm new password TestPass3!, and submit.</w:t>
+              <w:t>Enter Verification code 12345 (the site's fixed demo code), New password TestPass3!, Confirm new password TestPass3!, and submit.</w:t>
             </w:r>
           </w:p>
         </w:tc>
@@ -5540,7 +5868,7 @@
                 <w:sz w:val="20"/>
                 <w:szCs w:val="20"/>
               </w:rPr>
-              <w:t xml:space="preserve">Redirected with a "Password reset — sign in with your new password" confirmation; no auto-login occurs (still signed out).</w:t>
+              <w:t>Redirected with a "Password reset — sign in with your new password" confirmation; no auto-login occurs (still signed out).</w:t>
             </w:r>
           </w:p>
         </w:tc>
@@ -5565,7 +5893,7 @@
                 <w:sz w:val="20"/>
                 <w:szCs w:val="20"/>
               </w:rPr>
-              <w:t xml:space="preserve">Pass</w:t>
+              <w:t>Pass</w:t>
             </w:r>
           </w:p>
         </w:tc>
@@ -5590,7 +5918,7 @@
                 <w:sz w:val="20"/>
                 <w:szCs w:val="20"/>
               </w:rPr>
-              <w:t xml:space="preserve">&lt;pass/fail&gt;</w:t>
+              <w:t>&lt;pass/fail&gt;</w:t>
             </w:r>
           </w:p>
         </w:tc>
@@ -5618,7 +5946,7 @@
                 <w:sz w:val="20"/>
                 <w:szCs w:val="20"/>
               </w:rPr>
-              <w:t xml:space="preserve">4</w:t>
+              <w:t>4</w:t>
             </w:r>
           </w:p>
         </w:tc>
@@ -5643,7 +5971,17 @@
                 <w:sz w:val="20"/>
                 <w:szCs w:val="20"/>
               </w:rPr>
-              <w:t xml:space="preserve">Attempt to sign in with qa.edittest.updated@example.com and the password from Test 3, TestPass2!.</w:t>
+              <w:t xml:space="preserve">Attempt to sign in with qa.edittest.updated@example.com </w:t>
+            </w:r>
+            <w:r>
+              <w:rPr>
+                <w:rFonts w:ascii="Arial" w:hAnsi="Arial" w:cs="Arial"/>
+                <w:color w:val="C00000"/>
+                <w:sz w:val="20"/>
+                <w:szCs w:val="20"/>
+              </w:rPr>
+              <w:lastRenderedPageBreak/>
+              <w:t>and the password from Test 3, TestPass2!.</w:t>
             </w:r>
           </w:p>
         </w:tc>
@@ -5668,7 +6006,18 @@
                 <w:sz w:val="20"/>
                 <w:szCs w:val="20"/>
               </w:rPr>
-              <w:t xml:space="preserve">Login fails with the generic incorrect-credentials message — it does not report the account as locked, confirming the reset cleared the lockout rather than merely changing the password on top of it.</w:t>
+              <w:lastRenderedPageBreak/>
+              <w:t xml:space="preserve">Login fails with the generic incorrect-credentials message — it does not report the account as locked, confirming the </w:t>
+            </w:r>
+            <w:r>
+              <w:rPr>
+                <w:rFonts w:ascii="Arial" w:hAnsi="Arial" w:cs="Arial"/>
+                <w:color w:val="C00000"/>
+                <w:sz w:val="20"/>
+                <w:szCs w:val="20"/>
+              </w:rPr>
+              <w:lastRenderedPageBreak/>
+              <w:t>reset cleared the lockout rather than merely changing the password on top of it.</w:t>
             </w:r>
           </w:p>
         </w:tc>
@@ -5693,7 +6042,8 @@
                 <w:sz w:val="20"/>
                 <w:szCs w:val="20"/>
               </w:rPr>
-              <w:t xml:space="preserve">Pass</w:t>
+              <w:lastRenderedPageBreak/>
+              <w:t>Pass</w:t>
             </w:r>
           </w:p>
         </w:tc>
@@ -5718,7 +6068,7 @@
                 <w:sz w:val="20"/>
                 <w:szCs w:val="20"/>
               </w:rPr>
-              <w:t xml:space="preserve">&lt;pass/fail&gt;</w:t>
+              <w:t>&lt;pass/fail&gt;</w:t>
             </w:r>
           </w:p>
         </w:tc>
@@ -5746,7 +6096,7 @@
                 <w:sz w:val="20"/>
                 <w:szCs w:val="20"/>
               </w:rPr>
-              <w:t xml:space="preserve">5</w:t>
+              <w:t>5</w:t>
             </w:r>
           </w:p>
         </w:tc>
@@ -5771,7 +6121,7 @@
                 <w:sz w:val="20"/>
                 <w:szCs w:val="20"/>
               </w:rPr>
-              <w:t xml:space="preserve">Sign in with qa.edittest.updated@example.com and the new password TestPass3!.</w:t>
+              <w:t>Sign in with qa.edittest.updated@example.com and the new password TestPass3!.</w:t>
             </w:r>
           </w:p>
         </w:tc>
@@ -5796,7 +6146,7 @@
                 <w:sz w:val="20"/>
                 <w:szCs w:val="20"/>
               </w:rPr>
-              <w:t xml:space="preserve">Login succeeds; header greeting reads "Welcome, QA E."</w:t>
+              <w:t>Login succeeds; header greeting reads "Welcome, QA E."</w:t>
             </w:r>
           </w:p>
         </w:tc>
@@ -5821,7 +6171,7 @@
                 <w:sz w:val="20"/>
                 <w:szCs w:val="20"/>
               </w:rPr>
-              <w:t xml:space="preserve">Pass</w:t>
+              <w:t>Pass</w:t>
             </w:r>
           </w:p>
         </w:tc>
@@ -5846,7 +6196,7 @@
                 <w:sz w:val="20"/>
                 <w:szCs w:val="20"/>
               </w:rPr>
-              <w:t xml:space="preserve">&lt;pass/fail&gt;</w:t>
+              <w:t>&lt;pass/fail&gt;</w:t>
             </w:r>
           </w:p>
         </w:tc>
@@ -5904,27 +6254,27 @@
                 <w:sz w:val="20"/>
                 <w:szCs w:val="20"/>
               </w:rPr>
-              <w:t xml:space="preserve">Robert: I ran into no issues with this test. Everything functioned as expected and no unexpected issues came up. Same note from above about the password error and username error presenting the same results.</w:t>
-            </w:r>
-          </w:p>
-          <w:p>
-            <w:pPr>
-              <w:spacing w:before="80" w:after="80"/>
-              <w:rPr>
-                <w:rFonts w:ascii="Arial" w:hAnsi="Arial" w:cs="Arial"/>
-                <w:color w:val="C00000"/>
-                <w:sz w:val="20"/>
-                <w:szCs w:val="20"/>
-              </w:rPr>
-            </w:pPr>
-            <w:r>
-              <w:rPr>
-                <w:rFonts w:ascii="Arial" w:hAnsi="Arial" w:cs="Arial"/>
-                <w:color w:val="C00000"/>
-                <w:sz w:val="20"/>
-                <w:szCs w:val="20"/>
-              </w:rPr>
-              <w:t xml:space="preserve">Carolina (peer): &lt;filled in by the peer tester&gt;</w:t>
+              <w:t>Robert: I ran into no issues with this test. Everything functioned as expected and no unexpected issues came up. Same note from above about the password error and username error presenting the same results.</w:t>
+            </w:r>
+          </w:p>
+          <w:p>
+            <w:pPr>
+              <w:spacing w:before="80" w:after="80"/>
+              <w:rPr>
+                <w:rFonts w:ascii="Arial" w:hAnsi="Arial" w:cs="Arial"/>
+                <w:color w:val="C00000"/>
+                <w:sz w:val="20"/>
+                <w:szCs w:val="20"/>
+              </w:rPr>
+            </w:pPr>
+            <w:r>
+              <w:rPr>
+                <w:rFonts w:ascii="Arial" w:hAnsi="Arial" w:cs="Arial"/>
+                <w:color w:val="C00000"/>
+                <w:sz w:val="20"/>
+                <w:szCs w:val="20"/>
+              </w:rPr>
+              <w:t>Carolina (peer): &lt;filled in by the peer tester&gt;</w:t>
             </w:r>
           </w:p>
         </w:tc>
@@ -5978,6 +6328,7 @@
                 <w:sz w:val="24"/>
                 <w:szCs w:val="24"/>
               </w:rPr>
+              <w:lastRenderedPageBreak/>
               <w:t>Test 7</w:t>
             </w:r>
           </w:p>
@@ -5990,14 +6341,13 @@
           <w:p>
             <w:pPr>
               <w:pStyle w:val="Heading1"/>
-              <w:outlineLvl w:val="0"/>
-              <w:rPr>
-                <w:rFonts w:ascii="Arial" w:hAnsi="Arial" w:cs="Arial"/>
-                <w:b/>
-                <w:bCs/>
-              </w:rPr>
-            </w:pPr>
-            <w:bookmarkStart w:id="104" w:name="_TocTest5"/>
+              <w:rPr>
+                <w:rFonts w:ascii="Arial" w:hAnsi="Arial" w:cs="Arial"/>
+                <w:b/>
+                <w:bCs/>
+              </w:rPr>
+            </w:pPr>
+            <w:bookmarkStart w:id="4" w:name="_TocTest5"/>
             <w:r>
               <w:rPr>
                 <w:rFonts w:ascii="Arial" w:hAnsi="Arial" w:cs="Arial"/>
@@ -6007,7 +6357,7 @@
               </w:rPr>
               <w:t>Look Up Reservation: Signed-In Customer Can Retrieve Own Reservation</w:t>
             </w:r>
-            <w:bookmarkEnd w:id="104"/>
+            <w:bookmarkEnd w:id="4"/>
           </w:p>
         </w:tc>
       </w:tr>
@@ -6086,28 +6436,28 @@
                 <w:sz w:val="20"/>
                 <w:szCs w:val="20"/>
               </w:rPr>
-              <w:t xml:space="preserve">Developer: Carolina Rodriguez</w:t>
-            </w:r>
-          </w:p>
-          <w:p>
-            <w:pPr>
-              <w:rPr>
-                <w:rFonts w:ascii="Arial" w:hAnsi="Arial" w:cs="Arial"/>
-                <w:b/>
-                <w:bCs/>
-                <w:sz w:val="20"/>
-                <w:szCs w:val="20"/>
-              </w:rPr>
-            </w:pPr>
-            <w:r>
-              <w:rPr>
-                <w:rFonts w:ascii="Arial" w:hAnsi="Arial" w:cs="Arial"/>
-                <w:b/>
-                <w:bCs/>
-                <w:sz w:val="20"/>
-                <w:szCs w:val="20"/>
-              </w:rPr>
-              <w:t xml:space="preserve">Date tested: 2026/09/18</w:t>
+              <w:t>Developer: Carolina Rodriguez</w:t>
+            </w:r>
+          </w:p>
+          <w:p>
+            <w:pPr>
+              <w:rPr>
+                <w:rFonts w:ascii="Arial" w:hAnsi="Arial" w:cs="Arial"/>
+                <w:b/>
+                <w:bCs/>
+                <w:sz w:val="20"/>
+                <w:szCs w:val="20"/>
+              </w:rPr>
+            </w:pPr>
+            <w:r>
+              <w:rPr>
+                <w:rFonts w:ascii="Arial" w:hAnsi="Arial" w:cs="Arial"/>
+                <w:b/>
+                <w:bCs/>
+                <w:sz w:val="20"/>
+                <w:szCs w:val="20"/>
+              </w:rPr>
+              <w:t>Date tested: 2026/09/18</w:t>
             </w:r>
           </w:p>
         </w:tc>
@@ -6134,28 +6484,28 @@
                 <w:sz w:val="20"/>
                 <w:szCs w:val="20"/>
               </w:rPr>
-              <w:t xml:space="preserve">Peer tester: Robert Breutzmann</w:t>
-            </w:r>
-          </w:p>
-          <w:p>
-            <w:pPr>
-              <w:rPr>
-                <w:rFonts w:ascii="Arial" w:hAnsi="Arial" w:cs="Arial"/>
-                <w:b/>
-                <w:bCs/>
-                <w:sz w:val="20"/>
-                <w:szCs w:val="20"/>
-              </w:rPr>
-            </w:pPr>
-            <w:r>
-              <w:rPr>
-                <w:rFonts w:ascii="Arial" w:hAnsi="Arial" w:cs="Arial"/>
-                <w:b/>
-                <w:bCs/>
-                <w:sz w:val="20"/>
-                <w:szCs w:val="20"/>
-              </w:rPr>
-              <w:t xml:space="preserve">Date tested: &lt;yyyy/mm/dd&gt;</w:t>
+              <w:t>Peer tester: Robert Breutzmann</w:t>
+            </w:r>
+          </w:p>
+          <w:p>
+            <w:pPr>
+              <w:rPr>
+                <w:rFonts w:ascii="Arial" w:hAnsi="Arial" w:cs="Arial"/>
+                <w:b/>
+                <w:bCs/>
+                <w:sz w:val="20"/>
+                <w:szCs w:val="20"/>
+              </w:rPr>
+            </w:pPr>
+            <w:r>
+              <w:rPr>
+                <w:rFonts w:ascii="Arial" w:hAnsi="Arial" w:cs="Arial"/>
+                <w:b/>
+                <w:bCs/>
+                <w:sz w:val="20"/>
+                <w:szCs w:val="20"/>
+              </w:rPr>
+              <w:t>Date tested: &lt;yyyy/mm/dd&gt;</w:t>
             </w:r>
           </w:p>
         </w:tc>
@@ -6345,7 +6695,7 @@
                 <w:sz w:val="20"/>
                 <w:szCs w:val="20"/>
               </w:rPr>
-              <w:t xml:space="preserve">1</w:t>
+              <w:t>1</w:t>
             </w:r>
           </w:p>
         </w:tc>
@@ -6370,7 +6720,7 @@
                 <w:sz w:val="20"/>
                 <w:szCs w:val="20"/>
               </w:rPr>
-              <w:t xml:space="preserve">Sign in using elena.marsh@example.com and password MoffatMarsh01!.</w:t>
+              <w:t>Sign in using elena.marsh@example.com and password MoffatMarsh01!.</w:t>
             </w:r>
           </w:p>
         </w:tc>
@@ -6395,7 +6745,7 @@
                 <w:sz w:val="20"/>
                 <w:szCs w:val="20"/>
               </w:rPr>
-              <w:t xml:space="preserve">Login succeeds and the Look Up Reservation link is available.</w:t>
+              <w:t>Login succeeds and the Look Up Reservation link is available.</w:t>
             </w:r>
           </w:p>
         </w:tc>
@@ -6420,7 +6770,7 @@
                 <w:sz w:val="20"/>
                 <w:szCs w:val="20"/>
               </w:rPr>
-              <w:t xml:space="preserve">Pass</w:t>
+              <w:t>Pass</w:t>
             </w:r>
           </w:p>
         </w:tc>
@@ -6445,7 +6795,7 @@
                 <w:sz w:val="20"/>
                 <w:szCs w:val="20"/>
               </w:rPr>
-              <w:t xml:space="preserve">&lt;pass/fail&gt;</w:t>
+              <w:t>&lt;pass/fail&gt;</w:t>
             </w:r>
           </w:p>
         </w:tc>
@@ -6473,7 +6823,7 @@
                 <w:sz w:val="20"/>
                 <w:szCs w:val="20"/>
               </w:rPr>
-              <w:t xml:space="preserve">2</w:t>
+              <w:t>2</w:t>
             </w:r>
           </w:p>
         </w:tc>
@@ -6498,7 +6848,7 @@
                 <w:sz w:val="20"/>
                 <w:szCs w:val="20"/>
               </w:rPr>
-              <w:t xml:space="preserve">Open Look Up Reservation and search for reservation number MB-00001, year 2026, and month June.</w:t>
+              <w:t>Open Look Up Reservation and search for reservation number MB-00001, year 2026, and month June.</w:t>
             </w:r>
           </w:p>
         </w:tc>
@@ -6523,7 +6873,7 @@
                 <w:sz w:val="20"/>
                 <w:szCs w:val="20"/>
               </w:rPr>
-              <w:t xml:space="preserve">The request is sent to /reservations and the reservation is returned for the signed-in customer.</w:t>
+              <w:t>The request is sent to /reservations and the reservation is returned for the signed-in customer.</w:t>
             </w:r>
           </w:p>
         </w:tc>
@@ -6548,7 +6898,7 @@
                 <w:sz w:val="20"/>
                 <w:szCs w:val="20"/>
               </w:rPr>
-              <w:t xml:space="preserve">Pass</w:t>
+              <w:t>Pass</w:t>
             </w:r>
           </w:p>
         </w:tc>
@@ -6573,7 +6923,7 @@
                 <w:sz w:val="20"/>
                 <w:szCs w:val="20"/>
               </w:rPr>
-              <w:t xml:space="preserve">&lt;pass/fail&gt;</w:t>
+              <w:t>&lt;pass/fail&gt;</w:t>
             </w:r>
           </w:p>
         </w:tc>
@@ -6601,7 +6951,7 @@
                 <w:sz w:val="20"/>
                 <w:szCs w:val="20"/>
               </w:rPr>
-              <w:t xml:space="preserve">3</w:t>
+              <w:t>3</w:t>
             </w:r>
           </w:p>
         </w:tc>
@@ -6626,7 +6976,7 @@
                 <w:sz w:val="20"/>
                 <w:szCs w:val="20"/>
               </w:rPr>
-              <w:t xml:space="preserve">Review the returned reservation details.</w:t>
+              <w:t>Review the returned reservation details.</w:t>
             </w:r>
           </w:p>
         </w:tc>
@@ -6651,7 +7001,7 @@
                 <w:sz w:val="20"/>
                 <w:szCs w:val="20"/>
               </w:rPr>
-              <w:t xml:space="preserve">Elena's reservation is displayed with the confirmation number, guest name, slip number, start date, monthly rate, lease status, and boat name.</w:t>
+              <w:t>Elena's reservation is displayed with the confirmation number, guest name, slip number, start date, monthly rate, lease status, and boat name.</w:t>
             </w:r>
           </w:p>
         </w:tc>
@@ -6676,7 +7026,7 @@
                 <w:sz w:val="20"/>
                 <w:szCs w:val="20"/>
               </w:rPr>
-              <w:t xml:space="preserve">Pass</w:t>
+              <w:t>Pass</w:t>
             </w:r>
           </w:p>
         </w:tc>
@@ -6701,7 +7051,7 @@
                 <w:sz w:val="20"/>
                 <w:szCs w:val="20"/>
               </w:rPr>
-              <w:t xml:space="preserve">&lt;pass/fail&gt;</w:t>
+              <w:t>&lt;pass/fail&gt;</w:t>
             </w:r>
           </w:p>
         </w:tc>
@@ -6759,882 +7109,27 @@
                 <w:sz w:val="20"/>
                 <w:szCs w:val="20"/>
               </w:rPr>
-              <w:t xml:space="preserve">Carolina: The reservation lookup worked as expected and returned Elena’s reservation when I searched for MB-00001 while signed in as her. The correct reservation details were displayed, including the guest name, slip, start date, monthly rate, lease status, and boat name. I did not run into any backend issues during this test, but front-end does need cosmetic touches for buttons.</w:t>
-            </w:r>
-          </w:p>
-          <w:p>
-            <w:pPr>
-              <w:spacing w:before="80" w:after="80"/>
-              <w:rPr>
-                <w:rFonts w:ascii="Arial" w:hAnsi="Arial" w:cs="Arial"/>
-                <w:color w:val="C00000"/>
-                <w:sz w:val="20"/>
-                <w:szCs w:val="20"/>
-              </w:rPr>
-            </w:pPr>
-            <w:r>
-              <w:rPr>
-                <w:rFonts w:ascii="Arial" w:hAnsi="Arial" w:cs="Arial"/>
-                <w:color w:val="C00000"/>
-                <w:sz w:val="20"/>
-                <w:szCs w:val="20"/>
-              </w:rPr>
-              <w:t xml:space="preserve">Robert (peer): &lt;filled in by the peer tester&gt;</w:t>
-            </w:r>
-          </w:p>
-        </w:tc>
-      </w:tr>
-    </w:tbl>
-    <w:p>
-      <w:pPr>
-        <w:pStyle w:val="NoSpacing"/>
-        <w:rPr>
-          <w:rFonts w:ascii="Arial" w:hAnsi="Arial" w:cs="Arial"/>
-          <w:sz w:val="24"/>
-          <w:szCs w:val="24"/>
-        </w:rPr>
-      </w:pPr>
-    </w:p>
-    <w:tbl>
-      <w:tblPr>
-        <w:tblStyle w:val="TableGrid"/>
-        <w:tblpPr w:leftFromText="180" w:rightFromText="180" w:vertAnchor="page" w:horzAnchor="margin" w:tblpY="2746"/>
-        <w:tblW w:w="0" w:type="auto"/>
-        <w:tblLook w:val="04A0" w:firstRow="1" w:lastRow="0" w:firstColumn="1" w:lastColumn="0" w:noHBand="0" w:noVBand="1"/>
-      </w:tblPr>
-      <w:tblGrid>
-        <w:gridCol w:w="1250"/>
-        <w:gridCol w:w="3571"/>
-        <w:gridCol w:w="3929"/>
-        <w:gridCol w:w="2148"/>
-        <w:gridCol w:w="2052"/>
-      </w:tblGrid>
-      <w:tr>
-        <w:trPr>
-          <w:trHeight w:val="710"/>
-        </w:trPr>
-        <w:tc>
-          <w:tcPr>
-            <w:tcW w:w="1250" w:type="dxa"/>
-          </w:tcPr>
-          <w:p>
-            <w:pPr>
-              <w:pStyle w:val="NoSpacing"/>
-              <w:spacing w:before="80" w:after="80"/>
-              <w:rPr>
-                <w:rFonts w:ascii="Arial" w:hAnsi="Arial" w:cs="Arial"/>
-                <w:sz w:val="24"/>
-                <w:szCs w:val="24"/>
-              </w:rPr>
-            </w:pPr>
-            <w:r>
-              <w:rPr>
-                <w:rFonts w:ascii="Arial" w:hAnsi="Arial" w:cs="Arial"/>
-                <w:sz w:val="24"/>
-                <w:szCs w:val="24"/>
-              </w:rPr>
-              <w:t>Test 8</w:t>
-            </w:r>
-          </w:p>
-        </w:tc>
-        <w:tc>
-          <w:tcPr>
-            <w:tcW w:w="11700" w:type="dxa"/>
-            <w:gridSpan w:val="4"/>
-          </w:tcPr>
-          <w:p>
-            <w:pPr>
-              <w:pStyle w:val="Heading1"/>
-              <w:outlineLvl w:val="0"/>
-              <w:rPr>
-                <w:rFonts w:ascii="Arial" w:hAnsi="Arial" w:cs="Arial"/>
-                <w:b/>
-                <w:bCs/>
-              </w:rPr>
-            </w:pPr>
-            <w:bookmarkStart w:id="105" w:name="_TocTest6"/>
-            <w:r>
-              <w:rPr>
-                <w:rFonts w:ascii="Arial" w:hAnsi="Arial" w:cs="Arial"/>
-                <w:b/>
-                <w:bCs/>
-                <w:color w:val="auto"/>
-              </w:rPr>
-              <w:t>Look Up Reservation: Customer Cannot Retrieve Another Customer's Reservation</w:t>
-            </w:r>
-            <w:bookmarkEnd w:id="105"/>
-          </w:p>
-        </w:tc>
-      </w:tr>
-      <w:tr>
-        <w:trPr>
-          <w:trHeight w:val="620"/>
-        </w:trPr>
-        <w:tc>
-          <w:tcPr>
-            <w:tcW w:w="1250" w:type="dxa"/>
-          </w:tcPr>
-          <w:p>
-            <w:pPr>
-              <w:pStyle w:val="NoSpacing"/>
-              <w:spacing w:before="80" w:after="80"/>
-              <w:rPr>
-                <w:rFonts w:ascii="Arial" w:hAnsi="Arial" w:cs="Arial"/>
-                <w:sz w:val="24"/>
-                <w:szCs w:val="24"/>
-              </w:rPr>
-            </w:pPr>
-          </w:p>
-        </w:tc>
-        <w:tc>
-          <w:tcPr>
-            <w:tcW w:w="3571" w:type="dxa"/>
-          </w:tcPr>
-          <w:p>
-            <w:pPr>
-              <w:rPr>
-                <w:rFonts w:ascii="Arial" w:hAnsi="Arial" w:cs="Arial"/>
-                <w:sz w:val="20"/>
-                <w:szCs w:val="20"/>
-              </w:rPr>
-            </w:pPr>
-            <w:r>
-              <w:rPr>
-                <w:rFonts w:ascii="Arial" w:hAnsi="Arial" w:cs="Arial"/>
-                <w:b/>
-                <w:bCs/>
-                <w:sz w:val="20"/>
-                <w:szCs w:val="20"/>
-              </w:rPr>
-              <w:t xml:space="preserve">Test Objective: </w:t>
-            </w:r>
-            <w:r>
-              <w:rPr>
-                <w:rFonts w:ascii="Arial" w:hAnsi="Arial" w:cs="Arial"/>
-                <w:color w:val="C00000"/>
-                <w:sz w:val="20"/>
-                <w:szCs w:val="20"/>
-              </w:rPr>
-              <w:t xml:space="preserve">Verify that the Look Up Reservation backend only returns reservations that belong to the signed-in customer. </w:t>
-            </w:r>
-          </w:p>
-        </w:tc>
-        <w:tc>
-          <w:tcPr>
-            <w:tcW w:w="3929" w:type="dxa"/>
-          </w:tcPr>
-          <w:p>
-            <w:pPr>
-              <w:rPr>
-                <w:rFonts w:ascii="Arial" w:hAnsi="Arial" w:cs="Arial"/>
-                <w:b/>
-                <w:bCs/>
-                <w:sz w:val="20"/>
-                <w:szCs w:val="20"/>
-              </w:rPr>
-            </w:pPr>
-            <w:r>
-              <w:rPr>
-                <w:rFonts w:ascii="Arial" w:hAnsi="Arial" w:cs="Arial"/>
-                <w:b/>
-                <w:bCs/>
-                <w:sz w:val="20"/>
-                <w:szCs w:val="20"/>
-              </w:rPr>
-              <w:t xml:space="preserve">Developer: Carolina Rodriguez</w:t>
-            </w:r>
-          </w:p>
-          <w:p>
-            <w:pPr>
-              <w:rPr>
-                <w:rFonts w:ascii="Arial" w:hAnsi="Arial" w:cs="Arial"/>
-                <w:b/>
-                <w:bCs/>
-                <w:sz w:val="20"/>
-                <w:szCs w:val="20"/>
-              </w:rPr>
-            </w:pPr>
-            <w:r>
-              <w:rPr>
-                <w:rFonts w:ascii="Arial" w:hAnsi="Arial" w:cs="Arial"/>
-                <w:b/>
-                <w:bCs/>
-                <w:sz w:val="20"/>
-                <w:szCs w:val="20"/>
-              </w:rPr>
-              <w:t xml:space="preserve">Date tested: 2026/09/18</w:t>
-            </w:r>
-          </w:p>
-        </w:tc>
-        <w:tc>
-          <w:tcPr>
-            <w:tcW w:w="4200" w:type="dxa"/>
-            <w:gridSpan w:val="2"/>
-          </w:tcPr>
-          <w:p>
-            <w:pPr>
-              <w:rPr>
-                <w:rFonts w:ascii="Arial" w:hAnsi="Arial" w:cs="Arial"/>
-                <w:b/>
-                <w:bCs/>
-                <w:sz w:val="20"/>
-                <w:szCs w:val="20"/>
-              </w:rPr>
-            </w:pPr>
-            <w:r>
-              <w:rPr>
-                <w:rFonts w:ascii="Arial" w:hAnsi="Arial" w:cs="Arial"/>
-                <w:b/>
-                <w:bCs/>
-                <w:sz w:val="20"/>
-                <w:szCs w:val="20"/>
-              </w:rPr>
-              <w:t xml:space="preserve">Peer tester: Robert Breutzmann</w:t>
-            </w:r>
-          </w:p>
-          <w:p>
-            <w:pPr>
-              <w:rPr>
-                <w:rFonts w:ascii="Arial" w:hAnsi="Arial" w:cs="Arial"/>
-                <w:b/>
-                <w:bCs/>
-                <w:sz w:val="20"/>
-                <w:szCs w:val="20"/>
-              </w:rPr>
-            </w:pPr>
-            <w:r>
-              <w:rPr>
-                <w:rFonts w:ascii="Arial" w:hAnsi="Arial" w:cs="Arial"/>
-                <w:b/>
-                <w:bCs/>
-                <w:sz w:val="20"/>
-                <w:szCs w:val="20"/>
-              </w:rPr>
-              <w:t xml:space="preserve">Date tested: &lt;yyyy/mm/dd&gt;</w:t>
-            </w:r>
-          </w:p>
-        </w:tc>
-      </w:tr>
-      <w:tr>
-        <w:trPr>
-          <w:trHeight w:val="350"/>
-        </w:trPr>
-        <w:tc>
-          <w:tcPr>
-            <w:tcW w:w="1250" w:type="dxa"/>
-          </w:tcPr>
-          <w:p>
-            <w:pPr>
-              <w:spacing w:before="80" w:after="80"/>
-              <w:rPr>
-                <w:rFonts w:ascii="Arial" w:hAnsi="Arial" w:cs="Arial"/>
-                <w:b/>
-                <w:bCs/>
-                <w:sz w:val="20"/>
-                <w:szCs w:val="20"/>
-              </w:rPr>
-            </w:pPr>
-            <w:r>
-              <w:rPr>
-                <w:rFonts w:ascii="Arial" w:hAnsi="Arial" w:cs="Arial"/>
-                <w:b/>
-                <w:bCs/>
-                <w:sz w:val="20"/>
-                <w:szCs w:val="20"/>
-              </w:rPr>
-              <w:t>Step</w:t>
-            </w:r>
-          </w:p>
-        </w:tc>
-        <w:tc>
-          <w:tcPr>
-            <w:tcW w:w="3571" w:type="dxa"/>
-          </w:tcPr>
-          <w:p>
-            <w:pPr>
-              <w:spacing w:before="80" w:after="80"/>
-              <w:rPr>
-                <w:rFonts w:ascii="Arial" w:hAnsi="Arial" w:cs="Arial"/>
-                <w:b/>
-                <w:bCs/>
-                <w:sz w:val="20"/>
-                <w:szCs w:val="20"/>
-              </w:rPr>
-            </w:pPr>
-            <w:r>
-              <w:rPr>
-                <w:rFonts w:ascii="Arial" w:hAnsi="Arial" w:cs="Arial"/>
-                <w:b/>
-                <w:bCs/>
-                <w:sz w:val="20"/>
-                <w:szCs w:val="20"/>
-              </w:rPr>
-              <w:t>Action</w:t>
-            </w:r>
-          </w:p>
-        </w:tc>
-        <w:tc>
-          <w:tcPr>
-            <w:tcW w:w="3929" w:type="dxa"/>
-          </w:tcPr>
-          <w:p>
-            <w:pPr>
-              <w:spacing w:before="80" w:after="80"/>
-              <w:rPr>
-                <w:rFonts w:ascii="Arial" w:hAnsi="Arial" w:cs="Arial"/>
-                <w:b/>
-                <w:bCs/>
-                <w:sz w:val="20"/>
-                <w:szCs w:val="20"/>
-              </w:rPr>
-            </w:pPr>
-            <w:r>
-              <w:rPr>
-                <w:rFonts w:ascii="Arial" w:hAnsi="Arial" w:cs="Arial"/>
-                <w:b/>
-                <w:bCs/>
-                <w:sz w:val="20"/>
-                <w:szCs w:val="20"/>
-              </w:rPr>
-              <w:t>Expected results:</w:t>
-            </w:r>
-          </w:p>
-        </w:tc>
-        <w:tc>
-          <w:tcPr>
-            <w:tcW w:w="2148" w:type="dxa"/>
-          </w:tcPr>
-          <w:p>
-            <w:pPr>
-              <w:spacing w:before="80" w:after="80"/>
-              <w:rPr>
-                <w:rFonts w:ascii="Arial" w:hAnsi="Arial" w:cs="Arial"/>
-                <w:b/>
-                <w:bCs/>
-                <w:sz w:val="20"/>
-                <w:szCs w:val="20"/>
-              </w:rPr>
-            </w:pPr>
-            <w:r>
-              <w:rPr>
-                <w:rFonts w:ascii="Arial" w:hAnsi="Arial" w:cs="Arial"/>
-                <w:b/>
-                <w:bCs/>
-                <w:sz w:val="20"/>
-                <w:szCs w:val="20"/>
-              </w:rPr>
-              <w:t>Developer pass/fail</w:t>
-            </w:r>
-          </w:p>
-        </w:tc>
-        <w:tc>
-          <w:tcPr>
-            <w:tcW w:w="2052" w:type="dxa"/>
-          </w:tcPr>
-          <w:p>
-            <w:pPr>
-              <w:spacing w:before="80" w:after="80"/>
-              <w:rPr>
-                <w:rFonts w:ascii="Arial" w:hAnsi="Arial" w:cs="Arial"/>
-                <w:b/>
-                <w:bCs/>
-                <w:sz w:val="20"/>
-                <w:szCs w:val="20"/>
-              </w:rPr>
-            </w:pPr>
-            <w:r>
-              <w:rPr>
-                <w:rFonts w:ascii="Arial" w:hAnsi="Arial" w:cs="Arial"/>
-                <w:b/>
-                <w:bCs/>
-                <w:sz w:val="20"/>
-                <w:szCs w:val="20"/>
-              </w:rPr>
-              <w:t>Tester pass/fail</w:t>
-            </w:r>
-          </w:p>
-          <w:p>
-            <w:pPr>
-              <w:spacing w:before="80" w:after="80"/>
-              <w:rPr>
-                <w:rFonts w:ascii="Arial" w:hAnsi="Arial" w:cs="Arial"/>
-                <w:b/>
-                <w:bCs/>
-                <w:sz w:val="20"/>
-                <w:szCs w:val="20"/>
-              </w:rPr>
-            </w:pPr>
-            <w:r>
-              <w:rPr>
-                <w:rFonts w:ascii="Arial" w:hAnsi="Arial" w:cs="Arial"/>
-                <w:b/>
-                <w:bCs/>
-                <w:sz w:val="20"/>
-                <w:szCs w:val="20"/>
-              </w:rPr>
-              <w:t>+ Screenshot</w:t>
-            </w:r>
-          </w:p>
-        </w:tc>
-      </w:tr>
-      <w:tr>
-        <w:trPr>
-          <w:trHeight w:val="350"/>
-        </w:trPr>
-        <w:tc>
-          <w:tcPr>
-            <w:tcW w:w="1250" w:type="dxa"/>
-          </w:tcPr>
-          <w:p>
-            <w:pPr>
-              <w:spacing w:before="80" w:after="80"/>
-              <w:rPr>
-                <w:rFonts w:ascii="Arial" w:hAnsi="Arial" w:cs="Arial"/>
-                <w:sz w:val="20"/>
-                <w:szCs w:val="20"/>
-              </w:rPr>
-            </w:pPr>
-            <w:r>
-              <w:rPr>
-                <w:rFonts w:ascii="Arial" w:hAnsi="Arial" w:cs="Arial"/>
-                <w:sz w:val="20"/>
-                <w:szCs w:val="20"/>
-              </w:rPr>
-              <w:t xml:space="preserve">1</w:t>
-            </w:r>
-          </w:p>
-        </w:tc>
-        <w:tc>
-          <w:tcPr>
-            <w:tcW w:w="3571" w:type="dxa"/>
-          </w:tcPr>
-          <w:p>
-            <w:pPr>
-              <w:spacing w:before="80" w:after="80"/>
-              <w:rPr>
-                <w:rFonts w:ascii="Arial" w:hAnsi="Arial" w:cs="Arial"/>
-                <w:color w:val="C00000"/>
-                <w:sz w:val="20"/>
-                <w:szCs w:val="20"/>
-              </w:rPr>
-            </w:pPr>
-            <w:r>
-              <w:rPr>
-                <w:rFonts w:ascii="Arial" w:hAnsi="Arial" w:cs="Arial"/>
-                <w:color w:val="C00000"/>
-                <w:sz w:val="20"/>
-                <w:szCs w:val="20"/>
-              </w:rPr>
-              <w:t xml:space="preserve">Sign in using elena.marsh@example.com and password MoffatMarsh01!.</w:t>
-            </w:r>
-          </w:p>
-        </w:tc>
-        <w:tc>
-          <w:tcPr>
-            <w:tcW w:w="3929" w:type="dxa"/>
-          </w:tcPr>
-          <w:p>
-            <w:pPr>
-              <w:spacing w:before="80" w:after="80"/>
-              <w:rPr>
-                <w:rFonts w:ascii="Arial" w:hAnsi="Arial" w:cs="Arial"/>
-                <w:color w:val="C00000"/>
-                <w:sz w:val="20"/>
-                <w:szCs w:val="20"/>
-              </w:rPr>
-            </w:pPr>
-            <w:r>
-              <w:rPr>
-                <w:rFonts w:ascii="Arial" w:hAnsi="Arial" w:cs="Arial"/>
-                <w:color w:val="C00000"/>
-                <w:sz w:val="20"/>
-                <w:szCs w:val="20"/>
-              </w:rPr>
-              <w:t xml:space="preserve">Login succeeds and Elena's customer session is active.</w:t>
-            </w:r>
-          </w:p>
-        </w:tc>
-        <w:tc>
-          <w:tcPr>
-            <w:tcW w:w="2148" w:type="dxa"/>
-          </w:tcPr>
-          <w:p>
-            <w:pPr>
-              <w:spacing w:before="80" w:after="80"/>
-              <w:rPr>
-                <w:rFonts w:ascii="Arial" w:hAnsi="Arial" w:cs="Arial"/>
-                <w:color w:val="C00000"/>
-                <w:sz w:val="20"/>
-                <w:szCs w:val="20"/>
-              </w:rPr>
-            </w:pPr>
-            <w:r>
-              <w:rPr>
-                <w:rFonts w:ascii="Arial" w:hAnsi="Arial" w:cs="Arial"/>
-                <w:color w:val="C00000"/>
-                <w:sz w:val="20"/>
-                <w:szCs w:val="20"/>
-              </w:rPr>
-              <w:t xml:space="preserve">Pass</w:t>
-            </w:r>
-          </w:p>
-        </w:tc>
-        <w:tc>
-          <w:tcPr>
-            <w:tcW w:w="2052" w:type="dxa"/>
-          </w:tcPr>
-          <w:p>
-            <w:pPr>
-              <w:spacing w:before="80" w:after="80"/>
-              <w:rPr>
-                <w:rFonts w:ascii="Arial" w:hAnsi="Arial" w:cs="Arial"/>
-                <w:color w:val="C00000"/>
-                <w:sz w:val="20"/>
-                <w:szCs w:val="20"/>
-              </w:rPr>
-            </w:pPr>
-            <w:r>
-              <w:rPr>
-                <w:rFonts w:ascii="Arial" w:hAnsi="Arial" w:cs="Arial"/>
-                <w:color w:val="C00000"/>
-                <w:sz w:val="20"/>
-                <w:szCs w:val="20"/>
-              </w:rPr>
-              <w:t xml:space="preserve">&lt;pass/fail&gt;</w:t>
-            </w:r>
-          </w:p>
-        </w:tc>
-      </w:tr>
-      <w:tr>
-        <w:trPr>
-          <w:trHeight w:val="350"/>
-        </w:trPr>
-        <w:tc>
-          <w:tcPr>
-            <w:tcW w:w="1250" w:type="dxa"/>
-          </w:tcPr>
-          <w:p>
-            <w:pPr>
-              <w:spacing w:before="80" w:after="80"/>
-              <w:rPr>
-                <w:rFonts w:ascii="Arial" w:hAnsi="Arial" w:cs="Arial"/>
-                <w:sz w:val="20"/>
-                <w:szCs w:val="20"/>
-              </w:rPr>
-            </w:pPr>
-            <w:r>
-              <w:rPr>
-                <w:rFonts w:ascii="Arial" w:hAnsi="Arial" w:cs="Arial"/>
-                <w:sz w:val="20"/>
-                <w:szCs w:val="20"/>
-              </w:rPr>
-              <w:t xml:space="preserve">2</w:t>
-            </w:r>
-          </w:p>
-        </w:tc>
-        <w:tc>
-          <w:tcPr>
-            <w:tcW w:w="3571" w:type="dxa"/>
-          </w:tcPr>
-          <w:p>
-            <w:pPr>
-              <w:spacing w:before="80" w:after="80"/>
-              <w:rPr>
-                <w:rFonts w:ascii="Arial" w:hAnsi="Arial" w:cs="Arial"/>
-                <w:color w:val="C00000"/>
-                <w:sz w:val="20"/>
-                <w:szCs w:val="20"/>
-              </w:rPr>
-            </w:pPr>
-            <w:r>
-              <w:rPr>
-                <w:rFonts w:ascii="Arial" w:hAnsi="Arial" w:cs="Arial"/>
-                <w:color w:val="C00000"/>
-                <w:sz w:val="20"/>
-                <w:szCs w:val="20"/>
-              </w:rPr>
-              <w:t xml:space="preserve">Open Look Up Reservation and search for reservation number MB-00004. Leave Year as All Years and Month as All Months.</w:t>
-            </w:r>
-          </w:p>
-        </w:tc>
-        <w:tc>
-          <w:tcPr>
-            <w:tcW w:w="3929" w:type="dxa"/>
-          </w:tcPr>
-          <w:p>
-            <w:pPr>
-              <w:spacing w:before="80" w:after="80"/>
-              <w:rPr>
-                <w:rFonts w:ascii="Arial" w:hAnsi="Arial" w:cs="Arial"/>
-                <w:color w:val="C00000"/>
-                <w:sz w:val="20"/>
-                <w:szCs w:val="20"/>
-              </w:rPr>
-            </w:pPr>
-            <w:r>
-              <w:rPr>
-                <w:rFonts w:ascii="Arial" w:hAnsi="Arial" w:cs="Arial"/>
-                <w:color w:val="C00000"/>
-                <w:sz w:val="20"/>
-                <w:szCs w:val="20"/>
-              </w:rPr>
-              <w:t xml:space="preserve">The backend searches using Elena's session customer ID along with the reservation number.</w:t>
-            </w:r>
-          </w:p>
-        </w:tc>
-        <w:tc>
-          <w:tcPr>
-            <w:tcW w:w="2148" w:type="dxa"/>
-          </w:tcPr>
-          <w:p>
-            <w:pPr>
-              <w:spacing w:before="80" w:after="80"/>
-              <w:rPr>
-                <w:rFonts w:ascii="Arial" w:hAnsi="Arial" w:cs="Arial"/>
-                <w:color w:val="C00000"/>
-                <w:sz w:val="20"/>
-                <w:szCs w:val="20"/>
-              </w:rPr>
-            </w:pPr>
-            <w:r>
-              <w:rPr>
-                <w:rFonts w:ascii="Arial" w:hAnsi="Arial" w:cs="Arial"/>
-                <w:color w:val="C00000"/>
-                <w:sz w:val="20"/>
-                <w:szCs w:val="20"/>
-              </w:rPr>
-              <w:t xml:space="preserve">Pass</w:t>
-            </w:r>
-          </w:p>
-        </w:tc>
-        <w:tc>
-          <w:tcPr>
-            <w:tcW w:w="2052" w:type="dxa"/>
-          </w:tcPr>
-          <w:p>
-            <w:pPr>
-              <w:spacing w:before="80" w:after="80"/>
-              <w:rPr>
-                <w:rFonts w:ascii="Arial" w:hAnsi="Arial" w:cs="Arial"/>
-                <w:color w:val="C00000"/>
-                <w:sz w:val="20"/>
-                <w:szCs w:val="20"/>
-              </w:rPr>
-            </w:pPr>
-            <w:r>
-              <w:rPr>
-                <w:rFonts w:ascii="Arial" w:hAnsi="Arial" w:cs="Arial"/>
-                <w:color w:val="C00000"/>
-                <w:sz w:val="20"/>
-                <w:szCs w:val="20"/>
-              </w:rPr>
-              <w:t xml:space="preserve">&lt;pass/fail&gt;</w:t>
-            </w:r>
-          </w:p>
-        </w:tc>
-      </w:tr>
-      <w:tr>
-        <w:trPr>
-          <w:trHeight w:val="350"/>
-        </w:trPr>
-        <w:tc>
-          <w:tcPr>
-            <w:tcW w:w="1250" w:type="dxa"/>
-          </w:tcPr>
-          <w:p>
-            <w:pPr>
-              <w:spacing w:before="80" w:after="80"/>
-              <w:rPr>
-                <w:rFonts w:ascii="Arial" w:hAnsi="Arial" w:cs="Arial"/>
-                <w:sz w:val="20"/>
-                <w:szCs w:val="20"/>
-              </w:rPr>
-            </w:pPr>
-            <w:r>
-              <w:rPr>
-                <w:rFonts w:ascii="Arial" w:hAnsi="Arial" w:cs="Arial"/>
-                <w:sz w:val="20"/>
-                <w:szCs w:val="20"/>
-              </w:rPr>
-              <w:t xml:space="preserve">3</w:t>
-            </w:r>
-          </w:p>
-        </w:tc>
-        <w:tc>
-          <w:tcPr>
-            <w:tcW w:w="3571" w:type="dxa"/>
-          </w:tcPr>
-          <w:p>
-            <w:pPr>
-              <w:spacing w:before="80" w:after="80"/>
-              <w:rPr>
-                <w:rFonts w:ascii="Arial" w:hAnsi="Arial" w:cs="Arial"/>
-                <w:color w:val="C00000"/>
-                <w:sz w:val="20"/>
-                <w:szCs w:val="20"/>
-              </w:rPr>
-            </w:pPr>
-            <w:r>
-              <w:rPr>
-                <w:rFonts w:ascii="Arial" w:hAnsi="Arial" w:cs="Arial"/>
-                <w:color w:val="C00000"/>
-                <w:sz w:val="20"/>
-                <w:szCs w:val="20"/>
-              </w:rPr>
-              <w:t xml:space="preserve">Review the result.</w:t>
-            </w:r>
-          </w:p>
-        </w:tc>
-        <w:tc>
-          <w:tcPr>
-            <w:tcW w:w="3929" w:type="dxa"/>
-          </w:tcPr>
-          <w:p>
-            <w:pPr>
-              <w:spacing w:before="80" w:after="80"/>
-              <w:rPr>
-                <w:rFonts w:ascii="Arial" w:hAnsi="Arial" w:cs="Arial"/>
-                <w:color w:val="C00000"/>
-                <w:sz w:val="20"/>
-                <w:szCs w:val="20"/>
-              </w:rPr>
-            </w:pPr>
-            <w:r>
-              <w:rPr>
-                <w:rFonts w:ascii="Arial" w:hAnsi="Arial" w:cs="Arial"/>
-                <w:color w:val="C00000"/>
-                <w:sz w:val="20"/>
-                <w:szCs w:val="20"/>
-              </w:rPr>
-              <w:t xml:space="preserve">The reservation is not displayed and the page shows No reservation found.</w:t>
-            </w:r>
-          </w:p>
-        </w:tc>
-        <w:tc>
-          <w:tcPr>
-            <w:tcW w:w="2148" w:type="dxa"/>
-          </w:tcPr>
-          <w:p>
-            <w:pPr>
-              <w:spacing w:before="80" w:after="80"/>
-              <w:rPr>
-                <w:rFonts w:ascii="Arial" w:hAnsi="Arial" w:cs="Arial"/>
-                <w:color w:val="C00000"/>
-                <w:sz w:val="20"/>
-                <w:szCs w:val="20"/>
-              </w:rPr>
-            </w:pPr>
-            <w:r>
-              <w:rPr>
-                <w:rFonts w:ascii="Arial" w:hAnsi="Arial" w:cs="Arial"/>
-                <w:color w:val="C00000"/>
-                <w:sz w:val="20"/>
-                <w:szCs w:val="20"/>
-              </w:rPr>
-              <w:t xml:space="preserve">Pass</w:t>
-            </w:r>
-          </w:p>
-        </w:tc>
-        <w:tc>
-          <w:tcPr>
-            <w:tcW w:w="2052" w:type="dxa"/>
-          </w:tcPr>
-          <w:p>
-            <w:pPr>
-              <w:spacing w:before="80" w:after="80"/>
-              <w:rPr>
-                <w:rFonts w:ascii="Arial" w:hAnsi="Arial" w:cs="Arial"/>
-                <w:color w:val="C00000"/>
-                <w:sz w:val="20"/>
-                <w:szCs w:val="20"/>
-              </w:rPr>
-            </w:pPr>
-            <w:r>
-              <w:rPr>
-                <w:rFonts w:ascii="Arial" w:hAnsi="Arial" w:cs="Arial"/>
-                <w:color w:val="C00000"/>
-                <w:sz w:val="20"/>
-                <w:szCs w:val="20"/>
-              </w:rPr>
-              <w:t xml:space="preserve">&lt;pass/fail&gt;</w:t>
-            </w:r>
-          </w:p>
-        </w:tc>
-      </w:tr>
-      <w:tr>
-        <w:trPr>
-          <w:trHeight w:val="350"/>
-        </w:trPr>
-        <w:tc>
-          <w:tcPr>
-            <w:tcW w:w="1250" w:type="dxa"/>
-          </w:tcPr>
-          <w:p>
-            <w:pPr>
-              <w:spacing w:before="80" w:after="80"/>
-              <w:rPr>
-                <w:rFonts w:ascii="Arial" w:hAnsi="Arial" w:cs="Arial"/>
-                <w:b/>
-                <w:bCs/>
-                <w:sz w:val="20"/>
-                <w:szCs w:val="20"/>
-              </w:rPr>
-            </w:pPr>
-            <w:r>
-              <w:rPr>
-                <w:rFonts w:ascii="Arial" w:hAnsi="Arial" w:cs="Arial"/>
-                <w:b/>
-                <w:bCs/>
-                <w:sz w:val="20"/>
-                <w:szCs w:val="20"/>
-              </w:rPr>
-              <w:t>Comments</w:t>
-            </w:r>
-          </w:p>
-        </w:tc>
-        <w:tc>
-          <w:tcPr>
-            <w:tcW w:w="11700" w:type="dxa"/>
-            <w:gridSpan w:val="4"/>
-          </w:tcPr>
-          <w:p>
-            <w:pPr>
-              <w:spacing w:before="80" w:after="80"/>
-              <w:rPr>
-                <w:rFonts w:ascii="Arial" w:hAnsi="Arial" w:cs="Arial"/>
-                <w:color w:val="C00000"/>
-                <w:sz w:val="20"/>
-                <w:szCs w:val="20"/>
-              </w:rPr>
-            </w:pPr>
-            <w:r>
-              <w:rPr>
-                <w:rFonts w:ascii="Arial" w:hAnsi="Arial" w:cs="Arial"/>
-                <w:color w:val="C00000"/>
-                <w:sz w:val="20"/>
-                <w:szCs w:val="20"/>
-              </w:rPr>
-              <w:t xml:space="preserve">Carolina: The lookup correctly did not return a reservation that did not belong to the signed-in customer. Instead, the page showed “No reservation found.” The backend is using the customer ID from the session to limit reservation results. I did have to adjust the error message because at first the page was not displaying any response when no reservation was found. After that fix, no additional backend issues came up.</w:t>
-            </w:r>
-          </w:p>
-          <w:p>
-            <w:pPr>
-              <w:spacing w:before="80" w:after="80"/>
-              <w:rPr>
-                <w:rFonts w:ascii="Arial" w:hAnsi="Arial" w:cs="Arial"/>
-                <w:color w:val="C00000"/>
-                <w:sz w:val="20"/>
-                <w:szCs w:val="20"/>
-              </w:rPr>
-            </w:pPr>
-            <w:r>
-              <w:rPr>
-                <w:rFonts w:ascii="Arial" w:hAnsi="Arial" w:cs="Arial"/>
-                <w:color w:val="C00000"/>
-                <w:sz w:val="20"/>
-                <w:szCs w:val="20"/>
-              </w:rPr>
-              <w:t xml:space="preserve">Robert (peer): &lt;filled in by the peer tester&gt;</w:t>
+              <w:t>Carolina: The reservation lookup worked as expected and returned Elena’s reservation when I searched for MB-00001 while signed in as her. The correct reservation details were displayed, including the guest name, slip, start date, monthly rate, lease status, and boat name. I did not run into any backend issues during this test, but front-end does need cosmetic touches for buttons.</w:t>
+            </w:r>
+          </w:p>
+          <w:p>
+            <w:pPr>
+              <w:spacing w:before="80" w:after="80"/>
+              <w:rPr>
+                <w:rFonts w:ascii="Arial" w:hAnsi="Arial" w:cs="Arial"/>
+                <w:color w:val="C00000"/>
+                <w:sz w:val="20"/>
+                <w:szCs w:val="20"/>
+              </w:rPr>
+            </w:pPr>
+            <w:r>
+              <w:rPr>
+                <w:rFonts w:ascii="Arial" w:hAnsi="Arial" w:cs="Arial"/>
+                <w:color w:val="C00000"/>
+                <w:sz w:val="20"/>
+                <w:szCs w:val="20"/>
+              </w:rPr>
+              <w:t>Robert (peer): &lt;filled in by the peer tester&gt;</w:t>
             </w:r>
           </w:p>
         </w:tc>
@@ -7660,9 +7155,2739 @@
         </w:rPr>
       </w:pPr>
     </w:p>
+    <w:p>
+      <w:pPr>
+        <w:pStyle w:val="NoSpacing"/>
+        <w:rPr>
+          <w:rFonts w:ascii="Arial" w:hAnsi="Arial" w:cs="Arial"/>
+          <w:sz w:val="24"/>
+          <w:szCs w:val="24"/>
+        </w:rPr>
+      </w:pPr>
+    </w:p>
+    <w:p>
+      <w:pPr>
+        <w:pStyle w:val="NoSpacing"/>
+        <w:rPr>
+          <w:rFonts w:ascii="Arial" w:hAnsi="Arial" w:cs="Arial"/>
+          <w:sz w:val="24"/>
+          <w:szCs w:val="24"/>
+        </w:rPr>
+      </w:pPr>
+    </w:p>
+    <w:p>
+      <w:pPr>
+        <w:pStyle w:val="NoSpacing"/>
+        <w:rPr>
+          <w:rFonts w:ascii="Arial" w:hAnsi="Arial" w:cs="Arial"/>
+          <w:sz w:val="24"/>
+          <w:szCs w:val="24"/>
+        </w:rPr>
+      </w:pPr>
+    </w:p>
+    <w:p>
+      <w:pPr>
+        <w:pStyle w:val="NoSpacing"/>
+        <w:rPr>
+          <w:rFonts w:ascii="Arial" w:hAnsi="Arial" w:cs="Arial"/>
+          <w:sz w:val="24"/>
+          <w:szCs w:val="24"/>
+        </w:rPr>
+      </w:pPr>
+    </w:p>
+    <w:p>
+      <w:pPr>
+        <w:pStyle w:val="NoSpacing"/>
+        <w:rPr>
+          <w:rFonts w:ascii="Arial" w:hAnsi="Arial" w:cs="Arial"/>
+          <w:sz w:val="24"/>
+          <w:szCs w:val="24"/>
+        </w:rPr>
+      </w:pPr>
+    </w:p>
+    <w:p>
+      <w:pPr>
+        <w:pStyle w:val="NoSpacing"/>
+        <w:rPr>
+          <w:rFonts w:ascii="Arial" w:hAnsi="Arial" w:cs="Arial"/>
+          <w:sz w:val="24"/>
+          <w:szCs w:val="24"/>
+        </w:rPr>
+      </w:pPr>
+    </w:p>
+    <w:p>
+      <w:pPr>
+        <w:pStyle w:val="NoSpacing"/>
+        <w:rPr>
+          <w:rFonts w:ascii="Arial" w:hAnsi="Arial" w:cs="Arial"/>
+          <w:sz w:val="24"/>
+          <w:szCs w:val="24"/>
+        </w:rPr>
+      </w:pPr>
+    </w:p>
+    <w:tbl>
+      <w:tblPr>
+        <w:tblStyle w:val="TableGrid"/>
+        <w:tblpPr w:leftFromText="180" w:rightFromText="180" w:vertAnchor="page" w:horzAnchor="margin" w:tblpY="1417"/>
+        <w:tblW w:w="0" w:type="auto"/>
+        <w:tblLook w:val="04A0" w:firstRow="1" w:lastRow="0" w:firstColumn="1" w:lastColumn="0" w:noHBand="0" w:noVBand="1"/>
+      </w:tblPr>
+      <w:tblGrid>
+        <w:gridCol w:w="1250"/>
+        <w:gridCol w:w="3571"/>
+        <w:gridCol w:w="3929"/>
+        <w:gridCol w:w="2148"/>
+        <w:gridCol w:w="2052"/>
+      </w:tblGrid>
+      <w:tr>
+        <w:trPr>
+          <w:trHeight w:val="710"/>
+        </w:trPr>
+        <w:tc>
+          <w:tcPr>
+            <w:tcW w:w="1250" w:type="dxa"/>
+          </w:tcPr>
+          <w:p>
+            <w:pPr>
+              <w:pStyle w:val="NoSpacing"/>
+              <w:spacing w:before="80" w:after="80"/>
+              <w:rPr>
+                <w:rFonts w:ascii="Arial" w:hAnsi="Arial" w:cs="Arial"/>
+                <w:sz w:val="24"/>
+                <w:szCs w:val="24"/>
+              </w:rPr>
+            </w:pPr>
+            <w:r>
+              <w:rPr>
+                <w:rFonts w:ascii="Arial" w:hAnsi="Arial" w:cs="Arial"/>
+                <w:sz w:val="24"/>
+                <w:szCs w:val="24"/>
+              </w:rPr>
+              <w:lastRenderedPageBreak/>
+              <w:t>Test 8</w:t>
+            </w:r>
+          </w:p>
+        </w:tc>
+        <w:tc>
+          <w:tcPr>
+            <w:tcW w:w="11700" w:type="dxa"/>
+            <w:gridSpan w:val="4"/>
+          </w:tcPr>
+          <w:p>
+            <w:pPr>
+              <w:pStyle w:val="Heading1"/>
+              <w:rPr>
+                <w:rFonts w:ascii="Arial" w:hAnsi="Arial" w:cs="Arial"/>
+                <w:b/>
+                <w:bCs/>
+              </w:rPr>
+            </w:pPr>
+            <w:bookmarkStart w:id="5" w:name="_TocTest6"/>
+            <w:r>
+              <w:rPr>
+                <w:rFonts w:ascii="Arial" w:hAnsi="Arial" w:cs="Arial"/>
+                <w:b/>
+                <w:bCs/>
+                <w:color w:val="auto"/>
+              </w:rPr>
+              <w:t>Look Up Reservation: Customer Cannot Retrieve Another Customer's Reservation</w:t>
+            </w:r>
+            <w:bookmarkEnd w:id="5"/>
+          </w:p>
+        </w:tc>
+      </w:tr>
+      <w:tr>
+        <w:trPr>
+          <w:trHeight w:val="620"/>
+        </w:trPr>
+        <w:tc>
+          <w:tcPr>
+            <w:tcW w:w="1250" w:type="dxa"/>
+          </w:tcPr>
+          <w:p>
+            <w:pPr>
+              <w:pStyle w:val="NoSpacing"/>
+              <w:spacing w:before="80" w:after="80"/>
+              <w:rPr>
+                <w:rFonts w:ascii="Arial" w:hAnsi="Arial" w:cs="Arial"/>
+                <w:sz w:val="24"/>
+                <w:szCs w:val="24"/>
+              </w:rPr>
+            </w:pPr>
+          </w:p>
+        </w:tc>
+        <w:tc>
+          <w:tcPr>
+            <w:tcW w:w="3571" w:type="dxa"/>
+          </w:tcPr>
+          <w:p>
+            <w:pPr>
+              <w:rPr>
+                <w:rFonts w:ascii="Arial" w:hAnsi="Arial" w:cs="Arial"/>
+                <w:sz w:val="20"/>
+                <w:szCs w:val="20"/>
+              </w:rPr>
+            </w:pPr>
+            <w:r>
+              <w:rPr>
+                <w:rFonts w:ascii="Arial" w:hAnsi="Arial" w:cs="Arial"/>
+                <w:b/>
+                <w:bCs/>
+                <w:sz w:val="20"/>
+                <w:szCs w:val="20"/>
+              </w:rPr>
+              <w:t xml:space="preserve">Test Objective: </w:t>
+            </w:r>
+            <w:r>
+              <w:rPr>
+                <w:rFonts w:ascii="Arial" w:hAnsi="Arial" w:cs="Arial"/>
+                <w:color w:val="C00000"/>
+                <w:sz w:val="20"/>
+                <w:szCs w:val="20"/>
+              </w:rPr>
+              <w:t xml:space="preserve">Verify that the Look Up Reservation backend only returns reservations that belong to the signed-in customer. </w:t>
+            </w:r>
+          </w:p>
+        </w:tc>
+        <w:tc>
+          <w:tcPr>
+            <w:tcW w:w="3929" w:type="dxa"/>
+          </w:tcPr>
+          <w:p>
+            <w:pPr>
+              <w:rPr>
+                <w:rFonts w:ascii="Arial" w:hAnsi="Arial" w:cs="Arial"/>
+                <w:b/>
+                <w:bCs/>
+                <w:sz w:val="20"/>
+                <w:szCs w:val="20"/>
+              </w:rPr>
+            </w:pPr>
+            <w:r>
+              <w:rPr>
+                <w:rFonts w:ascii="Arial" w:hAnsi="Arial" w:cs="Arial"/>
+                <w:b/>
+                <w:bCs/>
+                <w:sz w:val="20"/>
+                <w:szCs w:val="20"/>
+              </w:rPr>
+              <w:t>Developer: Carolina Rodriguez</w:t>
+            </w:r>
+          </w:p>
+          <w:p>
+            <w:pPr>
+              <w:rPr>
+                <w:rFonts w:ascii="Arial" w:hAnsi="Arial" w:cs="Arial"/>
+                <w:b/>
+                <w:bCs/>
+                <w:sz w:val="20"/>
+                <w:szCs w:val="20"/>
+              </w:rPr>
+            </w:pPr>
+            <w:r>
+              <w:rPr>
+                <w:rFonts w:ascii="Arial" w:hAnsi="Arial" w:cs="Arial"/>
+                <w:b/>
+                <w:bCs/>
+                <w:sz w:val="20"/>
+                <w:szCs w:val="20"/>
+              </w:rPr>
+              <w:t>Date tested: 2026/09/18</w:t>
+            </w:r>
+          </w:p>
+        </w:tc>
+        <w:tc>
+          <w:tcPr>
+            <w:tcW w:w="4200" w:type="dxa"/>
+            <w:gridSpan w:val="2"/>
+          </w:tcPr>
+          <w:p>
+            <w:pPr>
+              <w:rPr>
+                <w:rFonts w:ascii="Arial" w:hAnsi="Arial" w:cs="Arial"/>
+                <w:b/>
+                <w:bCs/>
+                <w:sz w:val="20"/>
+                <w:szCs w:val="20"/>
+              </w:rPr>
+            </w:pPr>
+            <w:r>
+              <w:rPr>
+                <w:rFonts w:ascii="Arial" w:hAnsi="Arial" w:cs="Arial"/>
+                <w:b/>
+                <w:bCs/>
+                <w:sz w:val="20"/>
+                <w:szCs w:val="20"/>
+              </w:rPr>
+              <w:t>Peer tester: Robert Breutzmann</w:t>
+            </w:r>
+          </w:p>
+          <w:p>
+            <w:pPr>
+              <w:rPr>
+                <w:rFonts w:ascii="Arial" w:hAnsi="Arial" w:cs="Arial"/>
+                <w:b/>
+                <w:bCs/>
+                <w:sz w:val="20"/>
+                <w:szCs w:val="20"/>
+              </w:rPr>
+            </w:pPr>
+            <w:r>
+              <w:rPr>
+                <w:rFonts w:ascii="Arial" w:hAnsi="Arial" w:cs="Arial"/>
+                <w:b/>
+                <w:bCs/>
+                <w:sz w:val="20"/>
+                <w:szCs w:val="20"/>
+              </w:rPr>
+              <w:t>Date tested: &lt;yyyy/mm/dd&gt;</w:t>
+            </w:r>
+          </w:p>
+        </w:tc>
+      </w:tr>
+      <w:tr>
+        <w:trPr>
+          <w:trHeight w:val="350"/>
+        </w:trPr>
+        <w:tc>
+          <w:tcPr>
+            <w:tcW w:w="1250" w:type="dxa"/>
+          </w:tcPr>
+          <w:p>
+            <w:pPr>
+              <w:spacing w:before="80" w:after="80"/>
+              <w:rPr>
+                <w:rFonts w:ascii="Arial" w:hAnsi="Arial" w:cs="Arial"/>
+                <w:b/>
+                <w:bCs/>
+                <w:sz w:val="20"/>
+                <w:szCs w:val="20"/>
+              </w:rPr>
+            </w:pPr>
+            <w:r>
+              <w:rPr>
+                <w:rFonts w:ascii="Arial" w:hAnsi="Arial" w:cs="Arial"/>
+                <w:b/>
+                <w:bCs/>
+                <w:sz w:val="20"/>
+                <w:szCs w:val="20"/>
+              </w:rPr>
+              <w:t>Step</w:t>
+            </w:r>
+          </w:p>
+        </w:tc>
+        <w:tc>
+          <w:tcPr>
+            <w:tcW w:w="3571" w:type="dxa"/>
+          </w:tcPr>
+          <w:p>
+            <w:pPr>
+              <w:spacing w:before="80" w:after="80"/>
+              <w:rPr>
+                <w:rFonts w:ascii="Arial" w:hAnsi="Arial" w:cs="Arial"/>
+                <w:b/>
+                <w:bCs/>
+                <w:sz w:val="20"/>
+                <w:szCs w:val="20"/>
+              </w:rPr>
+            </w:pPr>
+            <w:r>
+              <w:rPr>
+                <w:rFonts w:ascii="Arial" w:hAnsi="Arial" w:cs="Arial"/>
+                <w:b/>
+                <w:bCs/>
+                <w:sz w:val="20"/>
+                <w:szCs w:val="20"/>
+              </w:rPr>
+              <w:t>Action</w:t>
+            </w:r>
+          </w:p>
+        </w:tc>
+        <w:tc>
+          <w:tcPr>
+            <w:tcW w:w="3929" w:type="dxa"/>
+          </w:tcPr>
+          <w:p>
+            <w:pPr>
+              <w:spacing w:before="80" w:after="80"/>
+              <w:rPr>
+                <w:rFonts w:ascii="Arial" w:hAnsi="Arial" w:cs="Arial"/>
+                <w:b/>
+                <w:bCs/>
+                <w:sz w:val="20"/>
+                <w:szCs w:val="20"/>
+              </w:rPr>
+            </w:pPr>
+            <w:r>
+              <w:rPr>
+                <w:rFonts w:ascii="Arial" w:hAnsi="Arial" w:cs="Arial"/>
+                <w:b/>
+                <w:bCs/>
+                <w:sz w:val="20"/>
+                <w:szCs w:val="20"/>
+              </w:rPr>
+              <w:t>Expected results:</w:t>
+            </w:r>
+          </w:p>
+        </w:tc>
+        <w:tc>
+          <w:tcPr>
+            <w:tcW w:w="2148" w:type="dxa"/>
+          </w:tcPr>
+          <w:p>
+            <w:pPr>
+              <w:spacing w:before="80" w:after="80"/>
+              <w:rPr>
+                <w:rFonts w:ascii="Arial" w:hAnsi="Arial" w:cs="Arial"/>
+                <w:b/>
+                <w:bCs/>
+                <w:sz w:val="20"/>
+                <w:szCs w:val="20"/>
+              </w:rPr>
+            </w:pPr>
+            <w:r>
+              <w:rPr>
+                <w:rFonts w:ascii="Arial" w:hAnsi="Arial" w:cs="Arial"/>
+                <w:b/>
+                <w:bCs/>
+                <w:sz w:val="20"/>
+                <w:szCs w:val="20"/>
+              </w:rPr>
+              <w:t>Developer pass/fail</w:t>
+            </w:r>
+          </w:p>
+        </w:tc>
+        <w:tc>
+          <w:tcPr>
+            <w:tcW w:w="2052" w:type="dxa"/>
+          </w:tcPr>
+          <w:p>
+            <w:pPr>
+              <w:spacing w:before="80" w:after="80"/>
+              <w:rPr>
+                <w:rFonts w:ascii="Arial" w:hAnsi="Arial" w:cs="Arial"/>
+                <w:b/>
+                <w:bCs/>
+                <w:sz w:val="20"/>
+                <w:szCs w:val="20"/>
+              </w:rPr>
+            </w:pPr>
+            <w:r>
+              <w:rPr>
+                <w:rFonts w:ascii="Arial" w:hAnsi="Arial" w:cs="Arial"/>
+                <w:b/>
+                <w:bCs/>
+                <w:sz w:val="20"/>
+                <w:szCs w:val="20"/>
+              </w:rPr>
+              <w:t>Tester pass/fail</w:t>
+            </w:r>
+          </w:p>
+          <w:p>
+            <w:pPr>
+              <w:spacing w:before="80" w:after="80"/>
+              <w:rPr>
+                <w:rFonts w:ascii="Arial" w:hAnsi="Arial" w:cs="Arial"/>
+                <w:b/>
+                <w:bCs/>
+                <w:sz w:val="20"/>
+                <w:szCs w:val="20"/>
+              </w:rPr>
+            </w:pPr>
+            <w:r>
+              <w:rPr>
+                <w:rFonts w:ascii="Arial" w:hAnsi="Arial" w:cs="Arial"/>
+                <w:b/>
+                <w:bCs/>
+                <w:sz w:val="20"/>
+                <w:szCs w:val="20"/>
+              </w:rPr>
+              <w:t>+ Screenshot</w:t>
+            </w:r>
+          </w:p>
+        </w:tc>
+      </w:tr>
+      <w:tr>
+        <w:trPr>
+          <w:trHeight w:val="350"/>
+        </w:trPr>
+        <w:tc>
+          <w:tcPr>
+            <w:tcW w:w="1250" w:type="dxa"/>
+          </w:tcPr>
+          <w:p>
+            <w:pPr>
+              <w:spacing w:before="80" w:after="80"/>
+              <w:rPr>
+                <w:rFonts w:ascii="Arial" w:hAnsi="Arial" w:cs="Arial"/>
+                <w:sz w:val="20"/>
+                <w:szCs w:val="20"/>
+              </w:rPr>
+            </w:pPr>
+            <w:r>
+              <w:rPr>
+                <w:rFonts w:ascii="Arial" w:hAnsi="Arial" w:cs="Arial"/>
+                <w:sz w:val="20"/>
+                <w:szCs w:val="20"/>
+              </w:rPr>
+              <w:t>1</w:t>
+            </w:r>
+          </w:p>
+        </w:tc>
+        <w:tc>
+          <w:tcPr>
+            <w:tcW w:w="3571" w:type="dxa"/>
+          </w:tcPr>
+          <w:p>
+            <w:pPr>
+              <w:spacing w:before="80" w:after="80"/>
+              <w:rPr>
+                <w:rFonts w:ascii="Arial" w:hAnsi="Arial" w:cs="Arial"/>
+                <w:color w:val="C00000"/>
+                <w:sz w:val="20"/>
+                <w:szCs w:val="20"/>
+              </w:rPr>
+            </w:pPr>
+            <w:r>
+              <w:rPr>
+                <w:rFonts w:ascii="Arial" w:hAnsi="Arial" w:cs="Arial"/>
+                <w:color w:val="C00000"/>
+                <w:sz w:val="20"/>
+                <w:szCs w:val="20"/>
+              </w:rPr>
+              <w:t>Sign in using elena.marsh@example.com and password MoffatMarsh01!.</w:t>
+            </w:r>
+          </w:p>
+        </w:tc>
+        <w:tc>
+          <w:tcPr>
+            <w:tcW w:w="3929" w:type="dxa"/>
+          </w:tcPr>
+          <w:p>
+            <w:pPr>
+              <w:spacing w:before="80" w:after="80"/>
+              <w:rPr>
+                <w:rFonts w:ascii="Arial" w:hAnsi="Arial" w:cs="Arial"/>
+                <w:color w:val="C00000"/>
+                <w:sz w:val="20"/>
+                <w:szCs w:val="20"/>
+              </w:rPr>
+            </w:pPr>
+            <w:r>
+              <w:rPr>
+                <w:rFonts w:ascii="Arial" w:hAnsi="Arial" w:cs="Arial"/>
+                <w:color w:val="C00000"/>
+                <w:sz w:val="20"/>
+                <w:szCs w:val="20"/>
+              </w:rPr>
+              <w:t>Login succeeds and Elena's customer session is active.</w:t>
+            </w:r>
+          </w:p>
+        </w:tc>
+        <w:tc>
+          <w:tcPr>
+            <w:tcW w:w="2148" w:type="dxa"/>
+          </w:tcPr>
+          <w:p>
+            <w:pPr>
+              <w:spacing w:before="80" w:after="80"/>
+              <w:rPr>
+                <w:rFonts w:ascii="Arial" w:hAnsi="Arial" w:cs="Arial"/>
+                <w:color w:val="C00000"/>
+                <w:sz w:val="20"/>
+                <w:szCs w:val="20"/>
+              </w:rPr>
+            </w:pPr>
+            <w:r>
+              <w:rPr>
+                <w:rFonts w:ascii="Arial" w:hAnsi="Arial" w:cs="Arial"/>
+                <w:color w:val="C00000"/>
+                <w:sz w:val="20"/>
+                <w:szCs w:val="20"/>
+              </w:rPr>
+              <w:t>Pass</w:t>
+            </w:r>
+          </w:p>
+        </w:tc>
+        <w:tc>
+          <w:tcPr>
+            <w:tcW w:w="2052" w:type="dxa"/>
+          </w:tcPr>
+          <w:p>
+            <w:pPr>
+              <w:spacing w:before="80" w:after="80"/>
+              <w:rPr>
+                <w:rFonts w:ascii="Arial" w:hAnsi="Arial" w:cs="Arial"/>
+                <w:color w:val="C00000"/>
+                <w:sz w:val="20"/>
+                <w:szCs w:val="20"/>
+              </w:rPr>
+            </w:pPr>
+            <w:r>
+              <w:rPr>
+                <w:rFonts w:ascii="Arial" w:hAnsi="Arial" w:cs="Arial"/>
+                <w:color w:val="C00000"/>
+                <w:sz w:val="20"/>
+                <w:szCs w:val="20"/>
+              </w:rPr>
+              <w:t>&lt;pass/fail&gt;</w:t>
+            </w:r>
+          </w:p>
+        </w:tc>
+      </w:tr>
+      <w:tr>
+        <w:trPr>
+          <w:trHeight w:val="350"/>
+        </w:trPr>
+        <w:tc>
+          <w:tcPr>
+            <w:tcW w:w="1250" w:type="dxa"/>
+          </w:tcPr>
+          <w:p>
+            <w:pPr>
+              <w:spacing w:before="80" w:after="80"/>
+              <w:rPr>
+                <w:rFonts w:ascii="Arial" w:hAnsi="Arial" w:cs="Arial"/>
+                <w:sz w:val="20"/>
+                <w:szCs w:val="20"/>
+              </w:rPr>
+            </w:pPr>
+            <w:r>
+              <w:rPr>
+                <w:rFonts w:ascii="Arial" w:hAnsi="Arial" w:cs="Arial"/>
+                <w:sz w:val="20"/>
+                <w:szCs w:val="20"/>
+              </w:rPr>
+              <w:t>2</w:t>
+            </w:r>
+          </w:p>
+        </w:tc>
+        <w:tc>
+          <w:tcPr>
+            <w:tcW w:w="3571" w:type="dxa"/>
+          </w:tcPr>
+          <w:p>
+            <w:pPr>
+              <w:spacing w:before="80" w:after="80"/>
+              <w:rPr>
+                <w:rFonts w:ascii="Arial" w:hAnsi="Arial" w:cs="Arial"/>
+                <w:color w:val="C00000"/>
+                <w:sz w:val="20"/>
+                <w:szCs w:val="20"/>
+              </w:rPr>
+            </w:pPr>
+            <w:r>
+              <w:rPr>
+                <w:rFonts w:ascii="Arial" w:hAnsi="Arial" w:cs="Arial"/>
+                <w:color w:val="C00000"/>
+                <w:sz w:val="20"/>
+                <w:szCs w:val="20"/>
+              </w:rPr>
+              <w:t>Open Look Up Reservation and search for reservation number MB-00004. Leave Year as All Years and Month as All Months.</w:t>
+            </w:r>
+          </w:p>
+        </w:tc>
+        <w:tc>
+          <w:tcPr>
+            <w:tcW w:w="3929" w:type="dxa"/>
+          </w:tcPr>
+          <w:p>
+            <w:pPr>
+              <w:spacing w:before="80" w:after="80"/>
+              <w:rPr>
+                <w:rFonts w:ascii="Arial" w:hAnsi="Arial" w:cs="Arial"/>
+                <w:color w:val="C00000"/>
+                <w:sz w:val="20"/>
+                <w:szCs w:val="20"/>
+              </w:rPr>
+            </w:pPr>
+            <w:r>
+              <w:rPr>
+                <w:rFonts w:ascii="Arial" w:hAnsi="Arial" w:cs="Arial"/>
+                <w:color w:val="C00000"/>
+                <w:sz w:val="20"/>
+                <w:szCs w:val="20"/>
+              </w:rPr>
+              <w:t>The backend searches using Elena's session customer ID along with the reservation number.</w:t>
+            </w:r>
+          </w:p>
+        </w:tc>
+        <w:tc>
+          <w:tcPr>
+            <w:tcW w:w="2148" w:type="dxa"/>
+          </w:tcPr>
+          <w:p>
+            <w:pPr>
+              <w:spacing w:before="80" w:after="80"/>
+              <w:rPr>
+                <w:rFonts w:ascii="Arial" w:hAnsi="Arial" w:cs="Arial"/>
+                <w:color w:val="C00000"/>
+                <w:sz w:val="20"/>
+                <w:szCs w:val="20"/>
+              </w:rPr>
+            </w:pPr>
+            <w:r>
+              <w:rPr>
+                <w:rFonts w:ascii="Arial" w:hAnsi="Arial" w:cs="Arial"/>
+                <w:color w:val="C00000"/>
+                <w:sz w:val="20"/>
+                <w:szCs w:val="20"/>
+              </w:rPr>
+              <w:t>Pass</w:t>
+            </w:r>
+          </w:p>
+        </w:tc>
+        <w:tc>
+          <w:tcPr>
+            <w:tcW w:w="2052" w:type="dxa"/>
+          </w:tcPr>
+          <w:p>
+            <w:pPr>
+              <w:spacing w:before="80" w:after="80"/>
+              <w:rPr>
+                <w:rFonts w:ascii="Arial" w:hAnsi="Arial" w:cs="Arial"/>
+                <w:color w:val="C00000"/>
+                <w:sz w:val="20"/>
+                <w:szCs w:val="20"/>
+              </w:rPr>
+            </w:pPr>
+            <w:r>
+              <w:rPr>
+                <w:rFonts w:ascii="Arial" w:hAnsi="Arial" w:cs="Arial"/>
+                <w:color w:val="C00000"/>
+                <w:sz w:val="20"/>
+                <w:szCs w:val="20"/>
+              </w:rPr>
+              <w:t>&lt;pass/fail&gt;</w:t>
+            </w:r>
+          </w:p>
+        </w:tc>
+      </w:tr>
+      <w:tr>
+        <w:trPr>
+          <w:trHeight w:val="350"/>
+        </w:trPr>
+        <w:tc>
+          <w:tcPr>
+            <w:tcW w:w="1250" w:type="dxa"/>
+          </w:tcPr>
+          <w:p>
+            <w:pPr>
+              <w:spacing w:before="80" w:after="80"/>
+              <w:rPr>
+                <w:rFonts w:ascii="Arial" w:hAnsi="Arial" w:cs="Arial"/>
+                <w:sz w:val="20"/>
+                <w:szCs w:val="20"/>
+              </w:rPr>
+            </w:pPr>
+            <w:r>
+              <w:rPr>
+                <w:rFonts w:ascii="Arial" w:hAnsi="Arial" w:cs="Arial"/>
+                <w:sz w:val="20"/>
+                <w:szCs w:val="20"/>
+              </w:rPr>
+              <w:t>3</w:t>
+            </w:r>
+          </w:p>
+        </w:tc>
+        <w:tc>
+          <w:tcPr>
+            <w:tcW w:w="3571" w:type="dxa"/>
+          </w:tcPr>
+          <w:p>
+            <w:pPr>
+              <w:spacing w:before="80" w:after="80"/>
+              <w:rPr>
+                <w:rFonts w:ascii="Arial" w:hAnsi="Arial" w:cs="Arial"/>
+                <w:color w:val="C00000"/>
+                <w:sz w:val="20"/>
+                <w:szCs w:val="20"/>
+              </w:rPr>
+            </w:pPr>
+            <w:r>
+              <w:rPr>
+                <w:rFonts w:ascii="Arial" w:hAnsi="Arial" w:cs="Arial"/>
+                <w:color w:val="C00000"/>
+                <w:sz w:val="20"/>
+                <w:szCs w:val="20"/>
+              </w:rPr>
+              <w:t>Review the result.</w:t>
+            </w:r>
+          </w:p>
+        </w:tc>
+        <w:tc>
+          <w:tcPr>
+            <w:tcW w:w="3929" w:type="dxa"/>
+          </w:tcPr>
+          <w:p>
+            <w:pPr>
+              <w:spacing w:before="80" w:after="80"/>
+              <w:rPr>
+                <w:rFonts w:ascii="Arial" w:hAnsi="Arial" w:cs="Arial"/>
+                <w:color w:val="C00000"/>
+                <w:sz w:val="20"/>
+                <w:szCs w:val="20"/>
+              </w:rPr>
+            </w:pPr>
+            <w:r>
+              <w:rPr>
+                <w:rFonts w:ascii="Arial" w:hAnsi="Arial" w:cs="Arial"/>
+                <w:color w:val="C00000"/>
+                <w:sz w:val="20"/>
+                <w:szCs w:val="20"/>
+              </w:rPr>
+              <w:t>The reservation is not displayed and the page shows No reservation found.</w:t>
+            </w:r>
+          </w:p>
+        </w:tc>
+        <w:tc>
+          <w:tcPr>
+            <w:tcW w:w="2148" w:type="dxa"/>
+          </w:tcPr>
+          <w:p>
+            <w:pPr>
+              <w:spacing w:before="80" w:after="80"/>
+              <w:rPr>
+                <w:rFonts w:ascii="Arial" w:hAnsi="Arial" w:cs="Arial"/>
+                <w:color w:val="C00000"/>
+                <w:sz w:val="20"/>
+                <w:szCs w:val="20"/>
+              </w:rPr>
+            </w:pPr>
+            <w:r>
+              <w:rPr>
+                <w:rFonts w:ascii="Arial" w:hAnsi="Arial" w:cs="Arial"/>
+                <w:color w:val="C00000"/>
+                <w:sz w:val="20"/>
+                <w:szCs w:val="20"/>
+              </w:rPr>
+              <w:t>Pass</w:t>
+            </w:r>
+          </w:p>
+        </w:tc>
+        <w:tc>
+          <w:tcPr>
+            <w:tcW w:w="2052" w:type="dxa"/>
+          </w:tcPr>
+          <w:p>
+            <w:pPr>
+              <w:spacing w:before="80" w:after="80"/>
+              <w:rPr>
+                <w:rFonts w:ascii="Arial" w:hAnsi="Arial" w:cs="Arial"/>
+                <w:color w:val="C00000"/>
+                <w:sz w:val="20"/>
+                <w:szCs w:val="20"/>
+              </w:rPr>
+            </w:pPr>
+            <w:r>
+              <w:rPr>
+                <w:rFonts w:ascii="Arial" w:hAnsi="Arial" w:cs="Arial"/>
+                <w:color w:val="C00000"/>
+                <w:sz w:val="20"/>
+                <w:szCs w:val="20"/>
+              </w:rPr>
+              <w:t>&lt;pass/fail&gt;</w:t>
+            </w:r>
+          </w:p>
+        </w:tc>
+      </w:tr>
+      <w:tr>
+        <w:trPr>
+          <w:trHeight w:val="350"/>
+        </w:trPr>
+        <w:tc>
+          <w:tcPr>
+            <w:tcW w:w="1250" w:type="dxa"/>
+          </w:tcPr>
+          <w:p>
+            <w:pPr>
+              <w:spacing w:before="80" w:after="80"/>
+              <w:rPr>
+                <w:rFonts w:ascii="Arial" w:hAnsi="Arial" w:cs="Arial"/>
+                <w:b/>
+                <w:bCs/>
+                <w:sz w:val="20"/>
+                <w:szCs w:val="20"/>
+              </w:rPr>
+            </w:pPr>
+            <w:r>
+              <w:rPr>
+                <w:rFonts w:ascii="Arial" w:hAnsi="Arial" w:cs="Arial"/>
+                <w:b/>
+                <w:bCs/>
+                <w:sz w:val="20"/>
+                <w:szCs w:val="20"/>
+              </w:rPr>
+              <w:t>Comments</w:t>
+            </w:r>
+          </w:p>
+        </w:tc>
+        <w:tc>
+          <w:tcPr>
+            <w:tcW w:w="11700" w:type="dxa"/>
+            <w:gridSpan w:val="4"/>
+          </w:tcPr>
+          <w:p>
+            <w:pPr>
+              <w:spacing w:before="80" w:after="80"/>
+              <w:rPr>
+                <w:rFonts w:ascii="Arial" w:hAnsi="Arial" w:cs="Arial"/>
+                <w:color w:val="C00000"/>
+                <w:sz w:val="20"/>
+                <w:szCs w:val="20"/>
+              </w:rPr>
+            </w:pPr>
+            <w:r>
+              <w:rPr>
+                <w:rFonts w:ascii="Arial" w:hAnsi="Arial" w:cs="Arial"/>
+                <w:color w:val="C00000"/>
+                <w:sz w:val="20"/>
+                <w:szCs w:val="20"/>
+              </w:rPr>
+              <w:t>Carolina: The lookup correctly did not return a reservation that did not belong to the signed-in customer. Instead, the page showed “No reservation found.” The backend is using the customer ID from the session to limit reservation results. I did have to adjust the error message because at first the page was not displaying any response when no reservation was found. After that fix, no additional backend issues came up.</w:t>
+            </w:r>
+          </w:p>
+          <w:p>
+            <w:pPr>
+              <w:spacing w:before="80" w:after="80"/>
+              <w:rPr>
+                <w:rFonts w:ascii="Arial" w:hAnsi="Arial" w:cs="Arial"/>
+                <w:color w:val="C00000"/>
+                <w:sz w:val="20"/>
+                <w:szCs w:val="20"/>
+              </w:rPr>
+            </w:pPr>
+            <w:r>
+              <w:rPr>
+                <w:rFonts w:ascii="Arial" w:hAnsi="Arial" w:cs="Arial"/>
+                <w:color w:val="C00000"/>
+                <w:sz w:val="20"/>
+                <w:szCs w:val="20"/>
+              </w:rPr>
+              <w:t>Robert (peer): &lt;filled in by the peer tester&gt;</w:t>
+            </w:r>
+          </w:p>
+        </w:tc>
+      </w:tr>
+    </w:tbl>
+    <w:p>
+      <w:pPr>
+        <w:pStyle w:val="NoSpacing"/>
+        <w:rPr>
+          <w:rFonts w:ascii="Arial" w:hAnsi="Arial" w:cs="Arial"/>
+          <w:sz w:val="24"/>
+          <w:szCs w:val="24"/>
+        </w:rPr>
+      </w:pPr>
+    </w:p>
+    <w:p>
+      <w:pPr>
+        <w:pStyle w:val="NoSpacing"/>
+        <w:rPr>
+          <w:rFonts w:ascii="Arial" w:hAnsi="Arial" w:cs="Arial"/>
+          <w:sz w:val="24"/>
+          <w:szCs w:val="24"/>
+        </w:rPr>
+      </w:pPr>
+    </w:p>
+    <w:p>
+      <w:pPr>
+        <w:pStyle w:val="NoSpacing"/>
+        <w:rPr>
+          <w:rFonts w:ascii="Arial" w:hAnsi="Arial" w:cs="Arial"/>
+          <w:sz w:val="24"/>
+          <w:szCs w:val="24"/>
+        </w:rPr>
+      </w:pPr>
+    </w:p>
+    <w:p>
+      <w:pPr>
+        <w:pStyle w:val="NoSpacing"/>
+        <w:rPr>
+          <w:rFonts w:ascii="Arial" w:hAnsi="Arial" w:cs="Arial"/>
+          <w:sz w:val="24"/>
+          <w:szCs w:val="24"/>
+        </w:rPr>
+      </w:pPr>
+    </w:p>
+    <w:p>
+      <w:pPr>
+        <w:pStyle w:val="NoSpacing"/>
+        <w:rPr>
+          <w:rFonts w:ascii="Arial" w:hAnsi="Arial" w:cs="Arial"/>
+          <w:sz w:val="24"/>
+          <w:szCs w:val="24"/>
+        </w:rPr>
+      </w:pPr>
+    </w:p>
+    <w:p>
+      <w:pPr>
+        <w:pStyle w:val="NoSpacing"/>
+        <w:rPr>
+          <w:rFonts w:ascii="Arial" w:hAnsi="Arial" w:cs="Arial"/>
+          <w:sz w:val="24"/>
+          <w:szCs w:val="24"/>
+        </w:rPr>
+      </w:pPr>
+    </w:p>
+    <w:p>
+      <w:pPr>
+        <w:pStyle w:val="NoSpacing"/>
+        <w:rPr>
+          <w:rFonts w:ascii="Arial" w:hAnsi="Arial" w:cs="Arial"/>
+          <w:sz w:val="24"/>
+          <w:szCs w:val="24"/>
+        </w:rPr>
+      </w:pPr>
+    </w:p>
+    <w:p>
+      <w:pPr>
+        <w:pStyle w:val="NoSpacing"/>
+        <w:rPr>
+          <w:rFonts w:ascii="Arial" w:hAnsi="Arial" w:cs="Arial"/>
+          <w:sz w:val="24"/>
+          <w:szCs w:val="24"/>
+        </w:rPr>
+      </w:pPr>
+    </w:p>
+    <w:p>
+      <w:pPr>
+        <w:pStyle w:val="NoSpacing"/>
+        <w:rPr>
+          <w:rFonts w:ascii="Arial" w:hAnsi="Arial" w:cs="Arial"/>
+          <w:sz w:val="24"/>
+          <w:szCs w:val="24"/>
+        </w:rPr>
+      </w:pPr>
+    </w:p>
+    <w:p>
+      <w:pPr>
+        <w:pStyle w:val="NoSpacing"/>
+        <w:rPr>
+          <w:rFonts w:ascii="Arial" w:hAnsi="Arial" w:cs="Arial"/>
+          <w:sz w:val="24"/>
+          <w:szCs w:val="24"/>
+        </w:rPr>
+      </w:pPr>
+    </w:p>
+    <w:tbl>
+      <w:tblPr>
+        <w:tblStyle w:val="TableGrid"/>
+        <w:tblpPr w:leftFromText="180" w:rightFromText="180" w:vertAnchor="page" w:horzAnchor="margin" w:tblpY="1537"/>
+        <w:tblW w:w="0" w:type="auto"/>
+        <w:tblLook w:val="04A0" w:firstRow="1" w:lastRow="0" w:firstColumn="1" w:lastColumn="0" w:noHBand="0" w:noVBand="1"/>
+      </w:tblPr>
+      <w:tblGrid>
+        <w:gridCol w:w="1250"/>
+        <w:gridCol w:w="3571"/>
+        <w:gridCol w:w="3929"/>
+        <w:gridCol w:w="2148"/>
+        <w:gridCol w:w="2052"/>
+      </w:tblGrid>
+      <w:tr>
+        <w:trPr>
+          <w:trHeight w:val="710"/>
+        </w:trPr>
+        <w:tc>
+          <w:tcPr>
+            <w:tcW w:w="1250" w:type="dxa"/>
+          </w:tcPr>
+          <w:p>
+            <w:pPr>
+              <w:pStyle w:val="NoSpacing"/>
+              <w:spacing w:before="80" w:after="80"/>
+              <w:rPr>
+                <w:rFonts w:ascii="Arial" w:hAnsi="Arial" w:cs="Arial"/>
+                <w:sz w:val="24"/>
+                <w:szCs w:val="24"/>
+              </w:rPr>
+            </w:pPr>
+            <w:r>
+              <w:rPr>
+                <w:rFonts w:ascii="Arial" w:hAnsi="Arial" w:cs="Arial"/>
+                <w:sz w:val="24"/>
+                <w:szCs w:val="24"/>
+              </w:rPr>
+              <w:lastRenderedPageBreak/>
+              <w:t>Test 9</w:t>
+            </w:r>
+          </w:p>
+        </w:tc>
+        <w:tc>
+          <w:tcPr>
+            <w:tcW w:w="11700" w:type="dxa"/>
+            <w:gridSpan w:val="4"/>
+          </w:tcPr>
+          <w:p>
+            <w:pPr>
+              <w:pStyle w:val="Heading1"/>
+              <w:rPr>
+                <w:rFonts w:ascii="Arial" w:hAnsi="Arial" w:cs="Arial"/>
+                <w:b/>
+                <w:bCs/>
+              </w:rPr>
+            </w:pPr>
+            <w:r>
+              <w:rPr>
+                <w:rFonts w:ascii="Arial" w:hAnsi="Arial" w:cs="Arial"/>
+                <w:b/>
+                <w:bCs/>
+                <w:color w:val="auto"/>
+              </w:rPr>
+              <w:t>My Reservation (Look Up Reservation): Customer can filter reservation results</w:t>
+            </w:r>
+          </w:p>
+        </w:tc>
+      </w:tr>
+      <w:tr>
+        <w:trPr>
+          <w:trHeight w:val="620"/>
+        </w:trPr>
+        <w:tc>
+          <w:tcPr>
+            <w:tcW w:w="1250" w:type="dxa"/>
+          </w:tcPr>
+          <w:p>
+            <w:pPr>
+              <w:pStyle w:val="NoSpacing"/>
+              <w:spacing w:before="80" w:after="80"/>
+              <w:rPr>
+                <w:rFonts w:ascii="Arial" w:hAnsi="Arial" w:cs="Arial"/>
+                <w:sz w:val="24"/>
+                <w:szCs w:val="24"/>
+              </w:rPr>
+            </w:pPr>
+          </w:p>
+        </w:tc>
+        <w:tc>
+          <w:tcPr>
+            <w:tcW w:w="3571" w:type="dxa"/>
+          </w:tcPr>
+          <w:p>
+            <w:pPr>
+              <w:rPr>
+                <w:rFonts w:ascii="Arial" w:hAnsi="Arial" w:cs="Arial"/>
+                <w:sz w:val="20"/>
+                <w:szCs w:val="20"/>
+              </w:rPr>
+            </w:pPr>
+            <w:r>
+              <w:rPr>
+                <w:rFonts w:ascii="Arial" w:hAnsi="Arial" w:cs="Arial"/>
+                <w:b/>
+                <w:bCs/>
+                <w:sz w:val="20"/>
+                <w:szCs w:val="20"/>
+              </w:rPr>
+              <w:t xml:space="preserve">Test Objective: </w:t>
+            </w:r>
+            <w:r>
+              <w:rPr>
+                <w:rFonts w:ascii="Arial" w:hAnsi="Arial" w:cs="Arial"/>
+                <w:sz w:val="20"/>
+                <w:szCs w:val="20"/>
+              </w:rPr>
+              <w:t>Verify that the My Reservation Page (Look Up Reservation) correctly filters and sorts reservations</w:t>
+            </w:r>
+          </w:p>
+        </w:tc>
+        <w:tc>
+          <w:tcPr>
+            <w:tcW w:w="3929" w:type="dxa"/>
+          </w:tcPr>
+          <w:p>
+            <w:pPr>
+              <w:rPr>
+                <w:rFonts w:ascii="Arial" w:hAnsi="Arial" w:cs="Arial"/>
+                <w:b/>
+                <w:bCs/>
+                <w:sz w:val="20"/>
+                <w:szCs w:val="20"/>
+              </w:rPr>
+            </w:pPr>
+            <w:r>
+              <w:rPr>
+                <w:rFonts w:ascii="Arial" w:hAnsi="Arial" w:cs="Arial"/>
+                <w:b/>
+                <w:bCs/>
+                <w:sz w:val="20"/>
+                <w:szCs w:val="20"/>
+              </w:rPr>
+              <w:t>Developer: Sara White</w:t>
+            </w:r>
+          </w:p>
+          <w:p>
+            <w:pPr>
+              <w:rPr>
+                <w:rFonts w:ascii="Arial" w:hAnsi="Arial" w:cs="Arial"/>
+                <w:b/>
+                <w:bCs/>
+                <w:sz w:val="20"/>
+                <w:szCs w:val="20"/>
+              </w:rPr>
+            </w:pPr>
+            <w:r>
+              <w:rPr>
+                <w:rFonts w:ascii="Arial" w:hAnsi="Arial" w:cs="Arial"/>
+                <w:b/>
+                <w:bCs/>
+                <w:sz w:val="20"/>
+                <w:szCs w:val="20"/>
+              </w:rPr>
+              <w:t>Date tested: 2026/09/19</w:t>
+            </w:r>
+          </w:p>
+        </w:tc>
+        <w:tc>
+          <w:tcPr>
+            <w:tcW w:w="4200" w:type="dxa"/>
+            <w:gridSpan w:val="2"/>
+          </w:tcPr>
+          <w:p>
+            <w:pPr>
+              <w:rPr>
+                <w:rFonts w:ascii="Arial" w:hAnsi="Arial" w:cs="Arial"/>
+                <w:b/>
+                <w:bCs/>
+                <w:sz w:val="20"/>
+                <w:szCs w:val="20"/>
+              </w:rPr>
+            </w:pPr>
+            <w:r>
+              <w:rPr>
+                <w:rFonts w:ascii="Arial" w:hAnsi="Arial" w:cs="Arial"/>
+                <w:b/>
+                <w:bCs/>
+                <w:sz w:val="20"/>
+                <w:szCs w:val="20"/>
+              </w:rPr>
+              <w:t>Peer tester: Miguel Fernandez</w:t>
+            </w:r>
+          </w:p>
+          <w:p>
+            <w:pPr>
+              <w:rPr>
+                <w:rFonts w:ascii="Arial" w:hAnsi="Arial" w:cs="Arial"/>
+                <w:b/>
+                <w:bCs/>
+                <w:sz w:val="20"/>
+                <w:szCs w:val="20"/>
+              </w:rPr>
+            </w:pPr>
+            <w:r>
+              <w:rPr>
+                <w:rFonts w:ascii="Arial" w:hAnsi="Arial" w:cs="Arial"/>
+                <w:b/>
+                <w:bCs/>
+                <w:sz w:val="20"/>
+                <w:szCs w:val="20"/>
+              </w:rPr>
+              <w:t>Date tested: &lt;yyyy/mm/dd&gt;</w:t>
+            </w:r>
+          </w:p>
+        </w:tc>
+      </w:tr>
+      <w:tr>
+        <w:trPr>
+          <w:trHeight w:val="350"/>
+        </w:trPr>
+        <w:tc>
+          <w:tcPr>
+            <w:tcW w:w="1250" w:type="dxa"/>
+          </w:tcPr>
+          <w:p>
+            <w:pPr>
+              <w:spacing w:before="80" w:after="80"/>
+              <w:rPr>
+                <w:rFonts w:ascii="Arial" w:hAnsi="Arial" w:cs="Arial"/>
+                <w:b/>
+                <w:bCs/>
+                <w:sz w:val="20"/>
+                <w:szCs w:val="20"/>
+              </w:rPr>
+            </w:pPr>
+            <w:r>
+              <w:rPr>
+                <w:rFonts w:ascii="Arial" w:hAnsi="Arial" w:cs="Arial"/>
+                <w:b/>
+                <w:bCs/>
+                <w:sz w:val="20"/>
+                <w:szCs w:val="20"/>
+              </w:rPr>
+              <w:t>Step</w:t>
+            </w:r>
+          </w:p>
+        </w:tc>
+        <w:tc>
+          <w:tcPr>
+            <w:tcW w:w="3571" w:type="dxa"/>
+          </w:tcPr>
+          <w:p>
+            <w:pPr>
+              <w:spacing w:before="80" w:after="80"/>
+              <w:rPr>
+                <w:rFonts w:ascii="Arial" w:hAnsi="Arial" w:cs="Arial"/>
+                <w:b/>
+                <w:bCs/>
+                <w:sz w:val="20"/>
+                <w:szCs w:val="20"/>
+              </w:rPr>
+            </w:pPr>
+            <w:r>
+              <w:rPr>
+                <w:rFonts w:ascii="Arial" w:hAnsi="Arial" w:cs="Arial"/>
+                <w:b/>
+                <w:bCs/>
+                <w:sz w:val="20"/>
+                <w:szCs w:val="20"/>
+              </w:rPr>
+              <w:t>Action</w:t>
+            </w:r>
+          </w:p>
+        </w:tc>
+        <w:tc>
+          <w:tcPr>
+            <w:tcW w:w="3929" w:type="dxa"/>
+          </w:tcPr>
+          <w:p>
+            <w:pPr>
+              <w:spacing w:before="80" w:after="80"/>
+              <w:rPr>
+                <w:rFonts w:ascii="Arial" w:hAnsi="Arial" w:cs="Arial"/>
+                <w:b/>
+                <w:bCs/>
+                <w:sz w:val="20"/>
+                <w:szCs w:val="20"/>
+              </w:rPr>
+            </w:pPr>
+            <w:r>
+              <w:rPr>
+                <w:rFonts w:ascii="Arial" w:hAnsi="Arial" w:cs="Arial"/>
+                <w:b/>
+                <w:bCs/>
+                <w:sz w:val="20"/>
+                <w:szCs w:val="20"/>
+              </w:rPr>
+              <w:t>Expected results:</w:t>
+            </w:r>
+          </w:p>
+        </w:tc>
+        <w:tc>
+          <w:tcPr>
+            <w:tcW w:w="2148" w:type="dxa"/>
+          </w:tcPr>
+          <w:p>
+            <w:pPr>
+              <w:spacing w:before="80" w:after="80"/>
+              <w:rPr>
+                <w:rFonts w:ascii="Arial" w:hAnsi="Arial" w:cs="Arial"/>
+                <w:b/>
+                <w:bCs/>
+                <w:sz w:val="20"/>
+                <w:szCs w:val="20"/>
+              </w:rPr>
+            </w:pPr>
+            <w:r>
+              <w:rPr>
+                <w:rFonts w:ascii="Arial" w:hAnsi="Arial" w:cs="Arial"/>
+                <w:b/>
+                <w:bCs/>
+                <w:sz w:val="20"/>
+                <w:szCs w:val="20"/>
+              </w:rPr>
+              <w:t>Developer pass/fail</w:t>
+            </w:r>
+          </w:p>
+        </w:tc>
+        <w:tc>
+          <w:tcPr>
+            <w:tcW w:w="2052" w:type="dxa"/>
+          </w:tcPr>
+          <w:p>
+            <w:pPr>
+              <w:spacing w:before="80" w:after="80"/>
+              <w:rPr>
+                <w:rFonts w:ascii="Arial" w:hAnsi="Arial" w:cs="Arial"/>
+                <w:b/>
+                <w:bCs/>
+                <w:sz w:val="20"/>
+                <w:szCs w:val="20"/>
+              </w:rPr>
+            </w:pPr>
+            <w:r>
+              <w:rPr>
+                <w:rFonts w:ascii="Arial" w:hAnsi="Arial" w:cs="Arial"/>
+                <w:b/>
+                <w:bCs/>
+                <w:sz w:val="20"/>
+                <w:szCs w:val="20"/>
+              </w:rPr>
+              <w:t>Tester pass/fail</w:t>
+            </w:r>
+          </w:p>
+          <w:p>
+            <w:pPr>
+              <w:spacing w:before="80" w:after="80"/>
+              <w:rPr>
+                <w:rFonts w:ascii="Arial" w:hAnsi="Arial" w:cs="Arial"/>
+                <w:b/>
+                <w:bCs/>
+                <w:sz w:val="20"/>
+                <w:szCs w:val="20"/>
+              </w:rPr>
+            </w:pPr>
+            <w:r>
+              <w:rPr>
+                <w:rFonts w:ascii="Arial" w:hAnsi="Arial" w:cs="Arial"/>
+                <w:b/>
+                <w:bCs/>
+                <w:sz w:val="20"/>
+                <w:szCs w:val="20"/>
+              </w:rPr>
+              <w:t>+ Screenshot</w:t>
+            </w:r>
+          </w:p>
+        </w:tc>
+      </w:tr>
+      <w:tr>
+        <w:trPr>
+          <w:trHeight w:val="350"/>
+        </w:trPr>
+        <w:tc>
+          <w:tcPr>
+            <w:tcW w:w="1250" w:type="dxa"/>
+          </w:tcPr>
+          <w:p>
+            <w:pPr>
+              <w:spacing w:before="80" w:after="80"/>
+              <w:rPr>
+                <w:rFonts w:ascii="Arial" w:hAnsi="Arial" w:cs="Arial"/>
+                <w:sz w:val="20"/>
+                <w:szCs w:val="20"/>
+              </w:rPr>
+            </w:pPr>
+            <w:r>
+              <w:rPr>
+                <w:rFonts w:ascii="Arial" w:hAnsi="Arial" w:cs="Arial"/>
+                <w:sz w:val="20"/>
+                <w:szCs w:val="20"/>
+              </w:rPr>
+              <w:t>1</w:t>
+            </w:r>
+          </w:p>
+        </w:tc>
+        <w:tc>
+          <w:tcPr>
+            <w:tcW w:w="3571" w:type="dxa"/>
+          </w:tcPr>
+          <w:p>
+            <w:pPr>
+              <w:spacing w:before="80" w:after="80"/>
+              <w:rPr>
+                <w:rFonts w:ascii="Arial" w:hAnsi="Arial" w:cs="Arial"/>
+                <w:color w:val="C00000"/>
+                <w:sz w:val="20"/>
+                <w:szCs w:val="20"/>
+              </w:rPr>
+            </w:pPr>
+            <w:r>
+              <w:rPr>
+                <w:rFonts w:ascii="Arial" w:hAnsi="Arial" w:cs="Arial"/>
+                <w:color w:val="C00000"/>
+                <w:sz w:val="20"/>
+                <w:szCs w:val="20"/>
+              </w:rPr>
+              <w:t xml:space="preserve">Navigate to http://localhost:XXXX/marinawebsite/ and click the login button on the right side of the header </w:t>
+            </w:r>
+          </w:p>
+        </w:tc>
+        <w:tc>
+          <w:tcPr>
+            <w:tcW w:w="3929" w:type="dxa"/>
+          </w:tcPr>
+          <w:p>
+            <w:pPr>
+              <w:spacing w:before="80" w:after="80"/>
+              <w:rPr>
+                <w:rFonts w:ascii="Arial" w:hAnsi="Arial" w:cs="Arial"/>
+                <w:color w:val="C00000"/>
+                <w:sz w:val="20"/>
+                <w:szCs w:val="20"/>
+              </w:rPr>
+            </w:pPr>
+            <w:r>
+              <w:rPr>
+                <w:rFonts w:ascii="Arial" w:hAnsi="Arial" w:cs="Arial"/>
+                <w:color w:val="C00000"/>
+                <w:sz w:val="20"/>
+                <w:szCs w:val="20"/>
+              </w:rPr>
+              <w:t>A popup window with user login fields should appear after clicking the login button</w:t>
+            </w:r>
+          </w:p>
+        </w:tc>
+        <w:tc>
+          <w:tcPr>
+            <w:tcW w:w="2148" w:type="dxa"/>
+          </w:tcPr>
+          <w:p>
+            <w:pPr>
+              <w:spacing w:before="80" w:after="80"/>
+              <w:rPr>
+                <w:rFonts w:ascii="Arial" w:hAnsi="Arial" w:cs="Arial"/>
+                <w:color w:val="C00000"/>
+                <w:sz w:val="20"/>
+                <w:szCs w:val="20"/>
+              </w:rPr>
+            </w:pPr>
+            <w:r>
+              <w:rPr>
+                <w:rFonts w:ascii="Arial" w:hAnsi="Arial" w:cs="Arial"/>
+                <w:color w:val="C00000"/>
+                <w:sz w:val="20"/>
+                <w:szCs w:val="20"/>
+              </w:rPr>
+              <w:t>pass</w:t>
+            </w:r>
+          </w:p>
+        </w:tc>
+        <w:tc>
+          <w:tcPr>
+            <w:tcW w:w="2052" w:type="dxa"/>
+          </w:tcPr>
+          <w:p>
+            <w:pPr>
+              <w:spacing w:before="80" w:after="80"/>
+              <w:rPr>
+                <w:rFonts w:ascii="Arial" w:hAnsi="Arial" w:cs="Arial"/>
+                <w:color w:val="C00000"/>
+                <w:sz w:val="20"/>
+                <w:szCs w:val="20"/>
+              </w:rPr>
+            </w:pPr>
+            <w:r>
+              <w:rPr>
+                <w:rFonts w:ascii="Arial" w:hAnsi="Arial" w:cs="Arial"/>
+                <w:color w:val="C00000"/>
+                <w:sz w:val="20"/>
+                <w:szCs w:val="20"/>
+              </w:rPr>
+              <w:t>&lt;pass/fail&gt;</w:t>
+            </w:r>
+          </w:p>
+        </w:tc>
+      </w:tr>
+      <w:tr>
+        <w:trPr>
+          <w:trHeight w:val="350"/>
+        </w:trPr>
+        <w:tc>
+          <w:tcPr>
+            <w:tcW w:w="1250" w:type="dxa"/>
+          </w:tcPr>
+          <w:p>
+            <w:pPr>
+              <w:spacing w:before="80" w:after="80"/>
+              <w:rPr>
+                <w:rFonts w:ascii="Arial" w:hAnsi="Arial" w:cs="Arial"/>
+                <w:sz w:val="20"/>
+                <w:szCs w:val="20"/>
+              </w:rPr>
+            </w:pPr>
+            <w:r>
+              <w:rPr>
+                <w:rFonts w:ascii="Arial" w:hAnsi="Arial" w:cs="Arial"/>
+                <w:sz w:val="20"/>
+                <w:szCs w:val="20"/>
+              </w:rPr>
+              <w:t>2</w:t>
+            </w:r>
+          </w:p>
+        </w:tc>
+        <w:tc>
+          <w:tcPr>
+            <w:tcW w:w="3571" w:type="dxa"/>
+          </w:tcPr>
+          <w:p>
+            <w:pPr>
+              <w:spacing w:before="80" w:after="80"/>
+              <w:rPr>
+                <w:rFonts w:ascii="Arial" w:hAnsi="Arial" w:cs="Arial"/>
+                <w:color w:val="C00000"/>
+                <w:sz w:val="20"/>
+                <w:szCs w:val="20"/>
+              </w:rPr>
+            </w:pPr>
+            <w:r>
+              <w:rPr>
+                <w:rFonts w:ascii="Arial" w:hAnsi="Arial" w:cs="Arial"/>
+                <w:color w:val="C00000"/>
+                <w:sz w:val="20"/>
+                <w:szCs w:val="20"/>
+              </w:rPr>
+              <w:t>Login with the following credentials:</w:t>
+            </w:r>
+          </w:p>
+          <w:p>
+            <w:pPr>
+              <w:spacing w:before="80" w:after="80"/>
+              <w:rPr>
+                <w:rFonts w:ascii="Arial" w:hAnsi="Arial" w:cs="Arial"/>
+                <w:color w:val="C00000"/>
+                <w:sz w:val="20"/>
+                <w:szCs w:val="20"/>
+              </w:rPr>
+            </w:pPr>
+          </w:p>
+          <w:p>
+            <w:pPr>
+              <w:spacing w:before="80" w:after="80"/>
+              <w:rPr>
+                <w:rFonts w:ascii="Arial" w:hAnsi="Arial" w:cs="Arial"/>
+                <w:color w:val="C00000"/>
+                <w:sz w:val="20"/>
+                <w:szCs w:val="20"/>
+              </w:rPr>
+            </w:pPr>
+            <w:r>
+              <w:rPr>
+                <w:rFonts w:ascii="Arial" w:hAnsi="Arial" w:cs="Arial"/>
+                <w:color w:val="C00000"/>
+                <w:sz w:val="20"/>
+                <w:szCs w:val="20"/>
+              </w:rPr>
+              <w:t xml:space="preserve">Username: </w:t>
+            </w:r>
+            <w:hyperlink r:id="rId7" w:history="1">
+              <w:r>
+                <w:rPr>
+                  <w:rStyle w:val="Hyperlink"/>
+                  <w:rFonts w:ascii="Arial" w:hAnsi="Arial" w:cs="Arial"/>
+                  <w:sz w:val="20"/>
+                  <w:szCs w:val="20"/>
+                </w:rPr>
+                <w:t>joshua.foster@example.com</w:t>
+              </w:r>
+            </w:hyperlink>
+          </w:p>
+          <w:p>
+            <w:pPr>
+              <w:spacing w:before="80" w:after="80"/>
+              <w:rPr>
+                <w:rFonts w:ascii="Arial" w:hAnsi="Arial" w:cs="Arial"/>
+                <w:color w:val="C00000"/>
+                <w:sz w:val="20"/>
+                <w:szCs w:val="20"/>
+              </w:rPr>
+            </w:pPr>
+            <w:r>
+              <w:rPr>
+                <w:rFonts w:ascii="Arial" w:hAnsi="Arial" w:cs="Arial"/>
+                <w:color w:val="C00000"/>
+                <w:sz w:val="20"/>
+                <w:szCs w:val="20"/>
+              </w:rPr>
+              <w:t>Password: Foster10!</w:t>
+            </w:r>
+          </w:p>
+        </w:tc>
+        <w:tc>
+          <w:tcPr>
+            <w:tcW w:w="3929" w:type="dxa"/>
+          </w:tcPr>
+          <w:p>
+            <w:pPr>
+              <w:spacing w:before="80" w:after="80"/>
+              <w:rPr>
+                <w:rFonts w:ascii="Arial" w:hAnsi="Arial" w:cs="Arial"/>
+                <w:color w:val="C00000"/>
+                <w:sz w:val="20"/>
+                <w:szCs w:val="20"/>
+              </w:rPr>
+            </w:pPr>
+            <w:r>
+              <w:rPr>
+                <w:rFonts w:ascii="Arial" w:hAnsi="Arial" w:cs="Arial"/>
+                <w:color w:val="C00000"/>
+                <w:sz w:val="20"/>
+                <w:szCs w:val="20"/>
+              </w:rPr>
+              <w:t>After logging in, the header should say “Welcome, Joshua F.” next to the Log Out button on the right side of the header</w:t>
+            </w:r>
+          </w:p>
+        </w:tc>
+        <w:tc>
+          <w:tcPr>
+            <w:tcW w:w="2148" w:type="dxa"/>
+          </w:tcPr>
+          <w:p>
+            <w:pPr>
+              <w:spacing w:before="80" w:after="80"/>
+              <w:rPr>
+                <w:rFonts w:ascii="Arial" w:hAnsi="Arial" w:cs="Arial"/>
+                <w:color w:val="C00000"/>
+                <w:sz w:val="20"/>
+                <w:szCs w:val="20"/>
+              </w:rPr>
+            </w:pPr>
+            <w:r>
+              <w:rPr>
+                <w:rFonts w:ascii="Arial" w:hAnsi="Arial" w:cs="Arial"/>
+                <w:color w:val="C00000"/>
+                <w:sz w:val="20"/>
+                <w:szCs w:val="20"/>
+              </w:rPr>
+              <w:t>pass</w:t>
+            </w:r>
+          </w:p>
+        </w:tc>
+        <w:tc>
+          <w:tcPr>
+            <w:tcW w:w="2052" w:type="dxa"/>
+          </w:tcPr>
+          <w:p>
+            <w:pPr>
+              <w:spacing w:before="80" w:after="80"/>
+              <w:rPr>
+                <w:rFonts w:ascii="Arial" w:hAnsi="Arial" w:cs="Arial"/>
+                <w:color w:val="C00000"/>
+                <w:sz w:val="20"/>
+                <w:szCs w:val="20"/>
+              </w:rPr>
+            </w:pPr>
+            <w:r>
+              <w:rPr>
+                <w:rFonts w:ascii="Arial" w:hAnsi="Arial" w:cs="Arial"/>
+                <w:color w:val="C00000"/>
+                <w:sz w:val="20"/>
+                <w:szCs w:val="20"/>
+              </w:rPr>
+              <w:t>&lt;pass/fail&gt;</w:t>
+            </w:r>
+          </w:p>
+        </w:tc>
+      </w:tr>
+      <w:tr>
+        <w:trPr>
+          <w:trHeight w:val="350"/>
+        </w:trPr>
+        <w:tc>
+          <w:tcPr>
+            <w:tcW w:w="1250" w:type="dxa"/>
+          </w:tcPr>
+          <w:p>
+            <w:pPr>
+              <w:spacing w:before="80" w:after="80"/>
+              <w:rPr>
+                <w:rFonts w:ascii="Arial" w:hAnsi="Arial" w:cs="Arial"/>
+                <w:sz w:val="20"/>
+                <w:szCs w:val="20"/>
+              </w:rPr>
+            </w:pPr>
+            <w:r>
+              <w:rPr>
+                <w:rFonts w:ascii="Arial" w:hAnsi="Arial" w:cs="Arial"/>
+                <w:sz w:val="20"/>
+                <w:szCs w:val="20"/>
+              </w:rPr>
+              <w:t>3</w:t>
+            </w:r>
+          </w:p>
+        </w:tc>
+        <w:tc>
+          <w:tcPr>
+            <w:tcW w:w="3571" w:type="dxa"/>
+          </w:tcPr>
+          <w:p>
+            <w:pPr>
+              <w:spacing w:before="80" w:after="80"/>
+              <w:rPr>
+                <w:rFonts w:ascii="Arial" w:hAnsi="Arial" w:cs="Arial"/>
+                <w:color w:val="C00000"/>
+                <w:sz w:val="20"/>
+                <w:szCs w:val="20"/>
+              </w:rPr>
+            </w:pPr>
+            <w:r>
+              <w:rPr>
+                <w:rFonts w:ascii="Arial" w:hAnsi="Arial" w:cs="Arial"/>
+                <w:color w:val="C00000"/>
+                <w:sz w:val="20"/>
+                <w:szCs w:val="20"/>
+              </w:rPr>
+              <w:t>In the navigation header, click the My Reservations link</w:t>
+            </w:r>
+          </w:p>
+        </w:tc>
+        <w:tc>
+          <w:tcPr>
+            <w:tcW w:w="3929" w:type="dxa"/>
+          </w:tcPr>
+          <w:p>
+            <w:pPr>
+              <w:spacing w:before="80" w:after="80"/>
+              <w:rPr>
+                <w:rFonts w:ascii="Arial" w:hAnsi="Arial" w:cs="Arial"/>
+                <w:color w:val="C00000"/>
+                <w:sz w:val="20"/>
+                <w:szCs w:val="20"/>
+              </w:rPr>
+            </w:pPr>
+            <w:r>
+              <w:rPr>
+                <w:rFonts w:ascii="Arial" w:hAnsi="Arial" w:cs="Arial"/>
+                <w:color w:val="C00000"/>
+                <w:sz w:val="20"/>
+                <w:szCs w:val="20"/>
+              </w:rPr>
+              <w:t>The My Reservations page loads. The Filter Your Reservations card displays the Reservation Number field; Year, Month, Status, and Sort By dropdowns; and the Apply Filters button. Two reservation cards are displayed under Your Reservations.</w:t>
+            </w:r>
+          </w:p>
+        </w:tc>
+        <w:tc>
+          <w:tcPr>
+            <w:tcW w:w="2148" w:type="dxa"/>
+          </w:tcPr>
+          <w:p>
+            <w:pPr>
+              <w:spacing w:before="80" w:after="80"/>
+              <w:rPr>
+                <w:rFonts w:ascii="Arial" w:hAnsi="Arial" w:cs="Arial"/>
+                <w:color w:val="C00000"/>
+                <w:sz w:val="20"/>
+                <w:szCs w:val="20"/>
+              </w:rPr>
+            </w:pPr>
+            <w:r>
+              <w:rPr>
+                <w:rFonts w:ascii="Arial" w:hAnsi="Arial" w:cs="Arial"/>
+                <w:color w:val="C00000"/>
+                <w:sz w:val="20"/>
+                <w:szCs w:val="20"/>
+              </w:rPr>
+              <w:t>pass</w:t>
+            </w:r>
+          </w:p>
+        </w:tc>
+        <w:tc>
+          <w:tcPr>
+            <w:tcW w:w="2052" w:type="dxa"/>
+          </w:tcPr>
+          <w:p>
+            <w:pPr>
+              <w:spacing w:before="80" w:after="80"/>
+              <w:rPr>
+                <w:rFonts w:ascii="Arial" w:hAnsi="Arial" w:cs="Arial"/>
+                <w:color w:val="C00000"/>
+                <w:sz w:val="20"/>
+                <w:szCs w:val="20"/>
+              </w:rPr>
+            </w:pPr>
+            <w:r>
+              <w:rPr>
+                <w:rFonts w:ascii="Arial" w:hAnsi="Arial" w:cs="Arial"/>
+                <w:color w:val="C00000"/>
+                <w:sz w:val="20"/>
+                <w:szCs w:val="20"/>
+              </w:rPr>
+              <w:t>&lt;pass/fail&gt;</w:t>
+            </w:r>
+          </w:p>
+        </w:tc>
+      </w:tr>
+      <w:tr>
+        <w:trPr>
+          <w:trHeight w:val="350"/>
+        </w:trPr>
+        <w:tc>
+          <w:tcPr>
+            <w:tcW w:w="1250" w:type="dxa"/>
+          </w:tcPr>
+          <w:p>
+            <w:pPr>
+              <w:spacing w:before="80" w:after="80"/>
+              <w:rPr>
+                <w:rFonts w:ascii="Arial" w:hAnsi="Arial" w:cs="Arial"/>
+                <w:sz w:val="20"/>
+                <w:szCs w:val="20"/>
+              </w:rPr>
+            </w:pPr>
+            <w:r>
+              <w:rPr>
+                <w:rFonts w:ascii="Arial" w:hAnsi="Arial" w:cs="Arial"/>
+                <w:sz w:val="20"/>
+                <w:szCs w:val="20"/>
+              </w:rPr>
+              <w:t>4</w:t>
+            </w:r>
+          </w:p>
+        </w:tc>
+        <w:tc>
+          <w:tcPr>
+            <w:tcW w:w="3571" w:type="dxa"/>
+          </w:tcPr>
+          <w:p>
+            <w:pPr>
+              <w:spacing w:before="80" w:after="80"/>
+              <w:rPr>
+                <w:rFonts w:ascii="Arial" w:hAnsi="Arial" w:cs="Arial"/>
+                <w:color w:val="C00000"/>
+                <w:sz w:val="20"/>
+                <w:szCs w:val="20"/>
+              </w:rPr>
+            </w:pPr>
+            <w:r>
+              <w:rPr>
+                <w:rFonts w:ascii="Arial" w:hAnsi="Arial" w:cs="Arial"/>
+                <w:color w:val="C00000"/>
+                <w:sz w:val="20"/>
+                <w:szCs w:val="20"/>
+              </w:rPr>
+              <w:t xml:space="preserve">In the filter card, use the dropdown menu for Month and select April. Click the </w:t>
+            </w:r>
+            <w:r>
+              <w:rPr>
+                <w:rFonts w:ascii="Arial" w:hAnsi="Arial" w:cs="Arial"/>
+                <w:color w:val="C00000"/>
+                <w:sz w:val="20"/>
+                <w:szCs w:val="20"/>
+              </w:rPr>
+              <w:t>A</w:t>
+            </w:r>
+            <w:r>
+              <w:rPr>
+                <w:rFonts w:ascii="Arial" w:hAnsi="Arial" w:cs="Arial"/>
+                <w:color w:val="C00000"/>
+                <w:sz w:val="20"/>
+                <w:szCs w:val="20"/>
+              </w:rPr>
+              <w:t>pply Filters button</w:t>
+            </w:r>
+          </w:p>
+        </w:tc>
+        <w:tc>
+          <w:tcPr>
+            <w:tcW w:w="3929" w:type="dxa"/>
+          </w:tcPr>
+          <w:p>
+            <w:pPr>
+              <w:spacing w:before="80" w:after="80"/>
+              <w:rPr>
+                <w:rFonts w:ascii="Arial" w:hAnsi="Arial" w:cs="Arial"/>
+                <w:color w:val="C00000"/>
+                <w:sz w:val="20"/>
+                <w:szCs w:val="20"/>
+              </w:rPr>
+            </w:pPr>
+            <w:r>
+              <w:rPr>
+                <w:rFonts w:ascii="Arial" w:hAnsi="Arial" w:cs="Arial"/>
+                <w:color w:val="C00000"/>
+                <w:sz w:val="20"/>
+                <w:szCs w:val="20"/>
+              </w:rPr>
+              <w:t>The only reservation card should be for reservation MB-00015 with a start date of Apr 17, 2026.</w:t>
+            </w:r>
+          </w:p>
+        </w:tc>
+        <w:tc>
+          <w:tcPr>
+            <w:tcW w:w="2148" w:type="dxa"/>
+          </w:tcPr>
+          <w:p>
+            <w:pPr>
+              <w:spacing w:before="80" w:after="80"/>
+              <w:rPr>
+                <w:rFonts w:ascii="Arial" w:hAnsi="Arial" w:cs="Arial"/>
+                <w:color w:val="C00000"/>
+                <w:sz w:val="20"/>
+                <w:szCs w:val="20"/>
+              </w:rPr>
+            </w:pPr>
+            <w:r>
+              <w:rPr>
+                <w:rFonts w:ascii="Arial" w:hAnsi="Arial" w:cs="Arial"/>
+                <w:color w:val="C00000"/>
+                <w:sz w:val="20"/>
+                <w:szCs w:val="20"/>
+              </w:rPr>
+              <w:t>pass</w:t>
+            </w:r>
+          </w:p>
+        </w:tc>
+        <w:tc>
+          <w:tcPr>
+            <w:tcW w:w="2052" w:type="dxa"/>
+          </w:tcPr>
+          <w:p>
+            <w:pPr>
+              <w:spacing w:before="80" w:after="80"/>
+              <w:rPr>
+                <w:rFonts w:ascii="Arial" w:hAnsi="Arial" w:cs="Arial"/>
+                <w:color w:val="C00000"/>
+                <w:sz w:val="20"/>
+                <w:szCs w:val="20"/>
+              </w:rPr>
+            </w:pPr>
+          </w:p>
+        </w:tc>
+      </w:tr>
+      <w:tr>
+        <w:trPr>
+          <w:trHeight w:val="350"/>
+        </w:trPr>
+        <w:tc>
+          <w:tcPr>
+            <w:tcW w:w="1250" w:type="dxa"/>
+          </w:tcPr>
+          <w:p>
+            <w:pPr>
+              <w:spacing w:before="80" w:after="80"/>
+              <w:rPr>
+                <w:rFonts w:ascii="Arial" w:hAnsi="Arial" w:cs="Arial"/>
+                <w:sz w:val="20"/>
+                <w:szCs w:val="20"/>
+              </w:rPr>
+            </w:pPr>
+            <w:r>
+              <w:rPr>
+                <w:rFonts w:ascii="Arial" w:hAnsi="Arial" w:cs="Arial"/>
+                <w:sz w:val="20"/>
+                <w:szCs w:val="20"/>
+              </w:rPr>
+              <w:t>5</w:t>
+            </w:r>
+          </w:p>
+        </w:tc>
+        <w:tc>
+          <w:tcPr>
+            <w:tcW w:w="3571" w:type="dxa"/>
+          </w:tcPr>
+          <w:p>
+            <w:pPr>
+              <w:spacing w:before="80" w:after="80"/>
+              <w:rPr>
+                <w:rFonts w:ascii="Arial" w:hAnsi="Arial" w:cs="Arial"/>
+                <w:color w:val="C00000"/>
+                <w:sz w:val="20"/>
+                <w:szCs w:val="20"/>
+              </w:rPr>
+            </w:pPr>
+            <w:r>
+              <w:rPr>
+                <w:rFonts w:ascii="Arial" w:hAnsi="Arial" w:cs="Arial"/>
+                <w:color w:val="C00000"/>
+                <w:sz w:val="20"/>
+                <w:szCs w:val="20"/>
+              </w:rPr>
+              <w:t>In the filter card, change the month dropdown menu back to All Months. The select Oldest First under the Sort By dropdown menu. Click the Apply Filters button</w:t>
+            </w:r>
+          </w:p>
+        </w:tc>
+        <w:tc>
+          <w:tcPr>
+            <w:tcW w:w="3929" w:type="dxa"/>
+          </w:tcPr>
+          <w:p>
+            <w:pPr>
+              <w:spacing w:before="80" w:after="80"/>
+              <w:rPr>
+                <w:rFonts w:ascii="Arial" w:hAnsi="Arial" w:cs="Arial"/>
+                <w:color w:val="C00000"/>
+                <w:sz w:val="20"/>
+                <w:szCs w:val="20"/>
+              </w:rPr>
+            </w:pPr>
+            <w:r>
+              <w:rPr>
+                <w:rFonts w:ascii="Arial" w:hAnsi="Arial" w:cs="Arial"/>
+                <w:color w:val="C00000"/>
+                <w:sz w:val="20"/>
+                <w:szCs w:val="20"/>
+              </w:rPr>
+              <w:t>Both reservation cards should display and reservation # MB-00015 should be ordered first</w:t>
+            </w:r>
+          </w:p>
+        </w:tc>
+        <w:tc>
+          <w:tcPr>
+            <w:tcW w:w="2148" w:type="dxa"/>
+          </w:tcPr>
+          <w:p>
+            <w:pPr>
+              <w:spacing w:before="80" w:after="80"/>
+              <w:rPr>
+                <w:rFonts w:ascii="Arial" w:hAnsi="Arial" w:cs="Arial"/>
+                <w:color w:val="C00000"/>
+                <w:sz w:val="20"/>
+                <w:szCs w:val="20"/>
+              </w:rPr>
+            </w:pPr>
+            <w:r>
+              <w:rPr>
+                <w:rFonts w:ascii="Arial" w:hAnsi="Arial" w:cs="Arial"/>
+                <w:color w:val="C00000"/>
+                <w:sz w:val="20"/>
+                <w:szCs w:val="20"/>
+              </w:rPr>
+              <w:t>Pass</w:t>
+            </w:r>
+          </w:p>
+        </w:tc>
+        <w:tc>
+          <w:tcPr>
+            <w:tcW w:w="2052" w:type="dxa"/>
+          </w:tcPr>
+          <w:p>
+            <w:pPr>
+              <w:spacing w:before="80" w:after="80"/>
+              <w:rPr>
+                <w:rFonts w:ascii="Arial" w:hAnsi="Arial" w:cs="Arial"/>
+                <w:color w:val="C00000"/>
+                <w:sz w:val="20"/>
+                <w:szCs w:val="20"/>
+              </w:rPr>
+            </w:pPr>
+          </w:p>
+        </w:tc>
+      </w:tr>
+      <w:tr>
+        <w:trPr>
+          <w:trHeight w:val="350"/>
+        </w:trPr>
+        <w:tc>
+          <w:tcPr>
+            <w:tcW w:w="1250" w:type="dxa"/>
+          </w:tcPr>
+          <w:p>
+            <w:pPr>
+              <w:spacing w:before="80" w:after="80"/>
+              <w:rPr>
+                <w:rFonts w:ascii="Arial" w:hAnsi="Arial" w:cs="Arial"/>
+                <w:sz w:val="20"/>
+                <w:szCs w:val="20"/>
+              </w:rPr>
+            </w:pPr>
+            <w:r>
+              <w:rPr>
+                <w:rFonts w:ascii="Arial" w:hAnsi="Arial" w:cs="Arial"/>
+                <w:sz w:val="20"/>
+                <w:szCs w:val="20"/>
+              </w:rPr>
+              <w:lastRenderedPageBreak/>
+              <w:t>6</w:t>
+            </w:r>
+          </w:p>
+        </w:tc>
+        <w:tc>
+          <w:tcPr>
+            <w:tcW w:w="3571" w:type="dxa"/>
+          </w:tcPr>
+          <w:p>
+            <w:pPr>
+              <w:spacing w:before="80" w:after="80"/>
+              <w:rPr>
+                <w:rFonts w:ascii="Arial" w:hAnsi="Arial" w:cs="Arial"/>
+                <w:color w:val="C00000"/>
+                <w:sz w:val="20"/>
+                <w:szCs w:val="20"/>
+              </w:rPr>
+            </w:pPr>
+            <w:r>
+              <w:rPr>
+                <w:rFonts w:ascii="Arial" w:hAnsi="Arial" w:cs="Arial"/>
+                <w:color w:val="C00000"/>
+                <w:sz w:val="20"/>
+                <w:szCs w:val="20"/>
+              </w:rPr>
+              <w:t xml:space="preserve">Under the Status dropdown on the filter card, select </w:t>
+            </w:r>
+            <w:r>
+              <w:rPr>
+                <w:rFonts w:ascii="Arial" w:hAnsi="Arial" w:cs="Arial"/>
+                <w:color w:val="C00000"/>
+                <w:sz w:val="20"/>
+                <w:szCs w:val="20"/>
+              </w:rPr>
+              <w:t>C</w:t>
+            </w:r>
+            <w:r>
+              <w:rPr>
+                <w:rFonts w:ascii="Arial" w:hAnsi="Arial" w:cs="Arial"/>
+                <w:color w:val="C00000"/>
+                <w:sz w:val="20"/>
+                <w:szCs w:val="20"/>
+              </w:rPr>
+              <w:t>ancelled and click Apply Filters</w:t>
+            </w:r>
+          </w:p>
+        </w:tc>
+        <w:tc>
+          <w:tcPr>
+            <w:tcW w:w="3929" w:type="dxa"/>
+          </w:tcPr>
+          <w:p>
+            <w:pPr>
+              <w:spacing w:before="80" w:after="80"/>
+              <w:rPr>
+                <w:rFonts w:ascii="Arial" w:hAnsi="Arial" w:cs="Arial"/>
+                <w:color w:val="C00000"/>
+                <w:sz w:val="20"/>
+                <w:szCs w:val="20"/>
+              </w:rPr>
+            </w:pPr>
+            <w:r>
+              <w:rPr>
+                <w:rFonts w:ascii="Arial" w:hAnsi="Arial" w:cs="Arial"/>
+                <w:color w:val="C00000"/>
+                <w:sz w:val="20"/>
+                <w:szCs w:val="20"/>
+              </w:rPr>
+              <w:t xml:space="preserve">No reservations should appear and a message that reads “No reservations match these filters.” should display. Below the message a </w:t>
+            </w:r>
+            <w:r>
+              <w:rPr>
+                <w:rFonts w:ascii="Arial" w:hAnsi="Arial" w:cs="Arial"/>
+                <w:color w:val="C00000"/>
+                <w:sz w:val="20"/>
+                <w:szCs w:val="20"/>
+              </w:rPr>
+              <w:t>C</w:t>
+            </w:r>
+            <w:r>
+              <w:rPr>
+                <w:rFonts w:ascii="Arial" w:hAnsi="Arial" w:cs="Arial"/>
+                <w:color w:val="C00000"/>
+                <w:sz w:val="20"/>
+                <w:szCs w:val="20"/>
+              </w:rPr>
+              <w:t xml:space="preserve">lear </w:t>
+            </w:r>
+            <w:r>
+              <w:rPr>
+                <w:rFonts w:ascii="Arial" w:hAnsi="Arial" w:cs="Arial"/>
+                <w:color w:val="C00000"/>
+                <w:sz w:val="20"/>
+                <w:szCs w:val="20"/>
+              </w:rPr>
+              <w:t>F</w:t>
+            </w:r>
+            <w:r>
+              <w:rPr>
+                <w:rFonts w:ascii="Arial" w:hAnsi="Arial" w:cs="Arial"/>
+                <w:color w:val="C00000"/>
+                <w:sz w:val="20"/>
+                <w:szCs w:val="20"/>
+              </w:rPr>
+              <w:t>ilters hyperlink should appear.</w:t>
+            </w:r>
+          </w:p>
+        </w:tc>
+        <w:tc>
+          <w:tcPr>
+            <w:tcW w:w="2148" w:type="dxa"/>
+          </w:tcPr>
+          <w:p>
+            <w:pPr>
+              <w:spacing w:before="80" w:after="80"/>
+              <w:rPr>
+                <w:rFonts w:ascii="Arial" w:hAnsi="Arial" w:cs="Arial"/>
+                <w:color w:val="C00000"/>
+                <w:sz w:val="20"/>
+                <w:szCs w:val="20"/>
+              </w:rPr>
+            </w:pPr>
+          </w:p>
+        </w:tc>
+        <w:tc>
+          <w:tcPr>
+            <w:tcW w:w="2052" w:type="dxa"/>
+          </w:tcPr>
+          <w:p>
+            <w:pPr>
+              <w:spacing w:before="80" w:after="80"/>
+              <w:rPr>
+                <w:rFonts w:ascii="Arial" w:hAnsi="Arial" w:cs="Arial"/>
+                <w:color w:val="C00000"/>
+                <w:sz w:val="20"/>
+                <w:szCs w:val="20"/>
+              </w:rPr>
+            </w:pPr>
+          </w:p>
+        </w:tc>
+      </w:tr>
+      <w:tr>
+        <w:trPr>
+          <w:trHeight w:val="350"/>
+        </w:trPr>
+        <w:tc>
+          <w:tcPr>
+            <w:tcW w:w="1250" w:type="dxa"/>
+          </w:tcPr>
+          <w:p>
+            <w:pPr>
+              <w:spacing w:before="80" w:after="80"/>
+              <w:rPr>
+                <w:rFonts w:ascii="Arial" w:hAnsi="Arial" w:cs="Arial"/>
+                <w:sz w:val="20"/>
+                <w:szCs w:val="20"/>
+              </w:rPr>
+            </w:pPr>
+            <w:r>
+              <w:rPr>
+                <w:rFonts w:ascii="Arial" w:hAnsi="Arial" w:cs="Arial"/>
+                <w:sz w:val="20"/>
+                <w:szCs w:val="20"/>
+              </w:rPr>
+              <w:t>7</w:t>
+            </w:r>
+          </w:p>
+        </w:tc>
+        <w:tc>
+          <w:tcPr>
+            <w:tcW w:w="3571" w:type="dxa"/>
+          </w:tcPr>
+          <w:p>
+            <w:pPr>
+              <w:spacing w:before="80" w:after="80"/>
+              <w:rPr>
+                <w:rFonts w:ascii="Arial" w:hAnsi="Arial" w:cs="Arial"/>
+                <w:color w:val="C00000"/>
+                <w:sz w:val="20"/>
+                <w:szCs w:val="20"/>
+              </w:rPr>
+            </w:pPr>
+            <w:r>
+              <w:rPr>
+                <w:rFonts w:ascii="Arial" w:hAnsi="Arial" w:cs="Arial"/>
+                <w:color w:val="C00000"/>
+                <w:sz w:val="20"/>
+                <w:szCs w:val="20"/>
+              </w:rPr>
+              <w:t>Using the Reservation Number field, type in “</w:t>
+            </w:r>
+            <w:r>
+              <w:rPr>
+                <w:rFonts w:ascii="Arial" w:hAnsi="Arial" w:cs="Arial"/>
+                <w:color w:val="C00000"/>
+                <w:sz w:val="20"/>
+                <w:szCs w:val="20"/>
+              </w:rPr>
+              <w:t>MB-00015</w:t>
+            </w:r>
+            <w:r>
+              <w:rPr>
+                <w:rFonts w:ascii="Arial" w:hAnsi="Arial" w:cs="Arial"/>
+                <w:color w:val="C00000"/>
+                <w:sz w:val="20"/>
+                <w:szCs w:val="20"/>
+              </w:rPr>
+              <w:t>” and click Apply Filters</w:t>
+            </w:r>
+          </w:p>
+        </w:tc>
+        <w:tc>
+          <w:tcPr>
+            <w:tcW w:w="3929" w:type="dxa"/>
+          </w:tcPr>
+          <w:p>
+            <w:pPr>
+              <w:spacing w:before="80" w:after="80"/>
+              <w:rPr>
+                <w:rFonts w:ascii="Arial" w:hAnsi="Arial" w:cs="Arial"/>
+                <w:color w:val="C00000"/>
+                <w:sz w:val="20"/>
+                <w:szCs w:val="20"/>
+              </w:rPr>
+            </w:pPr>
+            <w:r>
+              <w:rPr>
+                <w:rFonts w:ascii="Arial" w:hAnsi="Arial" w:cs="Arial"/>
+                <w:color w:val="C00000"/>
+                <w:sz w:val="20"/>
+                <w:szCs w:val="20"/>
+              </w:rPr>
+              <w:t>Only reservation #</w:t>
+            </w:r>
+            <w:r>
+              <w:rPr>
+                <w:rFonts w:ascii="Arial" w:hAnsi="Arial" w:cs="Arial"/>
+                <w:color w:val="C00000"/>
+                <w:sz w:val="20"/>
+                <w:szCs w:val="20"/>
+              </w:rPr>
+              <w:t xml:space="preserve"> </w:t>
+            </w:r>
+            <w:r>
+              <w:rPr>
+                <w:rFonts w:ascii="Arial" w:hAnsi="Arial" w:cs="Arial"/>
+                <w:color w:val="C00000"/>
+                <w:sz w:val="20"/>
+                <w:szCs w:val="20"/>
+              </w:rPr>
+              <w:t>MB-00015</w:t>
+            </w:r>
+            <w:r>
+              <w:rPr>
+                <w:rFonts w:ascii="Arial" w:hAnsi="Arial" w:cs="Arial"/>
+                <w:color w:val="C00000"/>
+                <w:sz w:val="20"/>
+                <w:szCs w:val="20"/>
+              </w:rPr>
+              <w:t xml:space="preserve"> should appear in the results.</w:t>
+            </w:r>
+          </w:p>
+        </w:tc>
+        <w:tc>
+          <w:tcPr>
+            <w:tcW w:w="2148" w:type="dxa"/>
+          </w:tcPr>
+          <w:p>
+            <w:pPr>
+              <w:spacing w:before="80" w:after="80"/>
+              <w:rPr>
+                <w:rFonts w:ascii="Arial" w:hAnsi="Arial" w:cs="Arial"/>
+                <w:color w:val="C00000"/>
+                <w:sz w:val="20"/>
+                <w:szCs w:val="20"/>
+              </w:rPr>
+            </w:pPr>
+            <w:r>
+              <w:rPr>
+                <w:rFonts w:ascii="Arial" w:hAnsi="Arial" w:cs="Arial"/>
+                <w:color w:val="C00000"/>
+                <w:sz w:val="20"/>
+                <w:szCs w:val="20"/>
+              </w:rPr>
+              <w:t>pass</w:t>
+            </w:r>
+          </w:p>
+        </w:tc>
+        <w:tc>
+          <w:tcPr>
+            <w:tcW w:w="2052" w:type="dxa"/>
+          </w:tcPr>
+          <w:p>
+            <w:pPr>
+              <w:spacing w:before="80" w:after="80"/>
+              <w:rPr>
+                <w:rFonts w:ascii="Arial" w:hAnsi="Arial" w:cs="Arial"/>
+                <w:color w:val="C00000"/>
+                <w:sz w:val="20"/>
+                <w:szCs w:val="20"/>
+              </w:rPr>
+            </w:pPr>
+          </w:p>
+        </w:tc>
+      </w:tr>
+      <w:tr>
+        <w:trPr>
+          <w:trHeight w:val="350"/>
+        </w:trPr>
+        <w:tc>
+          <w:tcPr>
+            <w:tcW w:w="1250" w:type="dxa"/>
+          </w:tcPr>
+          <w:p>
+            <w:pPr>
+              <w:spacing w:before="80" w:after="80"/>
+              <w:rPr>
+                <w:rFonts w:ascii="Arial" w:hAnsi="Arial" w:cs="Arial"/>
+                <w:sz w:val="20"/>
+                <w:szCs w:val="20"/>
+              </w:rPr>
+            </w:pPr>
+            <w:r>
+              <w:rPr>
+                <w:rFonts w:ascii="Arial" w:hAnsi="Arial" w:cs="Arial"/>
+                <w:sz w:val="20"/>
+                <w:szCs w:val="20"/>
+              </w:rPr>
+              <w:t>8</w:t>
+            </w:r>
+          </w:p>
+        </w:tc>
+        <w:tc>
+          <w:tcPr>
+            <w:tcW w:w="3571" w:type="dxa"/>
+          </w:tcPr>
+          <w:p>
+            <w:pPr>
+              <w:spacing w:before="80" w:after="80"/>
+              <w:rPr>
+                <w:rFonts w:ascii="Arial" w:hAnsi="Arial" w:cs="Arial"/>
+                <w:color w:val="C00000"/>
+                <w:sz w:val="20"/>
+                <w:szCs w:val="20"/>
+              </w:rPr>
+            </w:pPr>
+            <w:r>
+              <w:rPr>
+                <w:rFonts w:ascii="Arial" w:hAnsi="Arial" w:cs="Arial"/>
+                <w:color w:val="C00000"/>
+                <w:sz w:val="20"/>
+                <w:szCs w:val="20"/>
+              </w:rPr>
+              <w:t xml:space="preserve">To the right of the Apply Filters button, verify the </w:t>
+            </w:r>
+            <w:r>
+              <w:rPr>
+                <w:rFonts w:ascii="Arial" w:hAnsi="Arial" w:cs="Arial"/>
+                <w:color w:val="C00000"/>
+                <w:sz w:val="20"/>
+                <w:szCs w:val="20"/>
+              </w:rPr>
+              <w:t>C</w:t>
+            </w:r>
+            <w:r>
+              <w:rPr>
+                <w:rFonts w:ascii="Arial" w:hAnsi="Arial" w:cs="Arial"/>
+                <w:color w:val="C00000"/>
+                <w:sz w:val="20"/>
+                <w:szCs w:val="20"/>
+              </w:rPr>
+              <w:t xml:space="preserve">lear </w:t>
+            </w:r>
+            <w:r>
+              <w:rPr>
+                <w:rFonts w:ascii="Arial" w:hAnsi="Arial" w:cs="Arial"/>
+                <w:color w:val="C00000"/>
+                <w:sz w:val="20"/>
+                <w:szCs w:val="20"/>
+              </w:rPr>
+              <w:t>F</w:t>
+            </w:r>
+            <w:r>
+              <w:rPr>
+                <w:rFonts w:ascii="Arial" w:hAnsi="Arial" w:cs="Arial"/>
+                <w:color w:val="C00000"/>
+                <w:sz w:val="20"/>
+                <w:szCs w:val="20"/>
+              </w:rPr>
+              <w:t>ilters hyperlink is visible and then click it</w:t>
+            </w:r>
+          </w:p>
+        </w:tc>
+        <w:tc>
+          <w:tcPr>
+            <w:tcW w:w="3929" w:type="dxa"/>
+          </w:tcPr>
+          <w:p>
+            <w:pPr>
+              <w:spacing w:before="80" w:after="80"/>
+              <w:rPr>
+                <w:rFonts w:ascii="Arial" w:hAnsi="Arial" w:cs="Arial"/>
+                <w:color w:val="C00000"/>
+                <w:sz w:val="20"/>
+                <w:szCs w:val="20"/>
+              </w:rPr>
+            </w:pPr>
+            <w:r>
+              <w:rPr>
+                <w:rFonts w:ascii="Arial" w:hAnsi="Arial" w:cs="Arial"/>
+                <w:color w:val="C00000"/>
+                <w:sz w:val="20"/>
+                <w:szCs w:val="20"/>
+              </w:rPr>
+              <w:t>All filter options should reset to their default</w:t>
+            </w:r>
+            <w:r>
+              <w:rPr>
+                <w:rFonts w:ascii="Arial" w:hAnsi="Arial" w:cs="Arial"/>
+                <w:color w:val="C00000"/>
+                <w:sz w:val="20"/>
+                <w:szCs w:val="20"/>
+              </w:rPr>
+              <w:t xml:space="preserve"> settings</w:t>
+            </w:r>
+            <w:r>
+              <w:rPr>
+                <w:rFonts w:ascii="Arial" w:hAnsi="Arial" w:cs="Arial"/>
+                <w:color w:val="C00000"/>
+                <w:sz w:val="20"/>
+                <w:szCs w:val="20"/>
+              </w:rPr>
+              <w:t xml:space="preserve"> and the </w:t>
+            </w:r>
+            <w:r>
+              <w:rPr>
+                <w:rFonts w:ascii="Arial" w:hAnsi="Arial" w:cs="Arial"/>
+                <w:color w:val="C00000"/>
+                <w:sz w:val="20"/>
+                <w:szCs w:val="20"/>
+              </w:rPr>
+              <w:t>C</w:t>
+            </w:r>
+            <w:r>
+              <w:rPr>
+                <w:rFonts w:ascii="Arial" w:hAnsi="Arial" w:cs="Arial"/>
+                <w:color w:val="C00000"/>
+                <w:sz w:val="20"/>
+                <w:szCs w:val="20"/>
+              </w:rPr>
+              <w:t xml:space="preserve">lear </w:t>
+            </w:r>
+            <w:r>
+              <w:rPr>
+                <w:rFonts w:ascii="Arial" w:hAnsi="Arial" w:cs="Arial"/>
+                <w:color w:val="C00000"/>
+                <w:sz w:val="20"/>
+                <w:szCs w:val="20"/>
+              </w:rPr>
+              <w:t>F</w:t>
+            </w:r>
+            <w:r>
+              <w:rPr>
+                <w:rFonts w:ascii="Arial" w:hAnsi="Arial" w:cs="Arial"/>
+                <w:color w:val="C00000"/>
+                <w:sz w:val="20"/>
+                <w:szCs w:val="20"/>
+              </w:rPr>
+              <w:t>ilters hyperlink should disappear. All reservations should appear under Your Reservations again.</w:t>
+            </w:r>
+          </w:p>
+        </w:tc>
+        <w:tc>
+          <w:tcPr>
+            <w:tcW w:w="2148" w:type="dxa"/>
+          </w:tcPr>
+          <w:p>
+            <w:pPr>
+              <w:spacing w:before="80" w:after="80"/>
+              <w:rPr>
+                <w:rFonts w:ascii="Arial" w:hAnsi="Arial" w:cs="Arial"/>
+                <w:color w:val="C00000"/>
+                <w:sz w:val="20"/>
+                <w:szCs w:val="20"/>
+              </w:rPr>
+            </w:pPr>
+            <w:r>
+              <w:rPr>
+                <w:rFonts w:ascii="Arial" w:hAnsi="Arial" w:cs="Arial"/>
+                <w:color w:val="C00000"/>
+                <w:sz w:val="20"/>
+                <w:szCs w:val="20"/>
+              </w:rPr>
+              <w:t>pass</w:t>
+            </w:r>
+          </w:p>
+        </w:tc>
+        <w:tc>
+          <w:tcPr>
+            <w:tcW w:w="2052" w:type="dxa"/>
+          </w:tcPr>
+          <w:p>
+            <w:pPr>
+              <w:spacing w:before="80" w:after="80"/>
+              <w:rPr>
+                <w:rFonts w:ascii="Arial" w:hAnsi="Arial" w:cs="Arial"/>
+                <w:color w:val="C00000"/>
+                <w:sz w:val="20"/>
+                <w:szCs w:val="20"/>
+              </w:rPr>
+            </w:pPr>
+          </w:p>
+        </w:tc>
+      </w:tr>
+      <w:tr>
+        <w:trPr>
+          <w:trHeight w:val="350"/>
+        </w:trPr>
+        <w:tc>
+          <w:tcPr>
+            <w:tcW w:w="1250" w:type="dxa"/>
+          </w:tcPr>
+          <w:p>
+            <w:pPr>
+              <w:spacing w:before="80" w:after="80"/>
+              <w:rPr>
+                <w:rFonts w:ascii="Arial" w:hAnsi="Arial" w:cs="Arial"/>
+                <w:b/>
+                <w:bCs/>
+                <w:sz w:val="20"/>
+                <w:szCs w:val="20"/>
+              </w:rPr>
+            </w:pPr>
+            <w:r>
+              <w:rPr>
+                <w:rFonts w:ascii="Arial" w:hAnsi="Arial" w:cs="Arial"/>
+                <w:b/>
+                <w:bCs/>
+                <w:sz w:val="20"/>
+                <w:szCs w:val="20"/>
+              </w:rPr>
+              <w:t>Comments</w:t>
+            </w:r>
+          </w:p>
+        </w:tc>
+        <w:tc>
+          <w:tcPr>
+            <w:tcW w:w="11700" w:type="dxa"/>
+            <w:gridSpan w:val="4"/>
+          </w:tcPr>
+          <w:p>
+            <w:pPr>
+              <w:spacing w:before="80" w:after="80"/>
+              <w:rPr>
+                <w:rFonts w:ascii="Arial" w:hAnsi="Arial" w:cs="Arial"/>
+                <w:color w:val="C00000"/>
+                <w:sz w:val="20"/>
+                <w:szCs w:val="20"/>
+              </w:rPr>
+            </w:pPr>
+            <w:r>
+              <w:rPr>
+                <w:rFonts w:ascii="Arial" w:hAnsi="Arial" w:cs="Arial"/>
+                <w:color w:val="C00000"/>
+                <w:sz w:val="20"/>
+                <w:szCs w:val="20"/>
+              </w:rPr>
+              <w:t>Sara: Everything worked as expected. Each option on the filter card properly filtered out reservations. The sort functions worked as well</w:t>
+            </w:r>
+            <w:r>
+              <w:rPr>
+                <w:rFonts w:ascii="Arial" w:hAnsi="Arial" w:cs="Arial"/>
+                <w:color w:val="C00000"/>
+                <w:sz w:val="20"/>
+                <w:szCs w:val="20"/>
+              </w:rPr>
+              <w:t xml:space="preserve"> and typing in a reservation number showed that specific reservation only. Everything was </w:t>
+            </w:r>
+            <w:r>
+              <w:rPr>
+                <w:rFonts w:ascii="Arial" w:hAnsi="Arial" w:cs="Arial"/>
+                <w:color w:val="C00000"/>
+                <w:sz w:val="20"/>
+                <w:szCs w:val="20"/>
+              </w:rPr>
+              <w:t>easy to read and understand.</w:t>
+            </w:r>
+            <w:r>
+              <w:rPr>
+                <w:rFonts w:ascii="Arial" w:hAnsi="Arial" w:cs="Arial"/>
+                <w:color w:val="C00000"/>
+                <w:sz w:val="20"/>
+                <w:szCs w:val="20"/>
+              </w:rPr>
+              <w:t xml:space="preserve"> </w:t>
+            </w:r>
+          </w:p>
+        </w:tc>
+      </w:tr>
+    </w:tbl>
+    <w:p>
+      <w:pPr>
+        <w:pStyle w:val="NoSpacing"/>
+        <w:rPr>
+          <w:rFonts w:ascii="Arial" w:hAnsi="Arial" w:cs="Arial"/>
+          <w:sz w:val="24"/>
+          <w:szCs w:val="24"/>
+        </w:rPr>
+      </w:pPr>
+    </w:p>
     <w:sectPr>
-      <w:headerReference w:type="default" r:id="rId7"/>
-      <w:footerReference w:type="default" r:id="rId8"/>
+      <w:headerReference w:type="default" r:id="rId8"/>
+      <w:footerReference w:type="default" r:id="rId9"/>
       <w:pgSz w:w="15840" w:h="12240" w:orient="landscape"/>
       <w:pgMar w:top="1440" w:right="1440" w:bottom="1440" w:left="1440" w:header="720" w:footer="720" w:gutter="0"/>
       <w:cols w:space="720"/>
@@ -7673,7 +9898,7 @@
 </file>
 
 <file path=word/endnotes.xml><?xml version="1.0" encoding="utf-8"?>
-<w:endnotes xmlns:wpc="http://schemas.microsoft.com/office/word/2010/wordprocessingCanvas" xmlns:cx="http://schemas.microsoft.com/office/drawing/2014/chartex" xmlns:cx1="http://schemas.microsoft.com/office/drawing/2015/9/8/chartex" xmlns:cx2="http://schemas.microsoft.com/office/drawing/2015/10/21/chartex" xmlns:cx3="http://schemas.microsoft.com/office/drawing/2016/5/9/chartex" xmlns:cx4="http://schemas.microsoft.com/office/drawing/2016/5/10/chartex" xmlns:cx5="http://schemas.microsoft.com/office/drawing/2016/5/11/chartex" xmlns:cx6="http://schemas.microsoft.com/office/drawing/2016/5/12/chartex" xmlns:cx7="http://schemas.microsoft.com/office/drawing/2016/5/13/chartex" xmlns:cx8="http://schemas.microsoft.com/office/drawing/2016/5/14/chartex" xmlns:mc="http://schemas.openxmlformats.org/markup-compatibility/2006" xmlns:aink="http://schemas.microsoft.com/office/drawing/2016/ink" xmlns:am3d="http://schemas.microsoft.com/office/drawing/2017/model3d" xmlns:o="urn:schemas-microsoft-com:office:office" xmlns:r="http://schemas.openxmlformats.org/officeDocument/2006/relationships" xmlns:m="http://schemas.openxmlformats.org/officeDocument/2006/math" xmlns:v="urn:schemas-microsoft-com:vml" xmlns:wp14="http://schemas.microsoft.com/office/word/2010/wordprocessingDrawing" xmlns:wp="http://schemas.openxmlformats.org/drawingml/2006/wordprocessingDrawing" xmlns:w10="urn:schemas-microsoft-com:office:word" xmlns:w="http://schemas.openxmlformats.org/wordprocessingml/2006/main" xmlns:w14="http://schemas.microsoft.com/office/word/2010/wordml" xmlns:w15="http://schemas.microsoft.com/office/word/2012/wordml" xmlns:w16cex="http://schemas.microsoft.com/office/word/2018/wordml/cex" xmlns:w16cid="http://schemas.microsoft.com/office/word/2016/wordml/cid" xmlns:w16="http://schemas.microsoft.com/office/word/2018/wordml" xmlns:w16sdtdh="http://schemas.microsoft.com/office/word/2020/wordml/sdtdatahash" xmlns:w16se="http://schemas.microsoft.com/office/word/2015/wordml/symex" xmlns:wpg="http://schemas.microsoft.com/office/word/2010/wordprocessingGroup" xmlns:wpi="http://schemas.microsoft.com/office/word/2010/wordprocessingInk" xmlns:wne="http://schemas.microsoft.com/office/word/2006/wordml" xmlns:wps="http://schemas.microsoft.com/office/word/2010/wordprocessingShape" mc:Ignorable="w14 w15 w16se w16cid w16 w16cex w16sdtdh wp14">
+<w:endnotes xmlns:wpc="http://schemas.microsoft.com/office/word/2010/wordprocessingCanvas" xmlns:cx="http://schemas.microsoft.com/office/drawing/2014/chartex" xmlns:cx1="http://schemas.microsoft.com/office/drawing/2015/9/8/chartex" xmlns:cx2="http://schemas.microsoft.com/office/drawing/2015/10/21/chartex" xmlns:cx3="http://schemas.microsoft.com/office/drawing/2016/5/9/chartex" xmlns:cx4="http://schemas.microsoft.com/office/drawing/2016/5/10/chartex" xmlns:cx5="http://schemas.microsoft.com/office/drawing/2016/5/11/chartex" xmlns:cx6="http://schemas.microsoft.com/office/drawing/2016/5/12/chartex" xmlns:cx7="http://schemas.microsoft.com/office/drawing/2016/5/13/chartex" xmlns:cx8="http://schemas.microsoft.com/office/drawing/2016/5/14/chartex" xmlns:mc="http://schemas.openxmlformats.org/markup-compatibility/2006" xmlns:aink="http://schemas.microsoft.com/office/drawing/2016/ink" xmlns:am3d="http://schemas.microsoft.com/office/drawing/2017/model3d" xmlns:o="urn:schemas-microsoft-com:office:office" xmlns:oel="http://schemas.microsoft.com/office/2019/extlst" xmlns:r="http://schemas.openxmlformats.org/officeDocument/2006/relationships" xmlns:m="http://schemas.openxmlformats.org/officeDocument/2006/math" xmlns:v="urn:schemas-microsoft-com:vml" xmlns:wp14="http://schemas.microsoft.com/office/word/2010/wordprocessingDrawing" xmlns:wp="http://schemas.openxmlformats.org/drawingml/2006/wordprocessingDrawing" xmlns:w10="urn:schemas-microsoft-com:office:word" xmlns:w="http://schemas.openxmlformats.org/wordprocessingml/2006/main" xmlns:w14="http://schemas.microsoft.com/office/word/2010/wordml" xmlns:w15="http://schemas.microsoft.com/office/word/2012/wordml" xmlns:w16cex="http://schemas.microsoft.com/office/word/2018/wordml/cex" xmlns:w16cid="http://schemas.microsoft.com/office/word/2016/wordml/cid" xmlns:w16="http://schemas.microsoft.com/office/word/2018/wordml" xmlns:w16du="http://schemas.microsoft.com/office/word/2023/wordml/word16du" xmlns:w16sdtdh="http://schemas.microsoft.com/office/word/2020/wordml/sdtdatahash" xmlns:w16sdtfl="http://schemas.microsoft.com/office/word/2024/wordml/sdtformatlock" xmlns:w16se="http://schemas.microsoft.com/office/word/2015/wordml/symex" xmlns:wpg="http://schemas.microsoft.com/office/word/2010/wordprocessingGroup" xmlns:wpi="http://schemas.microsoft.com/office/word/2010/wordprocessingInk" xmlns:wne="http://schemas.microsoft.com/office/word/2006/wordml" xmlns:wps="http://schemas.microsoft.com/office/word/2010/wordprocessingShape" mc:Ignorable="w14 w15 w16se w16cid w16 w16cex w16sdtdh w16sdtfl w16du wp14">
   <w:endnote w:type="separator" w:id="-1">
     <w:p>
       <w:pPr>
@@ -7698,7 +9923,7 @@
 </file>
 
 <file path=word/footer1.xml><?xml version="1.0" encoding="utf-8"?>
-<w:ftr xmlns:wpc="http://schemas.microsoft.com/office/word/2010/wordprocessingCanvas" xmlns:cx="http://schemas.microsoft.com/office/drawing/2014/chartex" xmlns:cx1="http://schemas.microsoft.com/office/drawing/2015/9/8/chartex" xmlns:cx2="http://schemas.microsoft.com/office/drawing/2015/10/21/chartex" xmlns:cx3="http://schemas.microsoft.com/office/drawing/2016/5/9/chartex" xmlns:cx4="http://schemas.microsoft.com/office/drawing/2016/5/10/chartex" xmlns:cx5="http://schemas.microsoft.com/office/drawing/2016/5/11/chartex" xmlns:cx6="http://schemas.microsoft.com/office/drawing/2016/5/12/chartex" xmlns:cx7="http://schemas.microsoft.com/office/drawing/2016/5/13/chartex" xmlns:cx8="http://schemas.microsoft.com/office/drawing/2016/5/14/chartex" xmlns:mc="http://schemas.openxmlformats.org/markup-compatibility/2006" xmlns:aink="http://schemas.microsoft.com/office/drawing/2016/ink" xmlns:am3d="http://schemas.microsoft.com/office/drawing/2017/model3d" xmlns:o="urn:schemas-microsoft-com:office:office" xmlns:r="http://schemas.openxmlformats.org/officeDocument/2006/relationships" xmlns:m="http://schemas.openxmlformats.org/officeDocument/2006/math" xmlns:v="urn:schemas-microsoft-com:vml" xmlns:wp14="http://schemas.microsoft.com/office/word/2010/wordprocessingDrawing" xmlns:wp="http://schemas.openxmlformats.org/drawingml/2006/wordprocessingDrawing" xmlns:w10="urn:schemas-microsoft-com:office:word" xmlns:w="http://schemas.openxmlformats.org/wordprocessingml/2006/main" xmlns:w14="http://schemas.microsoft.com/office/word/2010/wordml" xmlns:w15="http://schemas.microsoft.com/office/word/2012/wordml" xmlns:w16cex="http://schemas.microsoft.com/office/word/2018/wordml/cex" xmlns:w16cid="http://schemas.microsoft.com/office/word/2016/wordml/cid" xmlns:w16="http://schemas.microsoft.com/office/word/2018/wordml" xmlns:w16sdtdh="http://schemas.microsoft.com/office/word/2020/wordml/sdtdatahash" xmlns:w16se="http://schemas.microsoft.com/office/word/2015/wordml/symex" xmlns:wpg="http://schemas.microsoft.com/office/word/2010/wordprocessingGroup" xmlns:wpi="http://schemas.microsoft.com/office/word/2010/wordprocessingInk" xmlns:wne="http://schemas.microsoft.com/office/word/2006/wordml" xmlns:wps="http://schemas.microsoft.com/office/word/2010/wordprocessingShape" mc:Ignorable="w14 w15 w16se w16cid w16 w16cex w16sdtdh wp14">
+<w:ftr xmlns:wpc="http://schemas.microsoft.com/office/word/2010/wordprocessingCanvas" xmlns:cx="http://schemas.microsoft.com/office/drawing/2014/chartex" xmlns:cx1="http://schemas.microsoft.com/office/drawing/2015/9/8/chartex" xmlns:cx2="http://schemas.microsoft.com/office/drawing/2015/10/21/chartex" xmlns:cx3="http://schemas.microsoft.com/office/drawing/2016/5/9/chartex" xmlns:cx4="http://schemas.microsoft.com/office/drawing/2016/5/10/chartex" xmlns:cx5="http://schemas.microsoft.com/office/drawing/2016/5/11/chartex" xmlns:cx6="http://schemas.microsoft.com/office/drawing/2016/5/12/chartex" xmlns:cx7="http://schemas.microsoft.com/office/drawing/2016/5/13/chartex" xmlns:cx8="http://schemas.microsoft.com/office/drawing/2016/5/14/chartex" xmlns:mc="http://schemas.openxmlformats.org/markup-compatibility/2006" xmlns:aink="http://schemas.microsoft.com/office/drawing/2016/ink" xmlns:am3d="http://schemas.microsoft.com/office/drawing/2017/model3d" xmlns:o="urn:schemas-microsoft-com:office:office" xmlns:oel="http://schemas.microsoft.com/office/2019/extlst" xmlns:r="http://schemas.openxmlformats.org/officeDocument/2006/relationships" xmlns:m="http://schemas.openxmlformats.org/officeDocument/2006/math" xmlns:v="urn:schemas-microsoft-com:vml" xmlns:wp14="http://schemas.microsoft.com/office/word/2010/wordprocessingDrawing" xmlns:wp="http://schemas.openxmlformats.org/drawingml/2006/wordprocessingDrawing" xmlns:w10="urn:schemas-microsoft-com:office:word" xmlns:w="http://schemas.openxmlformats.org/wordprocessingml/2006/main" xmlns:w14="http://schemas.microsoft.com/office/word/2010/wordml" xmlns:w15="http://schemas.microsoft.com/office/word/2012/wordml" xmlns:w16cex="http://schemas.microsoft.com/office/word/2018/wordml/cex" xmlns:w16cid="http://schemas.microsoft.com/office/word/2016/wordml/cid" xmlns:w16="http://schemas.microsoft.com/office/word/2018/wordml" xmlns:w16du="http://schemas.microsoft.com/office/word/2023/wordml/word16du" xmlns:w16sdtdh="http://schemas.microsoft.com/office/word/2020/wordml/sdtdatahash" xmlns:w16sdtfl="http://schemas.microsoft.com/office/word/2024/wordml/sdtformatlock" xmlns:w16se="http://schemas.microsoft.com/office/word/2015/wordml/symex" xmlns:wpg="http://schemas.microsoft.com/office/word/2010/wordprocessingGroup" xmlns:wpi="http://schemas.microsoft.com/office/word/2010/wordprocessingInk" xmlns:wne="http://schemas.microsoft.com/office/word/2006/wordml" xmlns:wps="http://schemas.microsoft.com/office/word/2010/wordprocessingShape" mc:Ignorable="w14 w15 w16se w16cid w16 w16cex w16sdtdh w16sdtfl w16du wp14">
   <w:p>
     <w:pPr>
       <w:pStyle w:val="Footer"/>
@@ -7835,7 +10060,7 @@
 </file>
 
 <file path=word/footnotes.xml><?xml version="1.0" encoding="utf-8"?>
-<w:footnotes xmlns:wpc="http://schemas.microsoft.com/office/word/2010/wordprocessingCanvas" xmlns:cx="http://schemas.microsoft.com/office/drawing/2014/chartex" xmlns:cx1="http://schemas.microsoft.com/office/drawing/2015/9/8/chartex" xmlns:cx2="http://schemas.microsoft.com/office/drawing/2015/10/21/chartex" xmlns:cx3="http://schemas.microsoft.com/office/drawing/2016/5/9/chartex" xmlns:cx4="http://schemas.microsoft.com/office/drawing/2016/5/10/chartex" xmlns:cx5="http://schemas.microsoft.com/office/drawing/2016/5/11/chartex" xmlns:cx6="http://schemas.microsoft.com/office/drawing/2016/5/12/chartex" xmlns:cx7="http://schemas.microsoft.com/office/drawing/2016/5/13/chartex" xmlns:cx8="http://schemas.microsoft.com/office/drawing/2016/5/14/chartex" xmlns:mc="http://schemas.openxmlformats.org/markup-compatibility/2006" xmlns:aink="http://schemas.microsoft.com/office/drawing/2016/ink" xmlns:am3d="http://schemas.microsoft.com/office/drawing/2017/model3d" xmlns:o="urn:schemas-microsoft-com:office:office" xmlns:r="http://schemas.openxmlformats.org/officeDocument/2006/relationships" xmlns:m="http://schemas.openxmlformats.org/officeDocument/2006/math" xmlns:v="urn:schemas-microsoft-com:vml" xmlns:wp14="http://schemas.microsoft.com/office/word/2010/wordprocessingDrawing" xmlns:wp="http://schemas.openxmlformats.org/drawingml/2006/wordprocessingDrawing" xmlns:w10="urn:schemas-microsoft-com:office:word" xmlns:w="http://schemas.openxmlformats.org/wordprocessingml/2006/main" xmlns:w14="http://schemas.microsoft.com/office/word/2010/wordml" xmlns:w15="http://schemas.microsoft.com/office/word/2012/wordml" xmlns:w16cex="http://schemas.microsoft.com/office/word/2018/wordml/cex" xmlns:w16cid="http://schemas.microsoft.com/office/word/2016/wordml/cid" xmlns:w16="http://schemas.microsoft.com/office/word/2018/wordml" xmlns:w16sdtdh="http://schemas.microsoft.com/office/word/2020/wordml/sdtdatahash" xmlns:w16se="http://schemas.microsoft.com/office/word/2015/wordml/symex" xmlns:wpg="http://schemas.microsoft.com/office/word/2010/wordprocessingGroup" xmlns:wpi="http://schemas.microsoft.com/office/word/2010/wordprocessingInk" xmlns:wne="http://schemas.microsoft.com/office/word/2006/wordml" xmlns:wps="http://schemas.microsoft.com/office/word/2010/wordprocessingShape" mc:Ignorable="w14 w15 w16se w16cid w16 w16cex w16sdtdh wp14">
+<w:footnotes xmlns:wpc="http://schemas.microsoft.com/office/word/2010/wordprocessingCanvas" xmlns:cx="http://schemas.microsoft.com/office/drawing/2014/chartex" xmlns:cx1="http://schemas.microsoft.com/office/drawing/2015/9/8/chartex" xmlns:cx2="http://schemas.microsoft.com/office/drawing/2015/10/21/chartex" xmlns:cx3="http://schemas.microsoft.com/office/drawing/2016/5/9/chartex" xmlns:cx4="http://schemas.microsoft.com/office/drawing/2016/5/10/chartex" xmlns:cx5="http://schemas.microsoft.com/office/drawing/2016/5/11/chartex" xmlns:cx6="http://schemas.microsoft.com/office/drawing/2016/5/12/chartex" xmlns:cx7="http://schemas.microsoft.com/office/drawing/2016/5/13/chartex" xmlns:cx8="http://schemas.microsoft.com/office/drawing/2016/5/14/chartex" xmlns:mc="http://schemas.openxmlformats.org/markup-compatibility/2006" xmlns:aink="http://schemas.microsoft.com/office/drawing/2016/ink" xmlns:am3d="http://schemas.microsoft.com/office/drawing/2017/model3d" xmlns:o="urn:schemas-microsoft-com:office:office" xmlns:oel="http://schemas.microsoft.com/office/2019/extlst" xmlns:r="http://schemas.openxmlformats.org/officeDocument/2006/relationships" xmlns:m="http://schemas.openxmlformats.org/officeDocument/2006/math" xmlns:v="urn:schemas-microsoft-com:vml" xmlns:wp14="http://schemas.microsoft.com/office/word/2010/wordprocessingDrawing" xmlns:wp="http://schemas.openxmlformats.org/drawingml/2006/wordprocessingDrawing" xmlns:w10="urn:schemas-microsoft-com:office:word" xmlns:w="http://schemas.openxmlformats.org/wordprocessingml/2006/main" xmlns:w14="http://schemas.microsoft.com/office/word/2010/wordml" xmlns:w15="http://schemas.microsoft.com/office/word/2012/wordml" xmlns:w16cex="http://schemas.microsoft.com/office/word/2018/wordml/cex" xmlns:w16cid="http://schemas.microsoft.com/office/word/2016/wordml/cid" xmlns:w16="http://schemas.microsoft.com/office/word/2018/wordml" xmlns:w16du="http://schemas.microsoft.com/office/word/2023/wordml/word16du" xmlns:w16sdtdh="http://schemas.microsoft.com/office/word/2020/wordml/sdtdatahash" xmlns:w16sdtfl="http://schemas.microsoft.com/office/word/2024/wordml/sdtformatlock" xmlns:w16se="http://schemas.microsoft.com/office/word/2015/wordml/symex" xmlns:wpg="http://schemas.microsoft.com/office/word/2010/wordprocessingGroup" xmlns:wpi="http://schemas.microsoft.com/office/word/2010/wordprocessingInk" xmlns:wne="http://schemas.microsoft.com/office/word/2006/wordml" xmlns:wps="http://schemas.microsoft.com/office/word/2010/wordprocessingShape" mc:Ignorable="w14 w15 w16se w16cid w16 w16cex w16sdtdh w16sdtfl w16du wp14">
   <w:footnote w:type="separator" w:id="-1">
     <w:p>
       <w:pPr>
@@ -7860,7 +10085,7 @@
 </file>
 
 <file path=word/header1.xml><?xml version="1.0" encoding="utf-8"?>
-<w:hdr xmlns:wpc="http://schemas.microsoft.com/office/word/2010/wordprocessingCanvas" xmlns:cx="http://schemas.microsoft.com/office/drawing/2014/chartex" xmlns:cx1="http://schemas.microsoft.com/office/drawing/2015/9/8/chartex" xmlns:cx2="http://schemas.microsoft.com/office/drawing/2015/10/21/chartex" xmlns:cx3="http://schemas.microsoft.com/office/drawing/2016/5/9/chartex" xmlns:cx4="http://schemas.microsoft.com/office/drawing/2016/5/10/chartex" xmlns:cx5="http://schemas.microsoft.com/office/drawing/2016/5/11/chartex" xmlns:cx6="http://schemas.microsoft.com/office/drawing/2016/5/12/chartex" xmlns:cx7="http://schemas.microsoft.com/office/drawing/2016/5/13/chartex" xmlns:cx8="http://schemas.microsoft.com/office/drawing/2016/5/14/chartex" xmlns:mc="http://schemas.openxmlformats.org/markup-compatibility/2006" xmlns:aink="http://schemas.microsoft.com/office/drawing/2016/ink" xmlns:am3d="http://schemas.microsoft.com/office/drawing/2017/model3d" xmlns:o="urn:schemas-microsoft-com:office:office" xmlns:r="http://schemas.openxmlformats.org/officeDocument/2006/relationships" xmlns:m="http://schemas.openxmlformats.org/officeDocument/2006/math" xmlns:v="urn:schemas-microsoft-com:vml" xmlns:wp14="http://schemas.microsoft.com/office/word/2010/wordprocessingDrawing" xmlns:wp="http://schemas.openxmlformats.org/drawingml/2006/wordprocessingDrawing" xmlns:w10="urn:schemas-microsoft-com:office:word" xmlns:w="http://schemas.openxmlformats.org/wordprocessingml/2006/main" xmlns:w14="http://schemas.microsoft.com/office/word/2010/wordml" xmlns:w15="http://schemas.microsoft.com/office/word/2012/wordml" xmlns:w16cex="http://schemas.microsoft.com/office/word/2018/wordml/cex" xmlns:w16cid="http://schemas.microsoft.com/office/word/2016/wordml/cid" xmlns:w16="http://schemas.microsoft.com/office/word/2018/wordml" xmlns:w16sdtdh="http://schemas.microsoft.com/office/word/2020/wordml/sdtdatahash" xmlns:w16se="http://schemas.microsoft.com/office/word/2015/wordml/symex" xmlns:wpg="http://schemas.microsoft.com/office/word/2010/wordprocessingGroup" xmlns:wpi="http://schemas.microsoft.com/office/word/2010/wordprocessingInk" xmlns:wne="http://schemas.microsoft.com/office/word/2006/wordml" xmlns:wps="http://schemas.microsoft.com/office/word/2010/wordprocessingShape" mc:Ignorable="w14 w15 w16se w16cid w16 w16cex w16sdtdh wp14">
+<w:hdr xmlns:wpc="http://schemas.microsoft.com/office/word/2010/wordprocessingCanvas" xmlns:cx="http://schemas.microsoft.com/office/drawing/2014/chartex" xmlns:cx1="http://schemas.microsoft.com/office/drawing/2015/9/8/chartex" xmlns:cx2="http://schemas.microsoft.com/office/drawing/2015/10/21/chartex" xmlns:cx3="http://schemas.microsoft.com/office/drawing/2016/5/9/chartex" xmlns:cx4="http://schemas.microsoft.com/office/drawing/2016/5/10/chartex" xmlns:cx5="http://schemas.microsoft.com/office/drawing/2016/5/11/chartex" xmlns:cx6="http://schemas.microsoft.com/office/drawing/2016/5/12/chartex" xmlns:cx7="http://schemas.microsoft.com/office/drawing/2016/5/13/chartex" xmlns:cx8="http://schemas.microsoft.com/office/drawing/2016/5/14/chartex" xmlns:mc="http://schemas.openxmlformats.org/markup-compatibility/2006" xmlns:aink="http://schemas.microsoft.com/office/drawing/2016/ink" xmlns:am3d="http://schemas.microsoft.com/office/drawing/2017/model3d" xmlns:o="urn:schemas-microsoft-com:office:office" xmlns:oel="http://schemas.microsoft.com/office/2019/extlst" xmlns:r="http://schemas.openxmlformats.org/officeDocument/2006/relationships" xmlns:m="http://schemas.openxmlformats.org/officeDocument/2006/math" xmlns:v="urn:schemas-microsoft-com:vml" xmlns:wp14="http://schemas.microsoft.com/office/word/2010/wordprocessingDrawing" xmlns:wp="http://schemas.openxmlformats.org/drawingml/2006/wordprocessingDrawing" xmlns:w10="urn:schemas-microsoft-com:office:word" xmlns:w="http://schemas.openxmlformats.org/wordprocessingml/2006/main" xmlns:w14="http://schemas.microsoft.com/office/word/2010/wordml" xmlns:w15="http://schemas.microsoft.com/office/word/2012/wordml" xmlns:w16cex="http://schemas.microsoft.com/office/word/2018/wordml/cex" xmlns:w16cid="http://schemas.microsoft.com/office/word/2016/wordml/cid" xmlns:w16="http://schemas.microsoft.com/office/word/2018/wordml" xmlns:w16du="http://schemas.microsoft.com/office/word/2023/wordml/word16du" xmlns:w16sdtdh="http://schemas.microsoft.com/office/word/2020/wordml/sdtdatahash" xmlns:w16sdtfl="http://schemas.microsoft.com/office/word/2024/wordml/sdtformatlock" xmlns:w16se="http://schemas.microsoft.com/office/word/2015/wordml/symex" xmlns:wpg="http://schemas.microsoft.com/office/word/2010/wordprocessingGroup" xmlns:wpi="http://schemas.microsoft.com/office/word/2010/wordprocessingInk" xmlns:wne="http://schemas.microsoft.com/office/word/2006/wordml" xmlns:wps="http://schemas.microsoft.com/office/word/2010/wordprocessingShape" mc:Ignorable="w14 w15 w16se w16cid w16 w16cex w16sdtdh w16sdtfl w16du wp14">
   <w:p>
     <w:pPr>
       <w:pStyle w:val="Header"/>
@@ -7884,7 +10109,7 @@
 </file>
 
 <file path=word/styles.xml><?xml version="1.0" encoding="utf-8"?>
-<w:styles xmlns:mc="http://schemas.openxmlformats.org/markup-compatibility/2006" xmlns:r="http://schemas.openxmlformats.org/officeDocument/2006/relationships" xmlns:w="http://schemas.openxmlformats.org/wordprocessingml/2006/main" xmlns:w14="http://schemas.microsoft.com/office/word/2010/wordml" xmlns:w15="http://schemas.microsoft.com/office/word/2012/wordml" xmlns:w16cex="http://schemas.microsoft.com/office/word/2018/wordml/cex" xmlns:w16cid="http://schemas.microsoft.com/office/word/2016/wordml/cid" xmlns:w16="http://schemas.microsoft.com/office/word/2018/wordml" xmlns:w16sdtdh="http://schemas.microsoft.com/office/word/2020/wordml/sdtdatahash" xmlns:w16se="http://schemas.microsoft.com/office/word/2015/wordml/symex" mc:Ignorable="w14 w15 w16se w16cid w16 w16cex w16sdtdh">
+<w:styles xmlns:mc="http://schemas.openxmlformats.org/markup-compatibility/2006" xmlns:r="http://schemas.openxmlformats.org/officeDocument/2006/relationships" xmlns:w="http://schemas.openxmlformats.org/wordprocessingml/2006/main" xmlns:w14="http://schemas.microsoft.com/office/word/2010/wordml" xmlns:w15="http://schemas.microsoft.com/office/word/2012/wordml" xmlns:w16cex="http://schemas.microsoft.com/office/word/2018/wordml/cex" xmlns:w16cid="http://schemas.microsoft.com/office/word/2016/wordml/cid" xmlns:w16="http://schemas.microsoft.com/office/word/2018/wordml" xmlns:w16du="http://schemas.microsoft.com/office/word/2023/wordml/word16du" xmlns:w16sdtdh="http://schemas.microsoft.com/office/word/2020/wordml/sdtdatahash" xmlns:w16sdtfl="http://schemas.microsoft.com/office/word/2024/wordml/sdtformatlock" xmlns:w16se="http://schemas.microsoft.com/office/word/2015/wordml/symex" mc:Ignorable="w14 w15 w16se w16cid w16 w16cex w16sdtdh w16sdtfl w16du">
   <w:docDefaults>
     <w:rPrDefault>
       <w:rPr>
